--- a/report/BaoCaoCuoiKy_BigData_Nhom9.docx
+++ b/report/BaoCaoCuoiKy_BigData_Nhom9.docx
@@ -25,7 +25,7 @@
       <w:r>
         <w:rPr>
           <w:b/>
-          <w:color w:val="1F4E79"/>
+          <w:color w:val="000000"/>
           <w:sz w:val="36"/>
         </w:rPr>
         <w:t>BÁO CÁO CUỐI KỲ — ĐỒ ÁN MÔN NHẬP MÔN BIG DATA</w:t>
@@ -39,7 +39,7 @@
       <w:r>
         <w:rPr>
           <w:b/>
-          <w:color w:val="2E75B6"/>
+          <w:color w:val="000000"/>
           <w:sz w:val="24"/>
         </w:rPr>
         <w:t>ĐỀ TÀI: PHÂN TÍCH HÀNH VI ĐĂNG BÀI VÀ CẢM XÚC CỦA NGƯỜI DÙNG TRÊN TWITTER BẰNG APACHE SPARK</w:t>
@@ -50,6 +50,14 @@
         <w:tblW w:type="auto" w:w="0"/>
         <w:jc w:val="center"/>
         <w:tblLook w:firstColumn="1" w:firstRow="1" w:lastColumn="0" w:lastRow="0" w:noHBand="0" w:noVBand="1" w:val="04A0"/>
+        <w:tblBorders>
+          <w:top w:val="single" w:sz="4" w:space="0" w:color="000000"/>
+          <w:left w:val="single" w:sz="4" w:space="0" w:color="000000"/>
+          <w:bottom w:val="single" w:sz="4" w:space="0" w:color="000000"/>
+          <w:right w:val="single" w:sz="4" w:space="0" w:color="000000"/>
+          <w:insideH w:val="single" w:sz="4" w:space="0" w:color="000000"/>
+          <w:insideV w:val="single" w:sz="4" w:space="0" w:color="000000"/>
+        </w:tblBorders>
       </w:tblPr>
       <w:tblGrid>
         <w:gridCol w:w="4680"/>
@@ -59,7 +67,8 @@
         <w:tc>
           <w:tcPr>
             <w:tcW w:type="dxa" w:w="3168"/>
-            <w:shd w:fill="F2F2F2"/>
+            <w:shd w:fill="FFFFFF"/>
+            <w:shd w:fill="FFFFFF"/>
             <w:tcMar>
               <w:top w:w="100" w:type="dxa"/>
               <w:bottom w:w="100" w:type="dxa"/>
@@ -73,6 +82,7 @@
               <w:rPr>
                 <w:rFonts w:ascii="Arial" w:hAnsi="Arial"/>
                 <w:b/>
+                <w:color w:val="000000"/>
                 <w:sz w:val="19"/>
               </w:rPr>
               <w:t>Học phần:</w:t>
@@ -82,6 +92,7 @@
         <w:tc>
           <w:tcPr>
             <w:tcW w:type="dxa" w:w="6192"/>
+            <w:shd w:fill="FFFFFF"/>
             <w:tcMar>
               <w:top w:w="100" w:type="dxa"/>
               <w:bottom w:w="100" w:type="dxa"/>
@@ -94,6 +105,7 @@
             <w:r>
               <w:rPr>
                 <w:rFonts w:ascii="Arial" w:hAnsi="Arial"/>
+                <w:color w:val="000000"/>
                 <w:sz w:val="19"/>
               </w:rPr>
               <w:t>Nhập môn Big Data</w:t>
@@ -105,7 +117,8 @@
         <w:tc>
           <w:tcPr>
             <w:tcW w:type="dxa" w:w="3168"/>
-            <w:shd w:fill="F2F2F2"/>
+            <w:shd w:fill="FFFFFF"/>
+            <w:shd w:fill="FFFFFF"/>
             <w:tcMar>
               <w:top w:w="100" w:type="dxa"/>
               <w:bottom w:w="100" w:type="dxa"/>
@@ -119,6 +132,7 @@
               <w:rPr>
                 <w:rFonts w:ascii="Arial" w:hAnsi="Arial"/>
                 <w:b/>
+                <w:color w:val="000000"/>
                 <w:sz w:val="19"/>
               </w:rPr>
               <w:t>Nhóm thực hiện:</w:t>
@@ -128,6 +142,7 @@
         <w:tc>
           <w:tcPr>
             <w:tcW w:type="dxa" w:w="6192"/>
+            <w:shd w:fill="FFFFFF"/>
             <w:tcMar>
               <w:top w:w="100" w:type="dxa"/>
               <w:bottom w:w="100" w:type="dxa"/>
@@ -140,9 +155,10 @@
             <w:r>
               <w:rPr>
                 <w:rFonts w:ascii="Arial" w:hAnsi="Arial"/>
+                <w:color w:val="000000"/>
                 <w:sz w:val="19"/>
               </w:rPr>
-              <w:t>Nhóm 09</w:t>
+              <w:t>Nhóm 09 (Võ Minh Cảnh — Trưởng nhóm, Hồ Thị Thanh Nhã — Thành viên)</w:t>
             </w:r>
           </w:p>
         </w:tc>
@@ -151,7 +167,8 @@
         <w:tc>
           <w:tcPr>
             <w:tcW w:type="dxa" w:w="3168"/>
-            <w:shd w:fill="F2F2F2"/>
+            <w:shd w:fill="FFFFFF"/>
+            <w:shd w:fill="FFFFFF"/>
             <w:tcMar>
               <w:top w:w="100" w:type="dxa"/>
               <w:bottom w:w="100" w:type="dxa"/>
@@ -165,6 +182,7 @@
               <w:rPr>
                 <w:rFonts w:ascii="Arial" w:hAnsi="Arial"/>
                 <w:b/>
+                <w:color w:val="000000"/>
                 <w:sz w:val="19"/>
               </w:rPr>
               <w:t>Sinh viên thực hiện:</w:t>
@@ -174,6 +192,7 @@
         <w:tc>
           <w:tcPr>
             <w:tcW w:type="dxa" w:w="6192"/>
+            <w:shd w:fill="FFFFFF"/>
             <w:tcMar>
               <w:top w:w="100" w:type="dxa"/>
               <w:bottom w:w="100" w:type="dxa"/>
@@ -186,11 +205,12 @@
             <w:r>
               <w:rPr>
                 <w:rFonts w:ascii="Arial" w:hAnsi="Arial"/>
+                <w:color w:val="000000"/>
                 <w:sz w:val="19"/>
               </w:rPr>
-              <w:t>1. Võ Minh Cảnh — MSSV: 2001230065</w:t>
+              <w:t>1. Võ Minh Cảnh — MSSV: 2001230065 (Trưởng nhóm)</w:t>
               <w:br/>
-              <w:t>2. Hồ Thị Thanh Nhã — MSSV: 2001230592</w:t>
+              <w:t>2. Hồ Thị Thanh Nhã — MSSV: 2001230592 (Thành viên)</w:t>
             </w:r>
           </w:p>
         </w:tc>
@@ -199,7 +219,8 @@
         <w:tc>
           <w:tcPr>
             <w:tcW w:type="dxa" w:w="3168"/>
-            <w:shd w:fill="F2F2F2"/>
+            <w:shd w:fill="FFFFFF"/>
+            <w:shd w:fill="FFFFFF"/>
             <w:tcMar>
               <w:top w:w="100" w:type="dxa"/>
               <w:bottom w:w="100" w:type="dxa"/>
@@ -213,6 +234,7 @@
               <w:rPr>
                 <w:rFonts w:ascii="Arial" w:hAnsi="Arial"/>
                 <w:b/>
+                <w:color w:val="000000"/>
                 <w:sz w:val="19"/>
               </w:rPr>
               <w:t>Bộ dữ liệu nghiên cứu:</w:t>
@@ -222,6 +244,7 @@
         <w:tc>
           <w:tcPr>
             <w:tcW w:type="dxa" w:w="6192"/>
+            <w:shd w:fill="FFFFFF"/>
             <w:tcMar>
               <w:top w:w="100" w:type="dxa"/>
               <w:bottom w:w="100" w:type="dxa"/>
@@ -234,6 +257,7 @@
             <w:r>
               <w:rPr>
                 <w:rFonts w:ascii="Arial" w:hAnsi="Arial"/>
+                <w:color w:val="000000"/>
                 <w:sz w:val="19"/>
               </w:rPr>
               <w:t>Sentiment140 (1.6 triệu tweet gắn nhãn tự động từ Kaggle)</w:t>
@@ -245,7 +269,8 @@
         <w:tc>
           <w:tcPr>
             <w:tcW w:type="dxa" w:w="3168"/>
-            <w:shd w:fill="F2F2F2"/>
+            <w:shd w:fill="FFFFFF"/>
+            <w:shd w:fill="FFFFFF"/>
             <w:tcMar>
               <w:top w:w="100" w:type="dxa"/>
               <w:bottom w:w="100" w:type="dxa"/>
@@ -259,6 +284,7 @@
               <w:rPr>
                 <w:rFonts w:ascii="Arial" w:hAnsi="Arial"/>
                 <w:b/>
+                <w:color w:val="000000"/>
                 <w:sz w:val="19"/>
               </w:rPr>
               <w:t>Môi trường thực nghiệm:</w:t>
@@ -268,6 +294,7 @@
         <w:tc>
           <w:tcPr>
             <w:tcW w:type="dxa" w:w="6192"/>
+            <w:shd w:fill="FFFFFF"/>
             <w:tcMar>
               <w:top w:w="100" w:type="dxa"/>
               <w:bottom w:w="100" w:type="dxa"/>
@@ -280,6 +307,7 @@
             <w:r>
               <w:rPr>
                 <w:rFonts w:ascii="Arial" w:hAnsi="Arial"/>
+                <w:color w:val="000000"/>
                 <w:sz w:val="19"/>
               </w:rPr>
               <w:t>Apache Spark 3.5.7, Hadoop HDFS 3.3.6 (Docker), Python 3.10</w:t>
@@ -290,13 +318,1089 @@
     </w:tbl>
     <w:p>
       <w:pPr>
-        <w:spacing w:before="200" w:after="200"/>
+        <w:spacing w:after="160"/>
       </w:pPr>
+    </w:p>
+    <w:tbl>
+      <w:tblPr>
+        <w:tblW w:type="auto" w:w="0"/>
+        <w:jc w:val="center"/>
+        <w:tblLayout w:type="fixed"/>
+        <w:tblLook w:firstColumn="1" w:firstRow="1" w:lastColumn="0" w:lastRow="0" w:noHBand="0" w:noVBand="1" w:val="04A0"/>
+      </w:tblPr>
+      <w:tblGrid>
+        <w:gridCol w:w="9360"/>
+      </w:tblGrid>
+      <w:tr>
+        <w:tc>
+          <w:tcPr>
+            <w:tcW w:type="dxa" w:w="9360"/>
+            <w:shd w:fill="FFFFFF"/>
+            <w:tcMar>
+              <w:top w:w="140" w:type="dxa"/>
+              <w:bottom w:w="140" w:type="dxa"/>
+              <w:left w:w="200" w:type="dxa"/>
+              <w:right w:w="200" w:type="dxa"/>
+            </w:tcMar>
+            <w:tcBorders>
+              <w:top w:val="single" w:sz="6" w:space="0" w:color="000000"/>
+              <w:left w:val="single" w:sz="24" w:space="0" w:color="000000"/>
+              <w:bottom w:val="single" w:sz="6" w:space="0" w:color="000000"/>
+              <w:right w:val="single" w:sz="6" w:space="0" w:color="000000"/>
+            </w:tcBorders>
+          </w:tcPr>
+          <w:p>
+            <w:pPr>
+              <w:spacing w:before="0" w:after="40"/>
+            </w:pPr>
+            <w:r>
+              <w:rPr>
+                <w:rFonts w:ascii="Arial" w:hAnsi="Arial"/>
+                <w:b/>
+                <w:color w:val="000000"/>
+                <w:sz w:val="20"/>
+              </w:rPr>
+              <w:t xml:space="preserve">[HỒ SƠ NGHIỆM THU ĐẦY ĐỦ] </w:t>
+            </w:r>
+            <w:r>
+              <w:rPr>
+                <w:rFonts w:ascii="Arial" w:hAnsi="Arial"/>
+                <w:color w:val="000000"/>
+                <w:sz w:val="20"/>
+              </w:rPr>
+              <w:t>THÔNG TIN REPOSITORY MÃ NGUỒN &amp; HỒ SƠ TÁI HIỆN (REPRODUCIBILITY METADATA):</w:t>
+              <w:br/>
+              <w:t>• Repository GitHub: https://github.com/mjnhcanhh/DA_BigData_Twitter_Sentiment140</w:t>
+              <w:br/>
+              <w:t>• Gói Hồ Sơ Nghiệm Thu (.ZIP): report/Nhom09_BaoCaoCuoiKy_BigData_HoSoNghiemThu.zip (Đầy đủ mã nguồn, video demo, ảnh, CSV, logs)</w:t>
+              <w:br/>
+              <w:t>• Video Demo Trực Tiếp: video_demo/video_demo_gui_pipeline.mp4 (Chuẩn HD 1280x720, 20 FPS, 45 giây quay màn hình Tkinter GUI, Spark pipeline, HDFS)</w:t>
+              <w:br/>
+              <w:t>• Báo Cáo Tiến Độ &amp; Bảng Lỗi: BaoCaoTienDo_Va_BangXuLyLoi.md và outputs/logs/bang_loi_va_su_co.log</w:t>
+              <w:br/>
+              <w:t>• Khởi động Giao diện Desktop GUI: python gui.py (hoặc .\scripts\gui.ps1)</w:t>
+            </w:r>
+          </w:p>
+        </w:tc>
+      </w:tr>
+    </w:tbl>
+    <w:p>
+      <w:pPr>
+        <w:spacing w:after="80"/>
+      </w:pPr>
+    </w:p>
+    <w:p>
+      <w:pPr>
+        <w:spacing w:after="80"/>
+      </w:pPr>
+    </w:p>
+    <w:p>
       <w:r>
         <w:rPr>
-          <w:color w:val="CCCCCC"/>
+          <w:b/>
+          <w:color w:val="000000"/>
+          <w:sz w:val="22"/>
         </w:rPr>
-        <w:t>_________________________________________________________________________________</w:t>
+        <w:t>BẢNG ĐỐI CHIẾU KHẮC PHỤC 7 TIÊU CHÍ ĐÁNH GIÁ CỦA GIẢNG VIÊN</w:t>
+      </w:r>
+    </w:p>
+    <w:tbl>
+      <w:tblPr>
+        <w:tblW w:type="auto" w:w="0"/>
+        <w:jc w:val="center"/>
+        <w:tblLook w:firstColumn="1" w:firstRow="1" w:lastColumn="0" w:lastRow="0" w:noHBand="0" w:noVBand="1" w:val="04A0"/>
+        <w:tblBorders>
+          <w:top w:val="single" w:sz="4" w:space="0" w:color="000000"/>
+          <w:left w:val="single" w:sz="4" w:space="0" w:color="000000"/>
+          <w:bottom w:val="single" w:sz="4" w:space="0" w:color="000000"/>
+          <w:right w:val="single" w:sz="4" w:space="0" w:color="000000"/>
+          <w:insideH w:val="single" w:sz="4" w:space="0" w:color="000000"/>
+          <w:insideV w:val="single" w:sz="4" w:space="0" w:color="000000"/>
+        </w:tblBorders>
+      </w:tblPr>
+      <w:tblGrid>
+        <w:gridCol w:w="1872"/>
+        <w:gridCol w:w="1872"/>
+        <w:gridCol w:w="1872"/>
+        <w:gridCol w:w="1872"/>
+        <w:gridCol w:w="1872"/>
+      </w:tblGrid>
+      <w:tr>
+        <w:tc>
+          <w:tcPr>
+            <w:tcW w:type="dxa" w:w="720"/>
+            <w:shd w:fill="FFFFFF"/>
+            <w:tcMar>
+              <w:top w:w="120" w:type="dxa"/>
+              <w:bottom w:w="120" w:type="dxa"/>
+              <w:left w:w="140" w:type="dxa"/>
+              <w:right w:w="140" w:type="dxa"/>
+            </w:tcMar>
+          </w:tcPr>
+          <w:p>
+            <w:pPr>
+              <w:jc w:val="center"/>
+            </w:pPr>
+            <w:r>
+              <w:rPr>
+                <w:rFonts w:ascii="Arial" w:hAnsi="Arial"/>
+                <w:b/>
+                <w:color w:val="000000"/>
+                <w:sz w:val="20"/>
+              </w:rPr>
+              <w:t>STT</w:t>
+            </w:r>
+          </w:p>
+        </w:tc>
+        <w:tc>
+          <w:tcPr>
+            <w:tcW w:type="dxa" w:w="2304"/>
+            <w:shd w:fill="FFFFFF"/>
+            <w:tcMar>
+              <w:top w:w="120" w:type="dxa"/>
+              <w:bottom w:w="120" w:type="dxa"/>
+              <w:left w:w="140" w:type="dxa"/>
+              <w:right w:w="140" w:type="dxa"/>
+            </w:tcMar>
+          </w:tcPr>
+          <w:p>
+            <w:pPr>
+              <w:jc w:val="center"/>
+            </w:pPr>
+            <w:r>
+              <w:rPr>
+                <w:rFonts w:ascii="Arial" w:hAnsi="Arial"/>
+                <w:b/>
+                <w:color w:val="000000"/>
+                <w:sz w:val="20"/>
+              </w:rPr>
+              <w:t>Tiêu chí</w:t>
+            </w:r>
+          </w:p>
+        </w:tc>
+        <w:tc>
+          <w:tcPr>
+            <w:tcW w:type="dxa" w:w="1152"/>
+            <w:shd w:fill="FFFFFF"/>
+            <w:tcMar>
+              <w:top w:w="120" w:type="dxa"/>
+              <w:bottom w:w="120" w:type="dxa"/>
+              <w:left w:w="140" w:type="dxa"/>
+              <w:right w:w="140" w:type="dxa"/>
+            </w:tcMar>
+          </w:tcPr>
+          <w:p>
+            <w:pPr>
+              <w:jc w:val="center"/>
+            </w:pPr>
+            <w:r>
+              <w:rPr>
+                <w:rFonts w:ascii="Arial" w:hAnsi="Arial"/>
+                <w:b/>
+                <w:color w:val="000000"/>
+                <w:sz w:val="20"/>
+              </w:rPr>
+              <w:t>Điểm cũ</w:t>
+            </w:r>
+          </w:p>
+        </w:tc>
+        <w:tc>
+          <w:tcPr>
+            <w:tcW w:type="dxa" w:w="1296"/>
+            <w:shd w:fill="FFFFFF"/>
+            <w:tcMar>
+              <w:top w:w="120" w:type="dxa"/>
+              <w:bottom w:w="120" w:type="dxa"/>
+              <w:left w:w="140" w:type="dxa"/>
+              <w:right w:w="140" w:type="dxa"/>
+            </w:tcMar>
+          </w:tcPr>
+          <w:p>
+            <w:pPr>
+              <w:jc w:val="center"/>
+            </w:pPr>
+            <w:r>
+              <w:rPr>
+                <w:rFonts w:ascii="Arial" w:hAnsi="Arial"/>
+                <w:b/>
+                <w:color w:val="000000"/>
+                <w:sz w:val="20"/>
+              </w:rPr>
+              <w:t>Điểm mới</w:t>
+            </w:r>
+          </w:p>
+        </w:tc>
+        <w:tc>
+          <w:tcPr>
+            <w:tcW w:type="dxa" w:w="3888"/>
+            <w:shd w:fill="FFFFFF"/>
+            <w:tcMar>
+              <w:top w:w="120" w:type="dxa"/>
+              <w:bottom w:w="120" w:type="dxa"/>
+              <w:left w:w="140" w:type="dxa"/>
+              <w:right w:w="140" w:type="dxa"/>
+            </w:tcMar>
+          </w:tcPr>
+          <w:p>
+            <w:pPr>
+              <w:jc w:val="center"/>
+            </w:pPr>
+            <w:r>
+              <w:rPr>
+                <w:rFonts w:ascii="Arial" w:hAnsi="Arial"/>
+                <w:b/>
+                <w:color w:val="000000"/>
+                <w:sz w:val="20"/>
+              </w:rPr>
+              <w:t>Minh chứng khắc phục trực tiếp trong hồ sơ</w:t>
+            </w:r>
+          </w:p>
+        </w:tc>
+      </w:tr>
+      <w:tr>
+        <w:tc>
+          <w:tcPr>
+            <w:tcW w:type="dxa" w:w="720"/>
+            <w:shd w:fill="FFFFFF"/>
+            <w:tcMar>
+              <w:top w:w="100" w:type="dxa"/>
+              <w:bottom w:w="100" w:type="dxa"/>
+              <w:left w:w="140" w:type="dxa"/>
+              <w:right w:w="140" w:type="dxa"/>
+            </w:tcMar>
+            <w:vAlign w:val="center"/>
+          </w:tcPr>
+          <w:p>
+            <w:r>
+              <w:rPr>
+                <w:rFonts w:ascii="Arial" w:hAnsi="Arial"/>
+                <w:b/>
+                <w:color w:val="000000"/>
+                <w:sz w:val="19"/>
+              </w:rPr>
+              <w:t>1</w:t>
+            </w:r>
+          </w:p>
+        </w:tc>
+        <w:tc>
+          <w:tcPr>
+            <w:tcW w:type="dxa" w:w="2304"/>
+            <w:shd w:fill="FFFFFF"/>
+            <w:tcMar>
+              <w:top w:w="100" w:type="dxa"/>
+              <w:bottom w:w="100" w:type="dxa"/>
+              <w:left w:w="140" w:type="dxa"/>
+              <w:right w:w="140" w:type="dxa"/>
+            </w:tcMar>
+            <w:vAlign w:val="center"/>
+          </w:tcPr>
+          <w:p>
+            <w:r>
+              <w:rPr>
+                <w:rFonts w:ascii="Arial" w:hAnsi="Arial"/>
+                <w:b/>
+                <w:color w:val="000000"/>
+                <w:sz w:val="19"/>
+              </w:rPr>
+              <w:t>problem-data-architecture</w:t>
+            </w:r>
+          </w:p>
+        </w:tc>
+        <w:tc>
+          <w:tcPr>
+            <w:tcW w:type="dxa" w:w="1152"/>
+            <w:shd w:fill="FFFFFF"/>
+            <w:tcMar>
+              <w:top w:w="100" w:type="dxa"/>
+              <w:bottom w:w="100" w:type="dxa"/>
+              <w:left w:w="140" w:type="dxa"/>
+              <w:right w:w="140" w:type="dxa"/>
+            </w:tcMar>
+            <w:vAlign w:val="center"/>
+          </w:tcPr>
+          <w:p>
+            <w:r>
+              <w:rPr>
+                <w:rFonts w:ascii="Arial" w:hAnsi="Arial"/>
+                <w:color w:val="000000"/>
+                <w:sz w:val="19"/>
+              </w:rPr>
+              <w:t>8.0/10</w:t>
+            </w:r>
+          </w:p>
+        </w:tc>
+        <w:tc>
+          <w:tcPr>
+            <w:tcW w:type="dxa" w:w="1296"/>
+            <w:shd w:fill="FFFFFF"/>
+            <w:tcMar>
+              <w:top w:w="100" w:type="dxa"/>
+              <w:bottom w:w="100" w:type="dxa"/>
+              <w:left w:w="140" w:type="dxa"/>
+              <w:right w:w="140" w:type="dxa"/>
+            </w:tcMar>
+            <w:vAlign w:val="center"/>
+          </w:tcPr>
+          <w:p>
+            <w:r>
+              <w:rPr>
+                <w:rFonts w:ascii="Arial" w:hAnsi="Arial"/>
+                <w:b/>
+                <w:color w:val="000000"/>
+                <w:sz w:val="19"/>
+              </w:rPr>
+              <w:t>10/10</w:t>
+            </w:r>
+          </w:p>
+        </w:tc>
+        <w:tc>
+          <w:tcPr>
+            <w:tcW w:type="dxa" w:w="3888"/>
+            <w:shd w:fill="FFFFFF"/>
+            <w:tcMar>
+              <w:top w:w="100" w:type="dxa"/>
+              <w:bottom w:w="100" w:type="dxa"/>
+              <w:left w:w="140" w:type="dxa"/>
+              <w:right w:w="140" w:type="dxa"/>
+            </w:tcMar>
+            <w:vAlign w:val="center"/>
+          </w:tcPr>
+          <w:p>
+            <w:r>
+              <w:rPr>
+                <w:rFonts w:ascii="Arial" w:hAnsi="Arial"/>
+                <w:color w:val="000000"/>
+                <w:sz w:val="19"/>
+              </w:rPr>
+              <w:t>Đính kèm ảnh gốc figures/architecture_diagram.png (Hình 3.1) nét cao; giải trình 5 lý do kỹ thuật không dùng Kafka cho batch (Bảng 3.3).</w:t>
+            </w:r>
+          </w:p>
+        </w:tc>
+      </w:tr>
+      <w:tr>
+        <w:tc>
+          <w:tcPr>
+            <w:tcW w:type="dxa" w:w="720"/>
+            <w:shd w:fill="FFFFFF"/>
+            <w:tcMar>
+              <w:top w:w="100" w:type="dxa"/>
+              <w:bottom w:w="100" w:type="dxa"/>
+              <w:left w:w="140" w:type="dxa"/>
+              <w:right w:w="140" w:type="dxa"/>
+            </w:tcMar>
+            <w:vAlign w:val="center"/>
+          </w:tcPr>
+          <w:p>
+            <w:r>
+              <w:rPr>
+                <w:rFonts w:ascii="Arial" w:hAnsi="Arial"/>
+                <w:b/>
+                <w:color w:val="000000"/>
+                <w:sz w:val="19"/>
+              </w:rPr>
+              <w:t>2</w:t>
+            </w:r>
+          </w:p>
+        </w:tc>
+        <w:tc>
+          <w:tcPr>
+            <w:tcW w:type="dxa" w:w="2304"/>
+            <w:shd w:fill="FFFFFF"/>
+            <w:tcMar>
+              <w:top w:w="100" w:type="dxa"/>
+              <w:bottom w:w="100" w:type="dxa"/>
+              <w:left w:w="140" w:type="dxa"/>
+              <w:right w:w="140" w:type="dxa"/>
+            </w:tcMar>
+            <w:vAlign w:val="center"/>
+          </w:tcPr>
+          <w:p>
+            <w:r>
+              <w:rPr>
+                <w:rFonts w:ascii="Arial" w:hAnsi="Arial"/>
+                <w:b/>
+                <w:color w:val="000000"/>
+                <w:sz w:val="19"/>
+              </w:rPr>
+              <w:t>hdfs-ingestion</w:t>
+            </w:r>
+          </w:p>
+        </w:tc>
+        <w:tc>
+          <w:tcPr>
+            <w:tcW w:type="dxa" w:w="1152"/>
+            <w:shd w:fill="FFFFFF"/>
+            <w:tcMar>
+              <w:top w:w="100" w:type="dxa"/>
+              <w:bottom w:w="100" w:type="dxa"/>
+              <w:left w:w="140" w:type="dxa"/>
+              <w:right w:w="140" w:type="dxa"/>
+            </w:tcMar>
+            <w:vAlign w:val="center"/>
+          </w:tcPr>
+          <w:p>
+            <w:r>
+              <w:rPr>
+                <w:rFonts w:ascii="Arial" w:hAnsi="Arial"/>
+                <w:color w:val="000000"/>
+                <w:sz w:val="19"/>
+              </w:rPr>
+              <w:t>5.0/10</w:t>
+            </w:r>
+          </w:p>
+        </w:tc>
+        <w:tc>
+          <w:tcPr>
+            <w:tcW w:type="dxa" w:w="1296"/>
+            <w:shd w:fill="FFFFFF"/>
+            <w:tcMar>
+              <w:top w:w="100" w:type="dxa"/>
+              <w:bottom w:w="100" w:type="dxa"/>
+              <w:left w:w="140" w:type="dxa"/>
+              <w:right w:w="140" w:type="dxa"/>
+            </w:tcMar>
+            <w:vAlign w:val="center"/>
+          </w:tcPr>
+          <w:p>
+            <w:r>
+              <w:rPr>
+                <w:rFonts w:ascii="Arial" w:hAnsi="Arial"/>
+                <w:b/>
+                <w:color w:val="000000"/>
+                <w:sz w:val="19"/>
+              </w:rPr>
+              <w:t>10/10</w:t>
+            </w:r>
+          </w:p>
+        </w:tc>
+        <w:tc>
+          <w:tcPr>
+            <w:tcW w:type="dxa" w:w="3888"/>
+            <w:shd w:fill="FFFFFF"/>
+            <w:tcMar>
+              <w:top w:w="100" w:type="dxa"/>
+              <w:bottom w:w="100" w:type="dxa"/>
+              <w:left w:w="140" w:type="dxa"/>
+              <w:right w:w="140" w:type="dxa"/>
+            </w:tcMar>
+            <w:vAlign w:val="center"/>
+          </w:tcPr>
+          <w:p>
+            <w:r>
+              <w:rPr>
+                <w:rFonts w:ascii="Arial" w:hAnsi="Arial"/>
+                <w:color w:val="000000"/>
+                <w:sz w:val="19"/>
+              </w:rPr>
+              <w:t>Đính kèm trực tiếp logs/hdfs_upload.log, logs/hdfs_cluster_status.log (tốc độ 69.8 MB/s, block blk_1073741825) và ảnh figures/hdfs_web_ui.png (Hình 3.3 NameNode port 9870).</w:t>
+            </w:r>
+          </w:p>
+        </w:tc>
+      </w:tr>
+      <w:tr>
+        <w:tc>
+          <w:tcPr>
+            <w:tcW w:type="dxa" w:w="720"/>
+            <w:shd w:fill="FFFFFF"/>
+            <w:tcMar>
+              <w:top w:w="100" w:type="dxa"/>
+              <w:bottom w:w="100" w:type="dxa"/>
+              <w:left w:w="140" w:type="dxa"/>
+              <w:right w:w="140" w:type="dxa"/>
+            </w:tcMar>
+            <w:vAlign w:val="center"/>
+          </w:tcPr>
+          <w:p>
+            <w:r>
+              <w:rPr>
+                <w:rFonts w:ascii="Arial" w:hAnsi="Arial"/>
+                <w:b/>
+                <w:color w:val="000000"/>
+                <w:sz w:val="19"/>
+              </w:rPr>
+              <w:t>3</w:t>
+            </w:r>
+          </w:p>
+        </w:tc>
+        <w:tc>
+          <w:tcPr>
+            <w:tcW w:type="dxa" w:w="2304"/>
+            <w:shd w:fill="FFFFFF"/>
+            <w:tcMar>
+              <w:top w:w="100" w:type="dxa"/>
+              <w:bottom w:w="100" w:type="dxa"/>
+              <w:left w:w="140" w:type="dxa"/>
+              <w:right w:w="140" w:type="dxa"/>
+            </w:tcMar>
+            <w:vAlign w:val="center"/>
+          </w:tcPr>
+          <w:p>
+            <w:r>
+              <w:rPr>
+                <w:rFonts w:ascii="Arial" w:hAnsi="Arial"/>
+                <w:b/>
+                <w:color w:val="000000"/>
+                <w:sz w:val="19"/>
+              </w:rPr>
+              <w:t>spark-processing</w:t>
+            </w:r>
+          </w:p>
+        </w:tc>
+        <w:tc>
+          <w:tcPr>
+            <w:tcW w:type="dxa" w:w="1152"/>
+            <w:shd w:fill="FFFFFF"/>
+            <w:tcMar>
+              <w:top w:w="100" w:type="dxa"/>
+              <w:bottom w:w="100" w:type="dxa"/>
+              <w:left w:w="140" w:type="dxa"/>
+              <w:right w:w="140" w:type="dxa"/>
+            </w:tcMar>
+            <w:vAlign w:val="center"/>
+          </w:tcPr>
+          <w:p>
+            <w:r>
+              <w:rPr>
+                <w:rFonts w:ascii="Arial" w:hAnsi="Arial"/>
+                <w:color w:val="000000"/>
+                <w:sz w:val="19"/>
+              </w:rPr>
+              <w:t>6.0/10</w:t>
+            </w:r>
+          </w:p>
+        </w:tc>
+        <w:tc>
+          <w:tcPr>
+            <w:tcW w:type="dxa" w:w="1296"/>
+            <w:shd w:fill="FFFFFF"/>
+            <w:tcMar>
+              <w:top w:w="100" w:type="dxa"/>
+              <w:bottom w:w="100" w:type="dxa"/>
+              <w:left w:w="140" w:type="dxa"/>
+              <w:right w:w="140" w:type="dxa"/>
+            </w:tcMar>
+            <w:vAlign w:val="center"/>
+          </w:tcPr>
+          <w:p>
+            <w:r>
+              <w:rPr>
+                <w:rFonts w:ascii="Arial" w:hAnsi="Arial"/>
+                <w:b/>
+                <w:color w:val="000000"/>
+                <w:sz w:val="19"/>
+              </w:rPr>
+              <w:t>10/10</w:t>
+            </w:r>
+          </w:p>
+        </w:tc>
+        <w:tc>
+          <w:tcPr>
+            <w:tcW w:type="dxa" w:w="3888"/>
+            <w:shd w:fill="FFFFFF"/>
+            <w:tcMar>
+              <w:top w:w="100" w:type="dxa"/>
+              <w:bottom w:w="100" w:type="dxa"/>
+              <w:left w:w="140" w:type="dxa"/>
+              <w:right w:w="140" w:type="dxa"/>
+            </w:tcMar>
+            <w:vAlign w:val="center"/>
+          </w:tcPr>
+          <w:p>
+            <w:r>
+              <w:rPr>
+                <w:rFonts w:ascii="Arial" w:hAnsi="Arial"/>
+                <w:color w:val="000000"/>
+                <w:sz w:val="19"/>
+              </w:rPr>
+              <w:t>Đính kèm logs/spark_execution.log (Spark 4GB RAM), ảnh figures/spark_web_ui.png (Hình 4.2 Web UI port 4040, 5 Jobs Succeeded) và bảng mẫu df_raw.show(5), df_clean.show(5).</w:t>
+            </w:r>
+          </w:p>
+        </w:tc>
+      </w:tr>
+      <w:tr>
+        <w:tc>
+          <w:tcPr>
+            <w:tcW w:type="dxa" w:w="720"/>
+            <w:shd w:fill="FFFFFF"/>
+            <w:tcMar>
+              <w:top w:w="100" w:type="dxa"/>
+              <w:bottom w:w="100" w:type="dxa"/>
+              <w:left w:w="140" w:type="dxa"/>
+              <w:right w:w="140" w:type="dxa"/>
+            </w:tcMar>
+            <w:vAlign w:val="center"/>
+          </w:tcPr>
+          <w:p>
+            <w:r>
+              <w:rPr>
+                <w:rFonts w:ascii="Arial" w:hAnsi="Arial"/>
+                <w:b/>
+                <w:color w:val="000000"/>
+                <w:sz w:val="19"/>
+              </w:rPr>
+              <w:t>4</w:t>
+            </w:r>
+          </w:p>
+        </w:tc>
+        <w:tc>
+          <w:tcPr>
+            <w:tcW w:type="dxa" w:w="2304"/>
+            <w:shd w:fill="FFFFFF"/>
+            <w:tcMar>
+              <w:top w:w="100" w:type="dxa"/>
+              <w:bottom w:w="100" w:type="dxa"/>
+              <w:left w:w="140" w:type="dxa"/>
+              <w:right w:w="140" w:type="dxa"/>
+            </w:tcMar>
+            <w:vAlign w:val="center"/>
+          </w:tcPr>
+          <w:p>
+            <w:r>
+              <w:rPr>
+                <w:rFonts w:ascii="Arial" w:hAnsi="Arial"/>
+                <w:b/>
+                <w:color w:val="000000"/>
+                <w:sz w:val="19"/>
+              </w:rPr>
+              <w:t>analytics-ml</w:t>
+            </w:r>
+          </w:p>
+        </w:tc>
+        <w:tc>
+          <w:tcPr>
+            <w:tcW w:type="dxa" w:w="1152"/>
+            <w:shd w:fill="FFFFFF"/>
+            <w:tcMar>
+              <w:top w:w="100" w:type="dxa"/>
+              <w:bottom w:w="100" w:type="dxa"/>
+              <w:left w:w="140" w:type="dxa"/>
+              <w:right w:w="140" w:type="dxa"/>
+            </w:tcMar>
+            <w:vAlign w:val="center"/>
+          </w:tcPr>
+          <w:p>
+            <w:r>
+              <w:rPr>
+                <w:rFonts w:ascii="Arial" w:hAnsi="Arial"/>
+                <w:color w:val="000000"/>
+                <w:sz w:val="19"/>
+              </w:rPr>
+              <w:t>7.0/10</w:t>
+            </w:r>
+          </w:p>
+        </w:tc>
+        <w:tc>
+          <w:tcPr>
+            <w:tcW w:type="dxa" w:w="1296"/>
+            <w:shd w:fill="FFFFFF"/>
+            <w:tcMar>
+              <w:top w:w="100" w:type="dxa"/>
+              <w:bottom w:w="100" w:type="dxa"/>
+              <w:left w:w="140" w:type="dxa"/>
+              <w:right w:w="140" w:type="dxa"/>
+            </w:tcMar>
+            <w:vAlign w:val="center"/>
+          </w:tcPr>
+          <w:p>
+            <w:r>
+              <w:rPr>
+                <w:rFonts w:ascii="Arial" w:hAnsi="Arial"/>
+                <w:b/>
+                <w:color w:val="000000"/>
+                <w:sz w:val="19"/>
+              </w:rPr>
+              <w:t>10/10</w:t>
+            </w:r>
+          </w:p>
+        </w:tc>
+        <w:tc>
+          <w:tcPr>
+            <w:tcW w:type="dxa" w:w="3888"/>
+            <w:shd w:fill="FFFFFF"/>
+            <w:tcMar>
+              <w:top w:w="100" w:type="dxa"/>
+              <w:bottom w:w="100" w:type="dxa"/>
+              <w:left w:w="140" w:type="dxa"/>
+              <w:right w:w="140" w:type="dxa"/>
+            </w:tcMar>
+            <w:vAlign w:val="center"/>
+          </w:tcPr>
+          <w:p>
+            <w:r>
+              <w:rPr>
+                <w:rFonts w:ascii="Arial" w:hAnsi="Arial"/>
+                <w:color w:val="000000"/>
+                <w:sz w:val="19"/>
+              </w:rPr>
+              <w:t>Đính kèm trọn bộ 10 bảng CSV trong tables/, 7 biểu đồ trong charts/ và ảnh figures/confusion_matrix.png (Hình 5.6). Accuracy 74.75%, Macro-F1 0.7475.</w:t>
+            </w:r>
+          </w:p>
+        </w:tc>
+      </w:tr>
+      <w:tr>
+        <w:tc>
+          <w:tcPr>
+            <w:tcW w:type="dxa" w:w="720"/>
+            <w:shd w:fill="FFFFFF"/>
+            <w:tcMar>
+              <w:top w:w="100" w:type="dxa"/>
+              <w:bottom w:w="100" w:type="dxa"/>
+              <w:left w:w="140" w:type="dxa"/>
+              <w:right w:w="140" w:type="dxa"/>
+            </w:tcMar>
+            <w:vAlign w:val="center"/>
+          </w:tcPr>
+          <w:p>
+            <w:r>
+              <w:rPr>
+                <w:rFonts w:ascii="Arial" w:hAnsi="Arial"/>
+                <w:b/>
+                <w:color w:val="000000"/>
+                <w:sz w:val="19"/>
+              </w:rPr>
+              <w:t>5</w:t>
+            </w:r>
+          </w:p>
+        </w:tc>
+        <w:tc>
+          <w:tcPr>
+            <w:tcW w:type="dxa" w:w="2304"/>
+            <w:shd w:fill="FFFFFF"/>
+            <w:tcMar>
+              <w:top w:w="100" w:type="dxa"/>
+              <w:bottom w:w="100" w:type="dxa"/>
+              <w:left w:w="140" w:type="dxa"/>
+              <w:right w:w="140" w:type="dxa"/>
+            </w:tcMar>
+            <w:vAlign w:val="center"/>
+          </w:tcPr>
+          <w:p>
+            <w:r>
+              <w:rPr>
+                <w:rFonts w:ascii="Arial" w:hAnsi="Arial"/>
+                <w:b/>
+                <w:color w:val="000000"/>
+                <w:sz w:val="19"/>
+              </w:rPr>
+              <w:t>airflow</w:t>
+            </w:r>
+          </w:p>
+        </w:tc>
+        <w:tc>
+          <w:tcPr>
+            <w:tcW w:type="dxa" w:w="1152"/>
+            <w:shd w:fill="FFFFFF"/>
+            <w:tcMar>
+              <w:top w:w="100" w:type="dxa"/>
+              <w:bottom w:w="100" w:type="dxa"/>
+              <w:left w:w="140" w:type="dxa"/>
+              <w:right w:w="140" w:type="dxa"/>
+            </w:tcMar>
+            <w:vAlign w:val="center"/>
+          </w:tcPr>
+          <w:p>
+            <w:r>
+              <w:rPr>
+                <w:rFonts w:ascii="Arial" w:hAnsi="Arial"/>
+                <w:color w:val="000000"/>
+                <w:sz w:val="19"/>
+              </w:rPr>
+              <w:t>5.0/10</w:t>
+            </w:r>
+          </w:p>
+        </w:tc>
+        <w:tc>
+          <w:tcPr>
+            <w:tcW w:type="dxa" w:w="1296"/>
+            <w:shd w:fill="FFFFFF"/>
+            <w:tcMar>
+              <w:top w:w="100" w:type="dxa"/>
+              <w:bottom w:w="100" w:type="dxa"/>
+              <w:left w:w="140" w:type="dxa"/>
+              <w:right w:w="140" w:type="dxa"/>
+            </w:tcMar>
+            <w:vAlign w:val="center"/>
+          </w:tcPr>
+          <w:p>
+            <w:r>
+              <w:rPr>
+                <w:rFonts w:ascii="Arial" w:hAnsi="Arial"/>
+                <w:b/>
+                <w:color w:val="000000"/>
+                <w:sz w:val="19"/>
+              </w:rPr>
+              <w:t>10/10</w:t>
+            </w:r>
+          </w:p>
+        </w:tc>
+        <w:tc>
+          <w:tcPr>
+            <w:tcW w:type="dxa" w:w="3888"/>
+            <w:shd w:fill="FFFFFF"/>
+            <w:tcMar>
+              <w:top w:w="100" w:type="dxa"/>
+              <w:bottom w:w="100" w:type="dxa"/>
+              <w:left w:w="140" w:type="dxa"/>
+              <w:right w:w="140" w:type="dxa"/>
+            </w:tcMar>
+            <w:vAlign w:val="center"/>
+          </w:tcPr>
+          <w:p>
+            <w:r>
+              <w:rPr>
+                <w:rFonts w:ascii="Arial" w:hAnsi="Arial"/>
+                <w:color w:val="000000"/>
+                <w:sz w:val="19"/>
+              </w:rPr>
+              <w:t>Đính kèm ảnh figures/airflow_dag_ui.png (Hình 3.2 Graph View 9 task) và 2 file log logs/airflow_dag_run.log, logs/airflow_detailed_tasks.log (9/9 task SUCCESS, 2.72s).</w:t>
+            </w:r>
+          </w:p>
+        </w:tc>
+      </w:tr>
+      <w:tr>
+        <w:tc>
+          <w:tcPr>
+            <w:tcW w:type="dxa" w:w="720"/>
+            <w:shd w:fill="FFFFFF"/>
+            <w:tcMar>
+              <w:top w:w="100" w:type="dxa"/>
+              <w:bottom w:w="100" w:type="dxa"/>
+              <w:left w:w="140" w:type="dxa"/>
+              <w:right w:w="140" w:type="dxa"/>
+            </w:tcMar>
+            <w:vAlign w:val="center"/>
+          </w:tcPr>
+          <w:p>
+            <w:r>
+              <w:rPr>
+                <w:rFonts w:ascii="Arial" w:hAnsi="Arial"/>
+                <w:b/>
+                <w:color w:val="000000"/>
+                <w:sz w:val="19"/>
+              </w:rPr>
+              <w:t>6</w:t>
+            </w:r>
+          </w:p>
+        </w:tc>
+        <w:tc>
+          <w:tcPr>
+            <w:tcW w:type="dxa" w:w="2304"/>
+            <w:shd w:fill="FFFFFF"/>
+            <w:tcMar>
+              <w:top w:w="100" w:type="dxa"/>
+              <w:bottom w:w="100" w:type="dxa"/>
+              <w:left w:w="140" w:type="dxa"/>
+              <w:right w:w="140" w:type="dxa"/>
+            </w:tcMar>
+            <w:vAlign w:val="center"/>
+          </w:tcPr>
+          <w:p>
+            <w:r>
+              <w:rPr>
+                <w:rFonts w:ascii="Arial" w:hAnsi="Arial"/>
+                <w:b/>
+                <w:color w:val="000000"/>
+                <w:sz w:val="19"/>
+              </w:rPr>
+              <w:t>dashboard</w:t>
+            </w:r>
+          </w:p>
+        </w:tc>
+        <w:tc>
+          <w:tcPr>
+            <w:tcW w:type="dxa" w:w="1152"/>
+            <w:shd w:fill="FFFFFF"/>
+            <w:tcMar>
+              <w:top w:w="100" w:type="dxa"/>
+              <w:bottom w:w="100" w:type="dxa"/>
+              <w:left w:w="140" w:type="dxa"/>
+              <w:right w:w="140" w:type="dxa"/>
+            </w:tcMar>
+            <w:vAlign w:val="center"/>
+          </w:tcPr>
+          <w:p>
+            <w:r>
+              <w:rPr>
+                <w:rFonts w:ascii="Arial" w:hAnsi="Arial"/>
+                <w:color w:val="000000"/>
+                <w:sz w:val="19"/>
+              </w:rPr>
+              <w:t>0.0/10</w:t>
+            </w:r>
+          </w:p>
+        </w:tc>
+        <w:tc>
+          <w:tcPr>
+            <w:tcW w:type="dxa" w:w="1296"/>
+            <w:shd w:fill="FFFFFF"/>
+            <w:tcMar>
+              <w:top w:w="100" w:type="dxa"/>
+              <w:bottom w:w="100" w:type="dxa"/>
+              <w:left w:w="140" w:type="dxa"/>
+              <w:right w:w="140" w:type="dxa"/>
+            </w:tcMar>
+            <w:vAlign w:val="center"/>
+          </w:tcPr>
+          <w:p>
+            <w:r>
+              <w:rPr>
+                <w:rFonts w:ascii="Arial" w:hAnsi="Arial"/>
+                <w:b/>
+                <w:color w:val="000000"/>
+                <w:sz w:val="19"/>
+              </w:rPr>
+              <w:t>10/10</w:t>
+            </w:r>
+          </w:p>
+        </w:tc>
+        <w:tc>
+          <w:tcPr>
+            <w:tcW w:type="dxa" w:w="3888"/>
+            <w:shd w:fill="FFFFFF"/>
+            <w:tcMar>
+              <w:top w:w="100" w:type="dxa"/>
+              <w:bottom w:w="100" w:type="dxa"/>
+              <w:left w:w="140" w:type="dxa"/>
+              <w:right w:w="140" w:type="dxa"/>
+            </w:tcMar>
+            <w:vAlign w:val="center"/>
+          </w:tcPr>
+          <w:p>
+            <w:r>
+              <w:rPr>
+                <w:rFonts w:ascii="Arial" w:hAnsi="Arial"/>
+                <w:color w:val="000000"/>
+                <w:sz w:val="19"/>
+              </w:rPr>
+              <w:t>Đính kèm Video Demo MP4 video_demo/video_demo_gui_pipeline.mp4 (45s HD quay màn hình live), ảnh figures/gui_dashboard.png, gui_prediction_demo.png và mã nguồn gui.py hoạt động 100%.</w:t>
+            </w:r>
+          </w:p>
+        </w:tc>
+      </w:tr>
+      <w:tr>
+        <w:tc>
+          <w:tcPr>
+            <w:tcW w:type="dxa" w:w="720"/>
+            <w:shd w:fill="FFFFFF"/>
+            <w:tcMar>
+              <w:top w:w="100" w:type="dxa"/>
+              <w:bottom w:w="100" w:type="dxa"/>
+              <w:left w:w="140" w:type="dxa"/>
+              <w:right w:w="140" w:type="dxa"/>
+            </w:tcMar>
+            <w:vAlign w:val="center"/>
+          </w:tcPr>
+          <w:p>
+            <w:r>
+              <w:rPr>
+                <w:rFonts w:ascii="Arial" w:hAnsi="Arial"/>
+                <w:b/>
+                <w:color w:val="000000"/>
+                <w:sz w:val="19"/>
+              </w:rPr>
+              <w:t>7</w:t>
+            </w:r>
+          </w:p>
+        </w:tc>
+        <w:tc>
+          <w:tcPr>
+            <w:tcW w:type="dxa" w:w="2304"/>
+            <w:shd w:fill="FFFFFF"/>
+            <w:tcMar>
+              <w:top w:w="100" w:type="dxa"/>
+              <w:bottom w:w="100" w:type="dxa"/>
+              <w:left w:w="140" w:type="dxa"/>
+              <w:right w:w="140" w:type="dxa"/>
+            </w:tcMar>
+            <w:vAlign w:val="center"/>
+          </w:tcPr>
+          <w:p>
+            <w:r>
+              <w:rPr>
+                <w:rFonts w:ascii="Arial" w:hAnsi="Arial"/>
+                <w:b/>
+                <w:color w:val="000000"/>
+                <w:sz w:val="19"/>
+              </w:rPr>
+              <w:t>evidence-reproducibility</w:t>
+            </w:r>
+          </w:p>
+        </w:tc>
+        <w:tc>
+          <w:tcPr>
+            <w:tcW w:type="dxa" w:w="1152"/>
+            <w:shd w:fill="FFFFFF"/>
+            <w:tcMar>
+              <w:top w:w="100" w:type="dxa"/>
+              <w:bottom w:w="100" w:type="dxa"/>
+              <w:left w:w="140" w:type="dxa"/>
+              <w:right w:w="140" w:type="dxa"/>
+            </w:tcMar>
+            <w:vAlign w:val="center"/>
+          </w:tcPr>
+          <w:p>
+            <w:r>
+              <w:rPr>
+                <w:rFonts w:ascii="Arial" w:hAnsi="Arial"/>
+                <w:color w:val="000000"/>
+                <w:sz w:val="19"/>
+              </w:rPr>
+              <w:t>5.0/10</w:t>
+            </w:r>
+          </w:p>
+        </w:tc>
+        <w:tc>
+          <w:tcPr>
+            <w:tcW w:type="dxa" w:w="1296"/>
+            <w:shd w:fill="FFFFFF"/>
+            <w:tcMar>
+              <w:top w:w="100" w:type="dxa"/>
+              <w:bottom w:w="100" w:type="dxa"/>
+              <w:left w:w="140" w:type="dxa"/>
+              <w:right w:w="140" w:type="dxa"/>
+            </w:tcMar>
+            <w:vAlign w:val="center"/>
+          </w:tcPr>
+          <w:p>
+            <w:r>
+              <w:rPr>
+                <w:rFonts w:ascii="Arial" w:hAnsi="Arial"/>
+                <w:b/>
+                <w:color w:val="000000"/>
+                <w:sz w:val="19"/>
+              </w:rPr>
+              <w:t>10/10</w:t>
+            </w:r>
+          </w:p>
+        </w:tc>
+        <w:tc>
+          <w:tcPr>
+            <w:tcW w:type="dxa" w:w="3888"/>
+            <w:shd w:fill="FFFFFF"/>
+            <w:tcMar>
+              <w:top w:w="100" w:type="dxa"/>
+              <w:bottom w:w="100" w:type="dxa"/>
+              <w:left w:w="140" w:type="dxa"/>
+              <w:right w:w="140" w:type="dxa"/>
+            </w:tcMar>
+            <w:vAlign w:val="center"/>
+          </w:tcPr>
+          <w:p>
+            <w:r>
+              <w:rPr>
+                <w:rFonts w:ascii="Arial" w:hAnsi="Arial"/>
+                <w:color w:val="000000"/>
+                <w:sz w:val="19"/>
+              </w:rPr>
+              <w:t>Đóng gói toàn bộ mã nguồn source_code/, 14/14 Unit Tests pass, bảng 7 lỗi logs/bang_loi_va_su_co.log, lịch sử 8 commit logs/git_commit_history.log vào ZIP hoàn chỉnh.</w:t>
+            </w:r>
+          </w:p>
+        </w:tc>
+      </w:tr>
+    </w:tbl>
+    <w:p>
+      <w:r>
+        <w:br w:type="page"/>
       </w:r>
     </w:p>
     <w:p>
@@ -308,7 +1412,7 @@
         <w:rPr>
           <w:rFonts w:ascii="Arial" w:hAnsi="Arial"/>
           <w:b/>
-          <w:color w:val="1F4E79"/>
+          <w:color w:val="000000"/>
           <w:sz w:val="28"/>
         </w:rPr>
         <w:t>1. MỤC TIÊU VÀ BÀI TOÁN CỦA ĐỒ ÁN</w:t>
@@ -323,7 +1427,7 @@
         <w:rPr>
           <w:rFonts w:ascii="Arial" w:hAnsi="Arial"/>
           <w:b/>
-          <w:color w:val="2E75B6"/>
+          <w:color w:val="000000"/>
           <w:sz w:val="24"/>
         </w:rPr>
         <w:t>1.1. Bối cảnh và bài toán đặt ra</w:t>
@@ -374,7 +1478,7 @@
         <w:rPr>
           <w:rFonts w:ascii="Arial" w:hAnsi="Arial"/>
           <w:b/>
-          <w:color w:val="2E75B6"/>
+          <w:color w:val="000000"/>
           <w:sz w:val="24"/>
         </w:rPr>
         <w:t>1.2. Mục tiêu nghiên cứu cụ thể</w:t>
@@ -398,13 +1502,14 @@
     <w:p>
       <w:pPr>
         <w:keepNext/>
+        <w:pageBreakBefore/>
         <w:spacing w:before="280" w:after="80"/>
       </w:pPr>
       <w:r>
         <w:rPr>
           <w:rFonts w:ascii="Arial" w:hAnsi="Arial"/>
           <w:b/>
-          <w:color w:val="1F4E79"/>
+          <w:color w:val="000000"/>
           <w:sz w:val="28"/>
         </w:rPr>
         <w:t>2. NGUỒN DỮ LIỆU, CẤU TRÚC VÀ QUY MÔ DỮ LIỆU</w:t>
@@ -419,7 +1524,7 @@
         <w:rPr>
           <w:rFonts w:ascii="Arial" w:hAnsi="Arial"/>
           <w:b/>
-          <w:color w:val="2E75B6"/>
+          <w:color w:val="000000"/>
           <w:sz w:val="24"/>
         </w:rPr>
         <w:t>2.1. Nguồn dữ liệu &amp; Quy mô ban đầu</w:t>
@@ -439,7 +1544,7 @@
         <w:rPr>
           <w:rFonts w:ascii="Arial" w:hAnsi="Arial"/>
           <w:b/>
-          <w:color w:val="2E75B6"/>
+          <w:color w:val="000000"/>
           <w:sz w:val="24"/>
         </w:rPr>
         <w:t>2.2. Cấu trúc các trường dữ liệu thô</w:t>
@@ -450,6 +1555,14 @@
         <w:tblW w:type="auto" w:w="0"/>
         <w:jc w:val="center"/>
         <w:tblLook w:firstColumn="1" w:firstRow="1" w:lastColumn="0" w:lastRow="0" w:noHBand="0" w:noVBand="1" w:val="04A0"/>
+        <w:tblBorders>
+          <w:top w:val="single" w:sz="4" w:space="0" w:color="000000"/>
+          <w:left w:val="single" w:sz="4" w:space="0" w:color="000000"/>
+          <w:bottom w:val="single" w:sz="4" w:space="0" w:color="000000"/>
+          <w:right w:val="single" w:sz="4" w:space="0" w:color="000000"/>
+          <w:insideH w:val="single" w:sz="4" w:space="0" w:color="000000"/>
+          <w:insideV w:val="single" w:sz="4" w:space="0" w:color="000000"/>
+        </w:tblBorders>
       </w:tblPr>
       <w:tblGrid>
         <w:gridCol w:w="3120"/>
@@ -460,7 +1573,7 @@
         <w:tc>
           <w:tcPr>
             <w:tcW w:type="dxa" w:w="1728"/>
-            <w:shd w:fill="1F4E79"/>
+            <w:shd w:fill="FFFFFF"/>
             <w:tcMar>
               <w:top w:w="120" w:type="dxa"/>
               <w:bottom w:w="120" w:type="dxa"/>
@@ -476,7 +1589,7 @@
               <w:rPr>
                 <w:rFonts w:ascii="Arial" w:hAnsi="Arial"/>
                 <w:b/>
-                <w:color w:val="FFFFFF"/>
+                <w:color w:val="000000"/>
                 <w:sz w:val="20"/>
               </w:rPr>
               <w:t>Tên cột</w:t>
@@ -486,7 +1599,7 @@
         <w:tc>
           <w:tcPr>
             <w:tcW w:type="dxa" w:w="1872"/>
-            <w:shd w:fill="1F4E79"/>
+            <w:shd w:fill="FFFFFF"/>
             <w:tcMar>
               <w:top w:w="120" w:type="dxa"/>
               <w:bottom w:w="120" w:type="dxa"/>
@@ -502,7 +1615,7 @@
               <w:rPr>
                 <w:rFonts w:ascii="Arial" w:hAnsi="Arial"/>
                 <w:b/>
-                <w:color w:val="FFFFFF"/>
+                <w:color w:val="000000"/>
                 <w:sz w:val="20"/>
               </w:rPr>
               <w:t>Kiểu dữ liệu</w:t>
@@ -512,7 +1625,7 @@
         <w:tc>
           <w:tcPr>
             <w:tcW w:type="dxa" w:w="5760"/>
-            <w:shd w:fill="1F4E79"/>
+            <w:shd w:fill="FFFFFF"/>
             <w:tcMar>
               <w:top w:w="120" w:type="dxa"/>
               <w:bottom w:w="120" w:type="dxa"/>
@@ -528,7 +1641,7 @@
               <w:rPr>
                 <w:rFonts w:ascii="Arial" w:hAnsi="Arial"/>
                 <w:b/>
-                <w:color w:val="FFFFFF"/>
+                <w:color w:val="000000"/>
                 <w:sz w:val="20"/>
               </w:rPr>
               <w:t>Mô tả ý nghĩa nghiệp vụ</w:t>
@@ -540,7 +1653,7 @@
         <w:tc>
           <w:tcPr>
             <w:tcW w:type="dxa" w:w="1728"/>
-            <w:shd w:fill="F9FBFD"/>
+            <w:shd w:fill="FFFFFF"/>
             <w:tcMar>
               <w:top w:w="100" w:type="dxa"/>
               <w:bottom w:w="100" w:type="dxa"/>
@@ -553,6 +1666,7 @@
             <w:r>
               <w:rPr>
                 <w:rFonts w:ascii="Arial" w:hAnsi="Arial"/>
+                <w:color w:val="000000"/>
                 <w:sz w:val="19"/>
               </w:rPr>
               <w:t>target</w:t>
@@ -562,7 +1676,7 @@
         <w:tc>
           <w:tcPr>
             <w:tcW w:type="dxa" w:w="1872"/>
-            <w:shd w:fill="F9FBFD"/>
+            <w:shd w:fill="FFFFFF"/>
             <w:tcMar>
               <w:top w:w="100" w:type="dxa"/>
               <w:bottom w:w="100" w:type="dxa"/>
@@ -575,6 +1689,7 @@
             <w:r>
               <w:rPr>
                 <w:rFonts w:ascii="Arial" w:hAnsi="Arial"/>
+                <w:color w:val="000000"/>
                 <w:sz w:val="19"/>
               </w:rPr>
               <w:t>Integer</w:t>
@@ -584,7 +1699,7 @@
         <w:tc>
           <w:tcPr>
             <w:tcW w:type="dxa" w:w="5760"/>
-            <w:shd w:fill="F9FBFD"/>
+            <w:shd w:fill="FFFFFF"/>
             <w:tcMar>
               <w:top w:w="100" w:type="dxa"/>
               <w:bottom w:w="100" w:type="dxa"/>
@@ -597,6 +1712,7 @@
             <w:r>
               <w:rPr>
                 <w:rFonts w:ascii="Arial" w:hAnsi="Arial"/>
+                <w:color w:val="000000"/>
                 <w:sz w:val="19"/>
               </w:rPr>
               <w:t>Nhãn cảm xúc gốc: 0 = Tiêu cực (Negative), 4 = Tích cực (Positive).</w:t>
@@ -621,6 +1737,7 @@
             <w:r>
               <w:rPr>
                 <w:rFonts w:ascii="Arial" w:hAnsi="Arial"/>
+                <w:color w:val="000000"/>
                 <w:sz w:val="19"/>
               </w:rPr>
               <w:t>id</w:t>
@@ -643,6 +1760,7 @@
             <w:r>
               <w:rPr>
                 <w:rFonts w:ascii="Arial" w:hAnsi="Arial"/>
+                <w:color w:val="000000"/>
                 <w:sz w:val="19"/>
               </w:rPr>
               <w:t>Long</w:t>
@@ -665,6 +1783,7 @@
             <w:r>
               <w:rPr>
                 <w:rFonts w:ascii="Arial" w:hAnsi="Arial"/>
+                <w:color w:val="000000"/>
                 <w:sz w:val="19"/>
               </w:rPr>
               <w:t>Mã định danh duy nhất của mỗi bài đăng tweet (Tweet ID).</w:t>
@@ -676,7 +1795,7 @@
         <w:tc>
           <w:tcPr>
             <w:tcW w:type="dxa" w:w="1728"/>
-            <w:shd w:fill="F9FBFD"/>
+            <w:shd w:fill="FFFFFF"/>
             <w:tcMar>
               <w:top w:w="100" w:type="dxa"/>
               <w:bottom w:w="100" w:type="dxa"/>
@@ -689,6 +1808,7 @@
             <w:r>
               <w:rPr>
                 <w:rFonts w:ascii="Arial" w:hAnsi="Arial"/>
+                <w:color w:val="000000"/>
                 <w:sz w:val="19"/>
               </w:rPr>
               <w:t>date</w:t>
@@ -698,7 +1818,7 @@
         <w:tc>
           <w:tcPr>
             <w:tcW w:type="dxa" w:w="1872"/>
-            <w:shd w:fill="F9FBFD"/>
+            <w:shd w:fill="FFFFFF"/>
             <w:tcMar>
               <w:top w:w="100" w:type="dxa"/>
               <w:bottom w:w="100" w:type="dxa"/>
@@ -711,6 +1831,7 @@
             <w:r>
               <w:rPr>
                 <w:rFonts w:ascii="Arial" w:hAnsi="Arial"/>
+                <w:color w:val="000000"/>
                 <w:sz w:val="19"/>
               </w:rPr>
               <w:t>String</w:t>
@@ -720,7 +1841,7 @@
         <w:tc>
           <w:tcPr>
             <w:tcW w:type="dxa" w:w="5760"/>
-            <w:shd w:fill="F9FBFD"/>
+            <w:shd w:fill="FFFFFF"/>
             <w:tcMar>
               <w:top w:w="100" w:type="dxa"/>
               <w:bottom w:w="100" w:type="dxa"/>
@@ -733,6 +1854,7 @@
             <w:r>
               <w:rPr>
                 <w:rFonts w:ascii="Arial" w:hAnsi="Arial"/>
+                <w:color w:val="000000"/>
                 <w:sz w:val="19"/>
               </w:rPr>
               <w:t>Thời gian đăng bài gốc của Twitter (Ví dụ: Mon Apr 06 22:19:45 PDT 2009).</w:t>
@@ -757,6 +1879,7 @@
             <w:r>
               <w:rPr>
                 <w:rFonts w:ascii="Arial" w:hAnsi="Arial"/>
+                <w:color w:val="000000"/>
                 <w:sz w:val="19"/>
               </w:rPr>
               <w:t>flag</w:t>
@@ -779,6 +1902,7 @@
             <w:r>
               <w:rPr>
                 <w:rFonts w:ascii="Arial" w:hAnsi="Arial"/>
+                <w:color w:val="000000"/>
                 <w:sz w:val="19"/>
               </w:rPr>
               <w:t>String</w:t>
@@ -801,6 +1925,7 @@
             <w:r>
               <w:rPr>
                 <w:rFonts w:ascii="Arial" w:hAnsi="Arial"/>
+                <w:color w:val="000000"/>
                 <w:sz w:val="19"/>
               </w:rPr>
               <w:t>Cờ truy vấn truy xuất bài đăng (thường là NO_QUERY).</w:t>
@@ -812,7 +1937,7 @@
         <w:tc>
           <w:tcPr>
             <w:tcW w:type="dxa" w:w="1728"/>
-            <w:shd w:fill="F9FBFD"/>
+            <w:shd w:fill="FFFFFF"/>
             <w:tcMar>
               <w:top w:w="100" w:type="dxa"/>
               <w:bottom w:w="100" w:type="dxa"/>
@@ -825,6 +1950,7 @@
             <w:r>
               <w:rPr>
                 <w:rFonts w:ascii="Arial" w:hAnsi="Arial"/>
+                <w:color w:val="000000"/>
                 <w:sz w:val="19"/>
               </w:rPr>
               <w:t>user</w:t>
@@ -834,7 +1960,7 @@
         <w:tc>
           <w:tcPr>
             <w:tcW w:type="dxa" w:w="1872"/>
-            <w:shd w:fill="F9FBFD"/>
+            <w:shd w:fill="FFFFFF"/>
             <w:tcMar>
               <w:top w:w="100" w:type="dxa"/>
               <w:bottom w:w="100" w:type="dxa"/>
@@ -847,6 +1973,7 @@
             <w:r>
               <w:rPr>
                 <w:rFonts w:ascii="Arial" w:hAnsi="Arial"/>
+                <w:color w:val="000000"/>
                 <w:sz w:val="19"/>
               </w:rPr>
               <w:t>String</w:t>
@@ -856,7 +1983,7 @@
         <w:tc>
           <w:tcPr>
             <w:tcW w:type="dxa" w:w="5760"/>
-            <w:shd w:fill="F9FBFD"/>
+            <w:shd w:fill="FFFFFF"/>
             <w:tcMar>
               <w:top w:w="100" w:type="dxa"/>
               <w:bottom w:w="100" w:type="dxa"/>
@@ -869,6 +1996,7 @@
             <w:r>
               <w:rPr>
                 <w:rFonts w:ascii="Arial" w:hAnsi="Arial"/>
+                <w:color w:val="000000"/>
                 <w:sz w:val="19"/>
               </w:rPr>
               <w:t>Tên tài khoản người đăng (Twitter Screen Name).</w:t>
@@ -893,6 +2021,7 @@
             <w:r>
               <w:rPr>
                 <w:rFonts w:ascii="Arial" w:hAnsi="Arial"/>
+                <w:color w:val="000000"/>
                 <w:sz w:val="19"/>
               </w:rPr>
               <w:t>text</w:t>
@@ -915,6 +2044,7 @@
             <w:r>
               <w:rPr>
                 <w:rFonts w:ascii="Arial" w:hAnsi="Arial"/>
+                <w:color w:val="000000"/>
                 <w:sz w:val="19"/>
               </w:rPr>
               <w:t>String</w:t>
@@ -937,6 +2067,7 @@
             <w:r>
               <w:rPr>
                 <w:rFonts w:ascii="Arial" w:hAnsi="Arial"/>
+                <w:color w:val="000000"/>
                 <w:sz w:val="19"/>
               </w:rPr>
               <w:t>Nội dung văn bản tweet gốc chưa qua làm sạch.</w:t>
@@ -959,7 +2090,7 @@
         <w:rPr>
           <w:rFonts w:ascii="Arial" w:hAnsi="Arial"/>
           <w:b/>
-          <w:color w:val="2E75B6"/>
+          <w:color w:val="000000"/>
           <w:sz w:val="24"/>
         </w:rPr>
         <w:t>2.3. Quy trình làm sạch dữ liệu &amp; Đảm bảo chất lượng (Data Quality)</w:t>
@@ -983,6 +2114,14 @@
         <w:tblW w:type="auto" w:w="0"/>
         <w:jc w:val="center"/>
         <w:tblLook w:firstColumn="1" w:firstRow="1" w:lastColumn="0" w:lastRow="0" w:noHBand="0" w:noVBand="1" w:val="04A0"/>
+        <w:tblBorders>
+          <w:top w:val="single" w:sz="4" w:space="0" w:color="000000"/>
+          <w:left w:val="single" w:sz="4" w:space="0" w:color="000000"/>
+          <w:bottom w:val="single" w:sz="4" w:space="0" w:color="000000"/>
+          <w:right w:val="single" w:sz="4" w:space="0" w:color="000000"/>
+          <w:insideH w:val="single" w:sz="4" w:space="0" w:color="000000"/>
+          <w:insideV w:val="single" w:sz="4" w:space="0" w:color="000000"/>
+        </w:tblBorders>
       </w:tblPr>
       <w:tblGrid>
         <w:gridCol w:w="4680"/>
@@ -992,34 +2131,7 @@
         <w:tc>
           <w:tcPr>
             <w:tcW w:type="dxa" w:w="4608"/>
-            <w:shd w:fill="1F4E79"/>
-            <w:tcMar>
-              <w:top w:w="120" w:type="dxa"/>
-              <w:bottom w:w="120" w:type="dxa"/>
-              <w:left w:w="140" w:type="dxa"/>
-              <w:right w:w="140" w:type="dxa"/>
-            </w:tcMar>
-            <w:shd w:fill="1F4E79"/>
-          </w:tcPr>
-          <w:p>
-            <w:pPr>
-              <w:jc w:val="center"/>
-            </w:pPr>
-            <w:r>
-              <w:rPr>
-                <w:rFonts w:ascii="Arial" w:hAnsi="Arial"/>
-                <w:b/>
-                <w:color w:val="FFFFFF"/>
-                <w:sz w:val="20"/>
-              </w:rPr>
-              <w:t>Chỉ số chất lượng dữ liệu</w:t>
-            </w:r>
-          </w:p>
-        </w:tc>
-        <w:tc>
-          <w:tcPr>
-            <w:tcW w:type="dxa" w:w="4752"/>
-            <w:shd w:fill="1F4E79"/>
+            <w:shd w:fill="FFFFFF"/>
             <w:tcMar>
               <w:top w:w="120" w:type="dxa"/>
               <w:bottom w:w="120" w:type="dxa"/>
@@ -1035,7 +2147,33 @@
               <w:rPr>
                 <w:rFonts w:ascii="Arial" w:hAnsi="Arial"/>
                 <w:b/>
-                <w:color w:val="FFFFFF"/>
+                <w:color w:val="000000"/>
+                <w:sz w:val="20"/>
+              </w:rPr>
+              <w:t>Chỉ số chất lượng dữ liệu</w:t>
+            </w:r>
+          </w:p>
+        </w:tc>
+        <w:tc>
+          <w:tcPr>
+            <w:tcW w:type="dxa" w:w="4752"/>
+            <w:shd w:fill="FFFFFF"/>
+            <w:tcMar>
+              <w:top w:w="120" w:type="dxa"/>
+              <w:bottom w:w="120" w:type="dxa"/>
+              <w:left w:w="140" w:type="dxa"/>
+              <w:right w:w="140" w:type="dxa"/>
+            </w:tcMar>
+          </w:tcPr>
+          <w:p>
+            <w:pPr>
+              <w:jc w:val="center"/>
+            </w:pPr>
+            <w:r>
+              <w:rPr>
+                <w:rFonts w:ascii="Arial" w:hAnsi="Arial"/>
+                <w:b/>
+                <w:color w:val="000000"/>
                 <w:sz w:val="20"/>
               </w:rPr>
               <w:t>Giá trị ghi nhận thực tế</w:t>
@@ -1047,7 +2185,7 @@
         <w:tc>
           <w:tcPr>
             <w:tcW w:type="dxa" w:w="4608"/>
-            <w:shd w:fill="F9FBFD"/>
+            <w:shd w:fill="FFFFFF"/>
             <w:tcMar>
               <w:top w:w="100" w:type="dxa"/>
               <w:bottom w:w="100" w:type="dxa"/>
@@ -1060,6 +2198,7 @@
             <w:r>
               <w:rPr>
                 <w:rFonts w:ascii="Arial" w:hAnsi="Arial"/>
+                <w:color w:val="000000"/>
                 <w:sz w:val="19"/>
               </w:rPr>
               <w:t>Tổng số dòng dữ liệu thô ban đầu</w:t>
@@ -1069,7 +2208,7 @@
         <w:tc>
           <w:tcPr>
             <w:tcW w:type="dxa" w:w="4752"/>
-            <w:shd w:fill="F9FBFD"/>
+            <w:shd w:fill="FFFFFF"/>
             <w:tcMar>
               <w:top w:w="100" w:type="dxa"/>
               <w:bottom w:w="100" w:type="dxa"/>
@@ -1082,6 +2221,7 @@
             <w:r>
               <w:rPr>
                 <w:rFonts w:ascii="Arial" w:hAnsi="Arial"/>
+                <w:color w:val="000000"/>
                 <w:sz w:val="19"/>
               </w:rPr>
               <w:t>1,600,000 dòng</w:t>
@@ -1106,6 +2246,7 @@
             <w:r>
               <w:rPr>
                 <w:rFonts w:ascii="Arial" w:hAnsi="Arial"/>
+                <w:color w:val="000000"/>
                 <w:sz w:val="19"/>
               </w:rPr>
               <w:t>Số dòng hợp lệ sau làm sạch (Clean rows)</w:t>
@@ -1128,6 +2269,7 @@
             <w:r>
               <w:rPr>
                 <w:rFonts w:ascii="Arial" w:hAnsi="Arial"/>
+                <w:color w:val="000000"/>
                 <w:sz w:val="19"/>
               </w:rPr>
               <w:t>1,595,145 dòng (Đạt 99.70%)</w:t>
@@ -1139,7 +2281,7 @@
         <w:tc>
           <w:tcPr>
             <w:tcW w:type="dxa" w:w="4608"/>
-            <w:shd w:fill="F9FBFD"/>
+            <w:shd w:fill="FFFFFF"/>
             <w:tcMar>
               <w:top w:w="100" w:type="dxa"/>
               <w:bottom w:w="100" w:type="dxa"/>
@@ -1152,6 +2294,7 @@
             <w:r>
               <w:rPr>
                 <w:rFonts w:ascii="Arial" w:hAnsi="Arial"/>
+                <w:color w:val="000000"/>
                 <w:sz w:val="19"/>
               </w:rPr>
               <w:t>Số dòng bị loại bỏ do lỗi / trùng lặp</w:t>
@@ -1161,7 +2304,7 @@
         <w:tc>
           <w:tcPr>
             <w:tcW w:type="dxa" w:w="4752"/>
-            <w:shd w:fill="F9FBFD"/>
+            <w:shd w:fill="FFFFFF"/>
             <w:tcMar>
               <w:top w:w="100" w:type="dxa"/>
               <w:bottom w:w="100" w:type="dxa"/>
@@ -1174,6 +2317,7 @@
             <w:r>
               <w:rPr>
                 <w:rFonts w:ascii="Arial" w:hAnsi="Arial"/>
+                <w:color w:val="000000"/>
                 <w:sz w:val="19"/>
               </w:rPr>
               <w:t>4,855 dòng (0.30%)</w:t>
@@ -1198,6 +2342,7 @@
             <w:r>
               <w:rPr>
                 <w:rFonts w:ascii="Arial" w:hAnsi="Arial"/>
+                <w:color w:val="000000"/>
                 <w:sz w:val="19"/>
               </w:rPr>
               <w:t>Phân bố nhãn sau làm sạch</w:t>
@@ -1220,6 +2365,7 @@
             <w:r>
               <w:rPr>
                 <w:rFonts w:ascii="Arial" w:hAnsi="Arial"/>
+                <w:color w:val="000000"/>
                 <w:sz w:val="19"/>
               </w:rPr>
               <w:t>Tiêu cực (0): 798,387 (50.05%) | Tích cực (1): 796,758 (49.95%)</w:t>
@@ -1231,7 +2377,7 @@
         <w:tc>
           <w:tcPr>
             <w:tcW w:type="dxa" w:w="4608"/>
-            <w:shd w:fill="F9FBFD"/>
+            <w:shd w:fill="FFFFFF"/>
             <w:tcMar>
               <w:top w:w="100" w:type="dxa"/>
               <w:bottom w:w="100" w:type="dxa"/>
@@ -1244,6 +2390,7 @@
             <w:r>
               <w:rPr>
                 <w:rFonts w:ascii="Arial" w:hAnsi="Arial"/>
+                <w:color w:val="000000"/>
                 <w:sz w:val="19"/>
               </w:rPr>
               <w:t>Khoảng thời gian bài đăng (UTC)</w:t>
@@ -1253,7 +2400,7 @@
         <w:tc>
           <w:tcPr>
             <w:tcW w:type="dxa" w:w="4752"/>
-            <w:shd w:fill="F9FBFD"/>
+            <w:shd w:fill="FFFFFF"/>
             <w:tcMar>
               <w:top w:w="100" w:type="dxa"/>
               <w:bottom w:w="100" w:type="dxa"/>
@@ -1266,6 +2413,7 @@
             <w:r>
               <w:rPr>
                 <w:rFonts w:ascii="Arial" w:hAnsi="Arial"/>
+                <w:color w:val="000000"/>
                 <w:sz w:val="19"/>
               </w:rPr>
               <w:t>Từ 2009-04-07 12:19:45 đến 2009-06-26 00:28:31</w:t>
@@ -1282,13 +2430,14 @@
     <w:p>
       <w:pPr>
         <w:keepNext/>
+        <w:pageBreakBefore/>
         <w:spacing w:before="280" w:after="80"/>
       </w:pPr>
       <w:r>
         <w:rPr>
           <w:rFonts w:ascii="Arial" w:hAnsi="Arial"/>
           <w:b/>
-          <w:color w:val="1F4E79"/>
+          <w:color w:val="000000"/>
           <w:sz w:val="28"/>
         </w:rPr>
         <w:t>3. KIẾN TRÚC HỆ THỐNG VÀ CÔNG NGHỆ SỬ DỤNG</w:t>
@@ -1313,7 +2462,7 @@
         <w:tc>
           <w:tcPr>
             <w:tcW w:type="dxa" w:w="9360"/>
-            <w:shd w:fill="F0F4F8"/>
+            <w:shd w:fill="FFFFFF"/>
             <w:tcMar>
               <w:top w:w="140" w:type="dxa"/>
               <w:bottom w:w="140" w:type="dxa"/>
@@ -1321,10 +2470,10 @@
               <w:right w:w="200" w:type="dxa"/>
             </w:tcMar>
             <w:tcBorders>
-              <w:top w:val="none"/>
-              <w:left w:val="single" w:sz="24" w:space="0" w:color="1F4E79"/>
-              <w:bottom w:val="none"/>
-              <w:right w:val="none"/>
+              <w:top w:val="single" w:sz="6" w:space="0" w:color="000000"/>
+              <w:left w:val="single" w:sz="24" w:space="0" w:color="000000"/>
+              <w:bottom w:val="single" w:sz="6" w:space="0" w:color="000000"/>
+              <w:right w:val="single" w:sz="6" w:space="0" w:color="000000"/>
             </w:tcBorders>
           </w:tcPr>
           <w:p>
@@ -1335,7 +2484,7 @@
               <w:rPr>
                 <w:rFonts w:ascii="Arial" w:hAnsi="Arial"/>
                 <w:b/>
-                <w:color w:val="1F4E79"/>
+                <w:color w:val="000000"/>
                 <w:sz w:val="20"/>
               </w:rPr>
               <w:t xml:space="preserve">[KIẾN TRÚC TỔNG THỂ] </w:t>
@@ -1343,6 +2492,7 @@
             <w:r>
               <w:rPr>
                 <w:rFonts w:ascii="Arial" w:hAnsi="Arial"/>
+                <w:color w:val="000000"/>
                 <w:sz w:val="20"/>
               </w:rPr>
               <w:t>Hệ thống đi theo luồng Batch Path chuẩn: Dữ liệu CSV thô -&gt; Nạp vào cụm HDFS -&gt; Lưu trữ tối ưu định dạng Parquet -&gt; Tính toán phân tán trên Apache Spark Engine (Data Cleaning, Spark SQL, MLlib) -&gt; Đầu ra phục vụ BI Charts, Mô hình phân loại cảm xúc và Giao diện Desktop GUI.</w:t>
@@ -1361,6 +2511,14 @@
         <w:tblW w:type="auto" w:w="0"/>
         <w:jc w:val="center"/>
         <w:tblLook w:firstColumn="1" w:firstRow="1" w:lastColumn="0" w:lastRow="0" w:noHBand="0" w:noVBand="1" w:val="04A0"/>
+        <w:tblBorders>
+          <w:top w:val="single" w:sz="4" w:space="0" w:color="000000"/>
+          <w:left w:val="single" w:sz="4" w:space="0" w:color="000000"/>
+          <w:bottom w:val="single" w:sz="4" w:space="0" w:color="000000"/>
+          <w:right w:val="single" w:sz="4" w:space="0" w:color="000000"/>
+          <w:insideH w:val="single" w:sz="4" w:space="0" w:color="000000"/>
+          <w:insideV w:val="single" w:sz="4" w:space="0" w:color="000000"/>
+        </w:tblBorders>
       </w:tblPr>
       <w:tblGrid>
         <w:gridCol w:w="3120"/>
@@ -1371,7 +2529,7 @@
         <w:tc>
           <w:tcPr>
             <w:tcW w:type="dxa" w:w="2160"/>
-            <w:shd w:fill="1F4E79"/>
+            <w:shd w:fill="FFFFFF"/>
             <w:tcMar>
               <w:top w:w="120" w:type="dxa"/>
               <w:bottom w:w="120" w:type="dxa"/>
@@ -1387,7 +2545,7 @@
               <w:rPr>
                 <w:rFonts w:ascii="Arial" w:hAnsi="Arial"/>
                 <w:b/>
-                <w:color w:val="FFFFFF"/>
+                <w:color w:val="000000"/>
                 <w:sz w:val="20"/>
               </w:rPr>
               <w:t>Tầng kiến trúc</w:t>
@@ -1397,7 +2555,7 @@
         <w:tc>
           <w:tcPr>
             <w:tcW w:type="dxa" w:w="3168"/>
-            <w:shd w:fill="1F4E79"/>
+            <w:shd w:fill="FFFFFF"/>
             <w:tcMar>
               <w:top w:w="120" w:type="dxa"/>
               <w:bottom w:w="120" w:type="dxa"/>
@@ -1413,7 +2571,7 @@
               <w:rPr>
                 <w:rFonts w:ascii="Arial" w:hAnsi="Arial"/>
                 <w:b/>
-                <w:color w:val="FFFFFF"/>
+                <w:color w:val="000000"/>
                 <w:sz w:val="20"/>
               </w:rPr>
               <w:t>Công nghệ sử dụng</w:t>
@@ -1423,7 +2581,7 @@
         <w:tc>
           <w:tcPr>
             <w:tcW w:type="dxa" w:w="4032"/>
-            <w:shd w:fill="1F4E79"/>
+            <w:shd w:fill="FFFFFF"/>
             <w:tcMar>
               <w:top w:w="120" w:type="dxa"/>
               <w:bottom w:w="120" w:type="dxa"/>
@@ -1439,7 +2597,7 @@
               <w:rPr>
                 <w:rFonts w:ascii="Arial" w:hAnsi="Arial"/>
                 <w:b/>
-                <w:color w:val="FFFFFF"/>
+                <w:color w:val="000000"/>
                 <w:sz w:val="20"/>
               </w:rPr>
               <w:t>Vai trò và chức năng trong đồ án</w:t>
@@ -1451,7 +2609,7 @@
         <w:tc>
           <w:tcPr>
             <w:tcW w:type="dxa" w:w="2160"/>
-            <w:shd w:fill="F9FBFD"/>
+            <w:shd w:fill="FFFFFF"/>
             <w:tcMar>
               <w:top w:w="100" w:type="dxa"/>
               <w:bottom w:w="100" w:type="dxa"/>
@@ -1464,6 +2622,7 @@
             <w:r>
               <w:rPr>
                 <w:rFonts w:ascii="Arial" w:hAnsi="Arial"/>
+                <w:color w:val="000000"/>
                 <w:sz w:val="19"/>
               </w:rPr>
               <w:t>Nguồn &amp; Nạp dữ liệu</w:t>
@@ -1473,7 +2632,7 @@
         <w:tc>
           <w:tcPr>
             <w:tcW w:type="dxa" w:w="3168"/>
-            <w:shd w:fill="F9FBFD"/>
+            <w:shd w:fill="FFFFFF"/>
             <w:tcMar>
               <w:top w:w="100" w:type="dxa"/>
               <w:bottom w:w="100" w:type="dxa"/>
@@ -1486,6 +2645,7 @@
             <w:r>
               <w:rPr>
                 <w:rFonts w:ascii="Arial" w:hAnsi="Arial"/>
+                <w:color w:val="000000"/>
                 <w:sz w:val="19"/>
               </w:rPr>
               <w:t>Sentiment140 CSV, PowerShell Ingestion</w:t>
@@ -1495,7 +2655,7 @@
         <w:tc>
           <w:tcPr>
             <w:tcW w:type="dxa" w:w="4032"/>
-            <w:shd w:fill="F9FBFD"/>
+            <w:shd w:fill="FFFFFF"/>
             <w:tcMar>
               <w:top w:w="100" w:type="dxa"/>
               <w:bottom w:w="100" w:type="dxa"/>
@@ -1508,6 +2668,7 @@
             <w:r>
               <w:rPr>
                 <w:rFonts w:ascii="Arial" w:hAnsi="Arial"/>
+                <w:color w:val="000000"/>
                 <w:sz w:val="19"/>
               </w:rPr>
               <w:t>Nạp dữ liệu vào hệ thống và đồng bộ lên HDFS qua kịch bản tự động.</w:t>
@@ -1532,6 +2693,7 @@
             <w:r>
               <w:rPr>
                 <w:rFonts w:ascii="Arial" w:hAnsi="Arial"/>
+                <w:color w:val="000000"/>
                 <w:sz w:val="19"/>
               </w:rPr>
               <w:t>Lưu trữ phân tán</w:t>
@@ -1554,6 +2716,7 @@
             <w:r>
               <w:rPr>
                 <w:rFonts w:ascii="Arial" w:hAnsi="Arial"/>
+                <w:color w:val="000000"/>
                 <w:sz w:val="19"/>
               </w:rPr>
               <w:t>Hadoop HDFS 3.3.6 (Docker), Apache Parquet</w:t>
@@ -1576,6 +2739,7 @@
             <w:r>
               <w:rPr>
                 <w:rFonts w:ascii="Arial" w:hAnsi="Arial"/>
+                <w:color w:val="000000"/>
                 <w:sz w:val="19"/>
               </w:rPr>
               <w:t>Lưu trữ tệp phân tán trên NameNode/DataNode; nén Snappy theo định dạng cột tối ưu.</w:t>
@@ -1587,7 +2751,7 @@
         <w:tc>
           <w:tcPr>
             <w:tcW w:type="dxa" w:w="2160"/>
-            <w:shd w:fill="F9FBFD"/>
+            <w:shd w:fill="FFFFFF"/>
             <w:tcMar>
               <w:top w:w="100" w:type="dxa"/>
               <w:bottom w:w="100" w:type="dxa"/>
@@ -1600,6 +2764,7 @@
             <w:r>
               <w:rPr>
                 <w:rFonts w:ascii="Arial" w:hAnsi="Arial"/>
+                <w:color w:val="000000"/>
                 <w:sz w:val="19"/>
               </w:rPr>
               <w:t>Xử lý tính toán</w:t>
@@ -1609,7 +2774,7 @@
         <w:tc>
           <w:tcPr>
             <w:tcW w:type="dxa" w:w="3168"/>
-            <w:shd w:fill="F9FBFD"/>
+            <w:shd w:fill="FFFFFF"/>
             <w:tcMar>
               <w:top w:w="100" w:type="dxa"/>
               <w:bottom w:w="100" w:type="dxa"/>
@@ -1622,6 +2787,7 @@
             <w:r>
               <w:rPr>
                 <w:rFonts w:ascii="Arial" w:hAnsi="Arial"/>
+                <w:color w:val="000000"/>
                 <w:sz w:val="19"/>
               </w:rPr>
               <w:t>Apache Spark 3.5.7 (PySpark Engine)</w:t>
@@ -1631,7 +2797,7 @@
         <w:tc>
           <w:tcPr>
             <w:tcW w:type="dxa" w:w="4032"/>
-            <w:shd w:fill="F9FBFD"/>
+            <w:shd w:fill="FFFFFF"/>
             <w:tcMar>
               <w:top w:w="100" w:type="dxa"/>
               <w:bottom w:w="100" w:type="dxa"/>
@@ -1644,6 +2810,7 @@
             <w:r>
               <w:rPr>
                 <w:rFonts w:ascii="Arial" w:hAnsi="Arial"/>
+                <w:color w:val="000000"/>
                 <w:sz w:val="19"/>
               </w:rPr>
               <w:t>Xử lý song song dữ liệu lớn, kiểm định chất lượng, biến đổi DataFrame in-memory.</w:t>
@@ -1668,6 +2835,7 @@
             <w:r>
               <w:rPr>
                 <w:rFonts w:ascii="Arial" w:hAnsi="Arial"/>
+                <w:color w:val="000000"/>
                 <w:sz w:val="19"/>
               </w:rPr>
               <w:t>Phân tích &amp; Học máy</w:t>
@@ -1690,6 +2858,7 @@
             <w:r>
               <w:rPr>
                 <w:rFonts w:ascii="Arial" w:hAnsi="Arial"/>
+                <w:color w:val="000000"/>
                 <w:sz w:val="19"/>
               </w:rPr>
               <w:t>Spark SQL, Spark MLlib</w:t>
@@ -1712,6 +2881,7 @@
             <w:r>
               <w:rPr>
                 <w:rFonts w:ascii="Arial" w:hAnsi="Arial"/>
+                <w:color w:val="000000"/>
                 <w:sz w:val="19"/>
               </w:rPr>
               <w:t>Truy vấn thống kê hành vi người dùng; xây dựng Pipeline NLP (TF-IDF + Logistic Regression).</w:t>
@@ -1723,7 +2893,7 @@
         <w:tc>
           <w:tcPr>
             <w:tcW w:type="dxa" w:w="2160"/>
-            <w:shd w:fill="F9FBFD"/>
+            <w:shd w:fill="FFFFFF"/>
             <w:tcMar>
               <w:top w:w="100" w:type="dxa"/>
               <w:bottom w:w="100" w:type="dxa"/>
@@ -1736,6 +2906,7 @@
             <w:r>
               <w:rPr>
                 <w:rFonts w:ascii="Arial" w:hAnsi="Arial"/>
+                <w:color w:val="000000"/>
                 <w:sz w:val="19"/>
               </w:rPr>
               <w:t>Trực quan hóa &amp; App</w:t>
@@ -1745,7 +2916,7 @@
         <w:tc>
           <w:tcPr>
             <w:tcW w:type="dxa" w:w="3168"/>
-            <w:shd w:fill="F9FBFD"/>
+            <w:shd w:fill="FFFFFF"/>
             <w:tcMar>
               <w:top w:w="100" w:type="dxa"/>
               <w:bottom w:w="100" w:type="dxa"/>
@@ -1758,6 +2929,7 @@
             <w:r>
               <w:rPr>
                 <w:rFonts w:ascii="Arial" w:hAnsi="Arial"/>
+                <w:color w:val="000000"/>
                 <w:sz w:val="19"/>
               </w:rPr>
               <w:t>Matplotlib, Seaborn, Python Tkinter GUI</w:t>
@@ -1767,7 +2939,7 @@
         <w:tc>
           <w:tcPr>
             <w:tcW w:type="dxa" w:w="4032"/>
-            <w:shd w:fill="F9FBFD"/>
+            <w:shd w:fill="FFFFFF"/>
             <w:tcMar>
               <w:top w:w="100" w:type="dxa"/>
               <w:bottom w:w="100" w:type="dxa"/>
@@ -1780,6 +2952,7 @@
             <w:r>
               <w:rPr>
                 <w:rFonts w:ascii="Arial" w:hAnsi="Arial"/>
+                <w:color w:val="000000"/>
                 <w:sz w:val="19"/>
               </w:rPr>
               <w:t>Xuất hệ thống biểu đồ trực quan hóa (BI) và cung cấp giao diện tương tác người dùng.</w:t>
@@ -1795,6 +2968,61 @@
     </w:p>
     <w:p>
       <w:pPr>
+        <w:spacing w:before="160" w:after="40"/>
+        <w:jc w:val="center"/>
+      </w:pPr>
+      <w:r>
+        <w:drawing>
+          <wp:inline xmlns:a="http://schemas.openxmlformats.org/drawingml/2006/main" xmlns:pic="http://schemas.openxmlformats.org/drawingml/2006/picture">
+            <wp:extent cx="5303520" cy="3345247"/>
+            <wp:docPr id="1" name="Picture 1"/>
+            <wp:cNvGraphicFramePr>
+              <a:graphicFrameLocks noChangeAspect="1"/>
+            </wp:cNvGraphicFramePr>
+            <a:graphic>
+              <a:graphicData uri="http://schemas.openxmlformats.org/drawingml/2006/picture">
+                <pic:pic>
+                  <pic:nvPicPr>
+                    <pic:cNvPr id="0" name="architecture_diagram.png"/>
+                    <pic:cNvPicPr/>
+                  </pic:nvPicPr>
+                  <pic:blipFill>
+                    <a:blip r:embed="rId11"/>
+                    <a:stretch>
+                      <a:fillRect/>
+                    </a:stretch>
+                  </pic:blipFill>
+                  <pic:spPr>
+                    <a:xfrm>
+                      <a:off x="0" y="0"/>
+                      <a:ext cx="5303520" cy="3345247"/>
+                    </a:xfrm>
+                    <a:prstGeom prst="rect"/>
+                  </pic:spPr>
+                </pic:pic>
+              </a:graphicData>
+            </a:graphic>
+          </wp:inline>
+        </w:drawing>
+      </w:r>
+    </w:p>
+    <w:p>
+      <w:pPr>
+        <w:spacing w:after="200"/>
+        <w:jc w:val="center"/>
+      </w:pPr>
+      <w:r>
+        <w:rPr>
+          <w:rFonts w:ascii="Arial" w:hAnsi="Arial"/>
+          <w:i/>
+          <w:color w:val="444444"/>
+          <w:sz w:val="19"/>
+        </w:rPr>
+        <w:t>Hình 3.1. Sơ đồ kiến trúc tổng thể Big Data Pipeline cho bài toán Twitter Sentiment140.</w:t>
+      </w:r>
+    </w:p>
+    <w:p>
+      <w:pPr>
         <w:keepNext/>
         <w:spacing w:before="200" w:after="60"/>
       </w:pPr>
@@ -1802,7 +3030,7 @@
         <w:rPr>
           <w:rFonts w:ascii="Arial" w:hAnsi="Arial"/>
           <w:b/>
-          <w:color w:val="2E75B6"/>
+          <w:color w:val="000000"/>
           <w:sz w:val="24"/>
         </w:rPr>
         <w:t>3.3. Lý giải kỹ thuật về việc không sử dụng Apache Kafka trong bài toán Batch</w:t>
@@ -1826,13 +3054,14 @@
     <w:p>
       <w:pPr>
         <w:keepNext/>
+        <w:pageBreakBefore/>
         <w:spacing w:before="280" w:after="80"/>
       </w:pPr>
       <w:r>
         <w:rPr>
           <w:rFonts w:ascii="Arial" w:hAnsi="Arial"/>
           <w:b/>
-          <w:color w:val="1F4E79"/>
+          <w:color w:val="000000"/>
           <w:sz w:val="28"/>
         </w:rPr>
         <w:t>4. CÁC THÀNH PHẦN ĐÃ TRIỂN KHAI VÀ HOẠT ĐỘNG THỰC TẾ</w:t>
@@ -1847,7 +3076,7 @@
         <w:rPr>
           <w:rFonts w:ascii="Arial" w:hAnsi="Arial"/>
           <w:b/>
-          <w:color w:val="2E75B6"/>
+          <w:color w:val="000000"/>
           <w:sz w:val="24"/>
         </w:rPr>
         <w:t>4.1. Phân hệ Lưu trữ phân tán Hadoop HDFS (Docker)</w:t>
@@ -1866,6 +3095,61 @@
     </w:p>
     <w:p>
       <w:pPr>
+        <w:spacing w:before="160" w:after="40"/>
+        <w:jc w:val="center"/>
+      </w:pPr>
+      <w:r>
+        <w:drawing>
+          <wp:inline xmlns:a="http://schemas.openxmlformats.org/drawingml/2006/main" xmlns:pic="http://schemas.openxmlformats.org/drawingml/2006/picture">
+            <wp:extent cx="5303520" cy="3376155"/>
+            <wp:docPr id="2" name="Picture 2"/>
+            <wp:cNvGraphicFramePr>
+              <a:graphicFrameLocks noChangeAspect="1"/>
+            </wp:cNvGraphicFramePr>
+            <a:graphic>
+              <a:graphicData uri="http://schemas.openxmlformats.org/drawingml/2006/picture">
+                <pic:pic>
+                  <pic:nvPicPr>
+                    <pic:cNvPr id="0" name="hdfs_web_ui.png"/>
+                    <pic:cNvPicPr/>
+                  </pic:nvPicPr>
+                  <pic:blipFill>
+                    <a:blip r:embed="rId12"/>
+                    <a:stretch>
+                      <a:fillRect/>
+                    </a:stretch>
+                  </pic:blipFill>
+                  <pic:spPr>
+                    <a:xfrm>
+                      <a:off x="0" y="0"/>
+                      <a:ext cx="5303520" cy="3376155"/>
+                    </a:xfrm>
+                    <a:prstGeom prst="rect"/>
+                  </pic:spPr>
+                </pic:pic>
+              </a:graphicData>
+            </a:graphic>
+          </wp:inline>
+        </w:drawing>
+      </w:r>
+    </w:p>
+    <w:p>
+      <w:pPr>
+        <w:spacing w:after="200"/>
+        <w:jc w:val="center"/>
+      </w:pPr>
+      <w:r>
+        <w:rPr>
+          <w:rFonts w:ascii="Arial" w:hAnsi="Arial"/>
+          <w:i/>
+          <w:color w:val="444444"/>
+          <w:sz w:val="19"/>
+        </w:rPr>
+        <w:t>Hình 3.3. Giao diện Apache Hadoop HDFS Web UI (NameNode Overview port 9870) &amp; Chi tiết tệp Parquet.</w:t>
+      </w:r>
+    </w:p>
+    <w:p>
+      <w:pPr>
         <w:keepNext/>
         <w:spacing w:before="200" w:after="60"/>
       </w:pPr>
@@ -1873,7 +3157,7 @@
         <w:rPr>
           <w:rFonts w:ascii="Arial" w:hAnsi="Arial"/>
           <w:b/>
-          <w:color w:val="2E75B6"/>
+          <w:color w:val="000000"/>
           <w:sz w:val="24"/>
         </w:rPr>
         <w:t>4.2. Phân hệ Phân tích dữ liệu hành vi với Spark SQL (EDA)</w:t>
@@ -1899,7 +3183,7 @@
         <w:rPr>
           <w:rFonts w:ascii="Arial" w:hAnsi="Arial"/>
           <w:b/>
-          <w:color w:val="2E75B6"/>
+          <w:color w:val="000000"/>
           <w:sz w:val="24"/>
         </w:rPr>
         <w:t>4.3. Phân hệ Học máy phân tán Spark MLlib</w:t>
@@ -1929,7 +3213,7 @@
         <w:rPr>
           <w:rFonts w:ascii="Arial" w:hAnsi="Arial"/>
           <w:b/>
-          <w:color w:val="2E75B6"/>
+          <w:color w:val="000000"/>
           <w:sz w:val="24"/>
         </w:rPr>
         <w:t>4.4. Phân hệ Đo lường hiệu năng (Benchmark) &amp; So sánh lưu trữ</w:t>
@@ -1944,6 +3228,61 @@
     </w:p>
     <w:p>
       <w:pPr>
+        <w:spacing w:before="160" w:after="40"/>
+        <w:jc w:val="center"/>
+      </w:pPr>
+      <w:r>
+        <w:drawing>
+          <wp:inline xmlns:a="http://schemas.openxmlformats.org/drawingml/2006/main" xmlns:pic="http://schemas.openxmlformats.org/drawingml/2006/picture">
+            <wp:extent cx="5303520" cy="3345247"/>
+            <wp:docPr id="3" name="Picture 3"/>
+            <wp:cNvGraphicFramePr>
+              <a:graphicFrameLocks noChangeAspect="1"/>
+            </wp:cNvGraphicFramePr>
+            <a:graphic>
+              <a:graphicData uri="http://schemas.openxmlformats.org/drawingml/2006/picture">
+                <pic:pic>
+                  <pic:nvPicPr>
+                    <pic:cNvPr id="0" name="spark_web_ui.png"/>
+                    <pic:cNvPicPr/>
+                  </pic:nvPicPr>
+                  <pic:blipFill>
+                    <a:blip r:embed="rId13"/>
+                    <a:stretch>
+                      <a:fillRect/>
+                    </a:stretch>
+                  </pic:blipFill>
+                  <pic:spPr>
+                    <a:xfrm>
+                      <a:off x="0" y="0"/>
+                      <a:ext cx="5303520" cy="3345247"/>
+                    </a:xfrm>
+                    <a:prstGeom prst="rect"/>
+                  </pic:spPr>
+                </pic:pic>
+              </a:graphicData>
+            </a:graphic>
+          </wp:inline>
+        </w:drawing>
+      </w:r>
+    </w:p>
+    <w:p>
+      <w:pPr>
+        <w:spacing w:after="200"/>
+        <w:jc w:val="center"/>
+      </w:pPr>
+      <w:r>
+        <w:rPr>
+          <w:rFonts w:ascii="Arial" w:hAnsi="Arial"/>
+          <w:i/>
+          <w:color w:val="444444"/>
+          <w:sz w:val="19"/>
+        </w:rPr>
+        <w:t>Hình 4.2. Giao diện Apache Spark Web UI (Jobs &amp; Stages Execution Timeline port 4040).</w:t>
+      </w:r>
+    </w:p>
+    <w:p>
+      <w:pPr>
         <w:keepNext/>
         <w:spacing w:before="200" w:after="60"/>
       </w:pPr>
@@ -1951,7 +3290,7 @@
         <w:rPr>
           <w:rFonts w:ascii="Arial" w:hAnsi="Arial"/>
           <w:b/>
-          <w:color w:val="2E75B6"/>
+          <w:color w:val="000000"/>
           <w:sz w:val="24"/>
         </w:rPr>
         <w:t>4.5. Ứng dụng Desktop GUI</w:t>
@@ -1968,6 +3307,118 @@
         <w:t>• Hiển thị cửa sổ Console Log trực tiếp thời gian thực.</w:t>
         <w:br/>
         <w:t>• Ô kiểm thử suy luận cảm xúc trực tiếp: Người dùng gõ câu tweet tiếng Anh bất kỳ và nhận ngay kết quả dự đoán (Tích cực/Tiêu cực kèm thanh xác suất %).</w:t>
+        <w:br/>
+        <w:t>• Video Demo vận hành trực quan: Nhóm đã quay video demo chi tiết toàn bộ luồng hoạt động của giao diện Desktop GUI và pipeline (tệp video_demo/video_demo_gui_pipeline.mp4, độ dài 45s, 1280x720 20 FPS). Giảng viên có thể mở trực tiếp video đính kèm trong thư mục hoặc chạy 'python gui.py' / 'scripts/gui.ps1'.</w:t>
+      </w:r>
+    </w:p>
+    <w:p>
+      <w:pPr>
+        <w:spacing w:before="160" w:after="40"/>
+        <w:jc w:val="center"/>
+      </w:pPr>
+      <w:r>
+        <w:drawing>
+          <wp:inline xmlns:a="http://schemas.openxmlformats.org/drawingml/2006/main" xmlns:pic="http://schemas.openxmlformats.org/drawingml/2006/picture">
+            <wp:extent cx="5303520" cy="3395093"/>
+            <wp:docPr id="4" name="Picture 4"/>
+            <wp:cNvGraphicFramePr>
+              <a:graphicFrameLocks noChangeAspect="1"/>
+            </wp:cNvGraphicFramePr>
+            <a:graphic>
+              <a:graphicData uri="http://schemas.openxmlformats.org/drawingml/2006/picture">
+                <pic:pic>
+                  <pic:nvPicPr>
+                    <pic:cNvPr id="0" name="gui_dashboard.png"/>
+                    <pic:cNvPicPr/>
+                  </pic:nvPicPr>
+                  <pic:blipFill>
+                    <a:blip r:embed="rId14"/>
+                    <a:stretch>
+                      <a:fillRect/>
+                    </a:stretch>
+                  </pic:blipFill>
+                  <pic:spPr>
+                    <a:xfrm>
+                      <a:off x="0" y="0"/>
+                      <a:ext cx="5303520" cy="3395093"/>
+                    </a:xfrm>
+                    <a:prstGeom prst="rect"/>
+                  </pic:spPr>
+                </pic:pic>
+              </a:graphicData>
+            </a:graphic>
+          </wp:inline>
+        </w:drawing>
+      </w:r>
+    </w:p>
+    <w:p>
+      <w:pPr>
+        <w:spacing w:after="200"/>
+        <w:jc w:val="center"/>
+      </w:pPr>
+      <w:r>
+        <w:rPr>
+          <w:rFonts w:ascii="Arial" w:hAnsi="Arial"/>
+          <w:i/>
+          <w:color w:val="444444"/>
+          <w:sz w:val="19"/>
+        </w:rPr>
+        <w:t>Hình 4.1. Giao diện Desktop Dashboard điều phối, thực thi và theo dõi log hệ thống.</w:t>
+      </w:r>
+    </w:p>
+    <w:p>
+      <w:pPr>
+        <w:spacing w:before="160" w:after="40"/>
+        <w:jc w:val="center"/>
+      </w:pPr>
+      <w:r>
+        <w:drawing>
+          <wp:inline xmlns:a="http://schemas.openxmlformats.org/drawingml/2006/main" xmlns:pic="http://schemas.openxmlformats.org/drawingml/2006/picture">
+            <wp:extent cx="5303520" cy="3488980"/>
+            <wp:docPr id="5" name="Picture 5"/>
+            <wp:cNvGraphicFramePr>
+              <a:graphicFrameLocks noChangeAspect="1"/>
+            </wp:cNvGraphicFramePr>
+            <a:graphic>
+              <a:graphicData uri="http://schemas.openxmlformats.org/drawingml/2006/picture">
+                <pic:pic>
+                  <pic:nvPicPr>
+                    <pic:cNvPr id="0" name="gui_prediction_demo.png"/>
+                    <pic:cNvPicPr/>
+                  </pic:nvPicPr>
+                  <pic:blipFill>
+                    <a:blip r:embed="rId15"/>
+                    <a:stretch>
+                      <a:fillRect/>
+                    </a:stretch>
+                  </pic:blipFill>
+                  <pic:spPr>
+                    <a:xfrm>
+                      <a:off x="0" y="0"/>
+                      <a:ext cx="5303520" cy="3488980"/>
+                    </a:xfrm>
+                    <a:prstGeom prst="rect"/>
+                  </pic:spPr>
+                </pic:pic>
+              </a:graphicData>
+            </a:graphic>
+          </wp:inline>
+        </w:drawing>
+      </w:r>
+    </w:p>
+    <w:p>
+      <w:pPr>
+        <w:spacing w:after="200"/>
+        <w:jc w:val="center"/>
+      </w:pPr>
+      <w:r>
+        <w:rPr>
+          <w:rFonts w:ascii="Arial" w:hAnsi="Arial"/>
+          <w:i/>
+          <w:color w:val="444444"/>
+          <w:sz w:val="19"/>
+        </w:rPr>
+        <w:t>Hình 4.3. Minh chứng tính năng suy luận cảm xúc trực tiếp (Interactive Prediction) trên Desktop GUI.</w:t>
       </w:r>
     </w:p>
     <w:p>
@@ -1979,7 +3430,7 @@
         <w:rPr>
           <w:rFonts w:ascii="Arial" w:hAnsi="Arial"/>
           <w:b/>
-          <w:color w:val="2E75B6"/>
+          <w:color w:val="000000"/>
           <w:sz w:val="24"/>
         </w:rPr>
         <w:t>4.6. Phân hệ Điều phối tự động bằng Apache Airflow DAG</w:t>
@@ -1998,14 +3449,654 @@
     </w:p>
     <w:p>
       <w:pPr>
+        <w:spacing w:before="160" w:after="40"/>
+        <w:jc w:val="center"/>
+      </w:pPr>
+      <w:r>
+        <w:drawing>
+          <wp:inline xmlns:a="http://schemas.openxmlformats.org/drawingml/2006/main" xmlns:pic="http://schemas.openxmlformats.org/drawingml/2006/picture">
+            <wp:extent cx="5303520" cy="3345247"/>
+            <wp:docPr id="6" name="Picture 6"/>
+            <wp:cNvGraphicFramePr>
+              <a:graphicFrameLocks noChangeAspect="1"/>
+            </wp:cNvGraphicFramePr>
+            <a:graphic>
+              <a:graphicData uri="http://schemas.openxmlformats.org/drawingml/2006/picture">
+                <pic:pic>
+                  <pic:nvPicPr>
+                    <pic:cNvPr id="0" name="airflow_dag_ui.png"/>
+                    <pic:cNvPicPr/>
+                  </pic:nvPicPr>
+                  <pic:blipFill>
+                    <a:blip r:embed="rId16"/>
+                    <a:stretch>
+                      <a:fillRect/>
+                    </a:stretch>
+                  </pic:blipFill>
+                  <pic:spPr>
+                    <a:xfrm>
+                      <a:off x="0" y="0"/>
+                      <a:ext cx="5303520" cy="3345247"/>
+                    </a:xfrm>
+                    <a:prstGeom prst="rect"/>
+                  </pic:spPr>
+                </pic:pic>
+              </a:graphicData>
+            </a:graphic>
+          </wp:inline>
+        </w:drawing>
+      </w:r>
+    </w:p>
+    <w:p>
+      <w:pPr>
+        <w:spacing w:after="200"/>
+        <w:jc w:val="center"/>
+      </w:pPr>
+      <w:r>
+        <w:rPr>
+          <w:rFonts w:ascii="Arial" w:hAnsi="Arial"/>
+          <w:i/>
+          <w:color w:val="444444"/>
+          <w:sz w:val="19"/>
+        </w:rPr>
+        <w:t>Hình 3.2. Đồ thị điều phối 9 tác vụ (DAG Graph View) trên giao diện Apache Airflow Web UI.</w:t>
+      </w:r>
+    </w:p>
+    <w:p>
+      <w:pPr>
         <w:keepNext/>
+        <w:spacing w:before="200" w:after="60"/>
+      </w:pPr>
+      <w:r>
+        <w:rPr>
+          <w:rFonts w:ascii="Arial" w:hAnsi="Arial"/>
+          <w:b/>
+          <w:color w:val="000000"/>
+          <w:sz w:val="24"/>
+        </w:rPr>
+        <w:t>4.7. Trích đoạn mã nguồn then chốt (Core Code Snippets)</w:t>
+      </w:r>
+    </w:p>
+    <w:p>
+      <w:r>
+        <w:t>Để phục vụ việc kiểm tra và đối chiếu tự động giữa báo cáo và mã nguồn thực tế theo yêu cầu của hội đồng, dưới đây là các trích đoạn mã nguồn cốt lõi đại diện cho các phân hệ của đồ án:</w:t>
+      </w:r>
+    </w:p>
+    <w:tbl>
+      <w:tblPr>
+        <w:tblW w:type="auto" w:w="0"/>
+        <w:jc w:val="center"/>
+        <w:tblLayout w:type="fixed"/>
+        <w:tblLook w:firstColumn="1" w:firstRow="1" w:lastColumn="0" w:lastRow="0" w:noHBand="0" w:noVBand="1" w:val="04A0"/>
+      </w:tblPr>
+      <w:tblGrid>
+        <w:gridCol w:w="9360"/>
+      </w:tblGrid>
+      <w:tr>
+        <w:tc>
+          <w:tcPr>
+            <w:tcW w:type="dxa" w:w="9360"/>
+            <w:shd w:fill="FFFFFF"/>
+            <w:tcMar>
+              <w:top w:w="100" w:type="dxa"/>
+              <w:bottom w:w="100" w:type="dxa"/>
+              <w:left w:w="140" w:type="dxa"/>
+              <w:right w:w="140" w:type="dxa"/>
+            </w:tcMar>
+            <w:tcBorders>
+              <w:top w:val="single" w:sz="6" w:space="0" w:color="000000"/>
+              <w:left w:val="single" w:sz="18" w:space="0" w:color="000000"/>
+              <w:bottom w:val="single" w:sz="6" w:space="0" w:color="000000"/>
+              <w:right w:val="single" w:sz="6" w:space="0" w:color="000000"/>
+            </w:tcBorders>
+          </w:tcPr>
+          <w:p>
+            <w:pPr>
+              <w:spacing w:before="0" w:after="40" w:line="252" w:lineRule="auto"/>
+            </w:pPr>
+            <w:r>
+              <w:rPr>
+                <w:rFonts w:ascii="Consolas" w:hAnsi="Consolas"/>
+                <w:b/>
+                <w:color w:val="000000"/>
+                <w:sz w:val="18"/>
+              </w:rPr>
+              <w:t>[PYTHON SNIPPET] Làm sạch văn bản &amp; Chuẩn hóa múi giờ UTC (twitter_spark/data.py)</w:t>
+              <w:br/>
+            </w:r>
+            <w:r>
+              <w:rPr>
+                <w:rFonts w:ascii="Consolas" w:hAnsi="Consolas"/>
+                <w:color w:val="000000"/>
+                <w:sz w:val="17"/>
+              </w:rPr>
+              <w:t>def clean_text_expr(column):</w:t>
+              <w:br/>
+              <w:t xml:space="preserve">    from pyspark.sql import functions as F</w:t>
+              <w:br/>
+              <w:t xml:space="preserve">    cleaned = F.lower(column)</w:t>
+              <w:br/>
+              <w:t xml:space="preserve">    cleaned = F.regexp_replace(cleaned, r'https?://\S+|www\.\S+', ' ')  # Xóa URL</w:t>
+              <w:br/>
+              <w:t xml:space="preserve">    cleaned = F.regexp_replace(cleaned, r'@\w+', ' ')                    # Xóa @mention</w:t>
+              <w:br/>
+              <w:t xml:space="preserve">    cleaned = F.regexp_replace(cleaned, r'[^\p{L}\p{N}\'\s]', ' ')        # Xóa ký tự lạ</w:t>
+              <w:br/>
+              <w:t xml:space="preserve">    return F.trim(F.regexp_replace(cleaned, r'\s+', ' '))                # Chuẩn hóa space</w:t>
+              <w:br/>
+              <w:br/>
+              <w:t>def with_parsed_date(frame):</w:t>
+              <w:br/>
+              <w:t xml:space="preserve">    from pyspark.sql import functions as F</w:t>
+              <w:br/>
+              <w:t xml:space="preserve">    date_without_weekday = F.regexp_replace(F.col('date'), r'^\w{3}\s+', '')</w:t>
+              <w:br/>
+              <w:t xml:space="preserve">    date_with_offset = F.regexp_replace(date_without_weekday, 'PDT', '-0700')</w:t>
+              <w:br/>
+              <w:t xml:space="preserve">    date_with_offset = F.regexp_replace(date_with_offset, 'PST', '-0800')</w:t>
+              <w:br/>
+              <w:t xml:space="preserve">    return frame.withColumn('posted_at', F.to_timestamp(date_with_offset, 'MMM dd HH:mm:ss Z yyyy'))</w:t>
+            </w:r>
+          </w:p>
+        </w:tc>
+      </w:tr>
+    </w:tbl>
+    <w:p>
+      <w:pPr>
+        <w:spacing w:after="80"/>
+      </w:pPr>
+    </w:p>
+    <w:tbl>
+      <w:tblPr>
+        <w:tblW w:type="auto" w:w="0"/>
+        <w:jc w:val="center"/>
+        <w:tblLayout w:type="fixed"/>
+        <w:tblLook w:firstColumn="1" w:firstRow="1" w:lastColumn="0" w:lastRow="0" w:noHBand="0" w:noVBand="1" w:val="04A0"/>
+      </w:tblPr>
+      <w:tblGrid>
+        <w:gridCol w:w="9360"/>
+      </w:tblGrid>
+      <w:tr>
+        <w:tc>
+          <w:tcPr>
+            <w:tcW w:type="dxa" w:w="9360"/>
+            <w:shd w:fill="FFFFFF"/>
+            <w:tcMar>
+              <w:top w:w="100" w:type="dxa"/>
+              <w:bottom w:w="100" w:type="dxa"/>
+              <w:left w:w="140" w:type="dxa"/>
+              <w:right w:w="140" w:type="dxa"/>
+            </w:tcMar>
+            <w:tcBorders>
+              <w:top w:val="single" w:sz="6" w:space="0" w:color="000000"/>
+              <w:left w:val="single" w:sz="18" w:space="0" w:color="000000"/>
+              <w:bottom w:val="single" w:sz="6" w:space="0" w:color="000000"/>
+              <w:right w:val="single" w:sz="6" w:space="0" w:color="000000"/>
+            </w:tcBorders>
+          </w:tcPr>
+          <w:p>
+            <w:pPr>
+              <w:spacing w:before="0" w:after="40" w:line="252" w:lineRule="auto"/>
+            </w:pPr>
+            <w:r>
+              <w:rPr>
+                <w:rFonts w:ascii="Consolas" w:hAnsi="Consolas"/>
+                <w:b/>
+                <w:color w:val="000000"/>
+                <w:sz w:val="18"/>
+              </w:rPr>
+              <w:t>[PYTHON SNIPPET] Cơ chế chống rò rỉ dữ liệu Anti-Leakage (twitter_spark/modeling.py)</w:t>
+              <w:br/>
+            </w:r>
+            <w:r>
+              <w:rPr>
+                <w:rFonts w:ascii="Consolas" w:hAnsi="Consolas"/>
+                <w:color w:val="000000"/>
+                <w:sz w:val="17"/>
+              </w:rPr>
+              <w:t>def prepare_ml_data(frame, sample_fraction: float, seed: int):</w:t>
+              <w:br/>
+              <w:t xml:space="preserve">    from pyspark.sql import functions as F</w:t>
+              <w:br/>
+              <w:t xml:space="preserve">    grouped = frame.groupBy('clean_text').agg(</w:t>
+              <w:br/>
+              <w:t xml:space="preserve">        F.countDistinct('label').alias('nlabels'),</w:t>
+              <w:br/>
+              <w:t xml:space="preserve">        F.min('label').alias('label'),</w:t>
+              <w:br/>
+              <w:t xml:space="preserve">        F.count('*').alias('source_rows')</w:t>
+              <w:br/>
+              <w:t xml:space="preserve">    )</w:t>
+              <w:br/>
+              <w:t xml:space="preserve">    ml = grouped.filter(F.col('nlabels') == 1).select('clean_text', 'label')</w:t>
+              <w:br/>
+              <w:t xml:space="preserve">    if sample_fraction &lt; 1:</w:t>
+              <w:br/>
+              <w:t xml:space="preserve">        ml = ml.sampleBy('label', {0.0: sample_fraction, 1.0: sample_fraction}, seed=seed)</w:t>
+              <w:br/>
+              <w:t xml:space="preserve">    ml = ml.withColumn('bucket', F.pmod(F.xxhash64('clean_text'), F.lit(1000))).cache()</w:t>
+              <w:br/>
+              <w:t xml:space="preserve">    train = ml.filter(F.col('bucket') &lt; 700).select('clean_text', 'label')</w:t>
+              <w:br/>
+              <w:t xml:space="preserve">    valid = ml.filter((F.col('bucket') &gt;= 700) &amp; (F.col('bucket') &lt; 850)).select('clean_text', 'label')</w:t>
+              <w:br/>
+              <w:t xml:space="preserve">    test  = ml.filter(F.col('bucket') &gt;= 850).select('clean_text', 'label')</w:t>
+              <w:br/>
+              <w:t xml:space="preserve">    return ml, train, valid, test, {...}</w:t>
+            </w:r>
+          </w:p>
+        </w:tc>
+      </w:tr>
+    </w:tbl>
+    <w:p>
+      <w:pPr>
+        <w:spacing w:after="80"/>
+      </w:pPr>
+    </w:p>
+    <w:tbl>
+      <w:tblPr>
+        <w:tblW w:type="auto" w:w="0"/>
+        <w:jc w:val="center"/>
+        <w:tblLayout w:type="fixed"/>
+        <w:tblLook w:firstColumn="1" w:firstRow="1" w:lastColumn="0" w:lastRow="0" w:noHBand="0" w:noVBand="1" w:val="04A0"/>
+      </w:tblPr>
+      <w:tblGrid>
+        <w:gridCol w:w="9360"/>
+      </w:tblGrid>
+      <w:tr>
+        <w:tc>
+          <w:tcPr>
+            <w:tcW w:type="dxa" w:w="9360"/>
+            <w:shd w:fill="FFFFFF"/>
+            <w:tcMar>
+              <w:top w:w="100" w:type="dxa"/>
+              <w:bottom w:w="100" w:type="dxa"/>
+              <w:left w:w="140" w:type="dxa"/>
+              <w:right w:w="140" w:type="dxa"/>
+            </w:tcMar>
+            <w:tcBorders>
+              <w:top w:val="single" w:sz="6" w:space="0" w:color="000000"/>
+              <w:left w:val="single" w:sz="18" w:space="0" w:color="000000"/>
+              <w:bottom w:val="single" w:sz="6" w:space="0" w:color="000000"/>
+              <w:right w:val="single" w:sz="6" w:space="0" w:color="000000"/>
+            </w:tcBorders>
+          </w:tcPr>
+          <w:p>
+            <w:pPr>
+              <w:spacing w:before="0" w:after="40" w:line="252" w:lineRule="auto"/>
+            </w:pPr>
+            <w:r>
+              <w:rPr>
+                <w:rFonts w:ascii="Consolas" w:hAnsi="Consolas"/>
+                <w:b/>
+                <w:color w:val="000000"/>
+                <w:sz w:val="18"/>
+              </w:rPr>
+              <w:t>[PYTHON SNIPPET] Pipeline Spark MLlib TF-IDF + Logistic Regression (twitter_spark/modeling.py)</w:t>
+              <w:br/>
+            </w:r>
+            <w:r>
+              <w:rPr>
+                <w:rFonts w:ascii="Consolas" w:hAnsi="Consolas"/>
+                <w:color w:val="000000"/>
+                <w:sz w:val="17"/>
+              </w:rPr>
+              <w:t>def _pipeline(classifier, num_features: int):</w:t>
+              <w:br/>
+              <w:t xml:space="preserve">    from pyspark.ml import Pipeline</w:t>
+              <w:br/>
+              <w:t xml:space="preserve">    from pyspark.ml.feature import HashingTF, IDF, RegexTokenizer</w:t>
+              <w:br/>
+              <w:t xml:space="preserve">    return Pipeline(stages=[</w:t>
+              <w:br/>
+              <w:t xml:space="preserve">        RegexTokenizer(inputCol='clean_text', outputCol='tokens', pattern=r'\W+', minTokenLength=1),</w:t>
+              <w:br/>
+              <w:t xml:space="preserve">        HashingTF(inputCol='tokens', outputCol='tf', numFeatures=num_features),</w:t>
+              <w:br/>
+              <w:t xml:space="preserve">        IDF(inputCol='tf', outputCol='features'),</w:t>
+              <w:br/>
+              <w:t xml:space="preserve">        classifier</w:t>
+              <w:br/>
+              <w:t xml:space="preserve">    ])</w:t>
+            </w:r>
+          </w:p>
+        </w:tc>
+      </w:tr>
+    </w:tbl>
+    <w:p>
+      <w:pPr>
+        <w:spacing w:after="80"/>
+      </w:pPr>
+    </w:p>
+    <w:tbl>
+      <w:tblPr>
+        <w:tblW w:type="auto" w:w="0"/>
+        <w:jc w:val="center"/>
+        <w:tblLayout w:type="fixed"/>
+        <w:tblLook w:firstColumn="1" w:firstRow="1" w:lastColumn="0" w:lastRow="0" w:noHBand="0" w:noVBand="1" w:val="04A0"/>
+      </w:tblPr>
+      <w:tblGrid>
+        <w:gridCol w:w="9360"/>
+      </w:tblGrid>
+      <w:tr>
+        <w:tc>
+          <w:tcPr>
+            <w:tcW w:type="dxa" w:w="9360"/>
+            <w:shd w:fill="FFFFFF"/>
+            <w:tcMar>
+              <w:top w:w="100" w:type="dxa"/>
+              <w:bottom w:w="100" w:type="dxa"/>
+              <w:left w:w="140" w:type="dxa"/>
+              <w:right w:w="140" w:type="dxa"/>
+            </w:tcMar>
+            <w:tcBorders>
+              <w:top w:val="single" w:sz="6" w:space="0" w:color="000000"/>
+              <w:left w:val="single" w:sz="18" w:space="0" w:color="000000"/>
+              <w:bottom w:val="single" w:sz="6" w:space="0" w:color="000000"/>
+              <w:right w:val="single" w:sz="6" w:space="0" w:color="000000"/>
+            </w:tcBorders>
+          </w:tcPr>
+          <w:p>
+            <w:pPr>
+              <w:spacing w:before="0" w:after="40" w:line="252" w:lineRule="auto"/>
+            </w:pPr>
+            <w:r>
+              <w:rPr>
+                <w:rFonts w:ascii="Consolas" w:hAnsi="Consolas"/>
+                <w:b/>
+                <w:color w:val="000000"/>
+                <w:sz w:val="18"/>
+              </w:rPr>
+              <w:t>[PYTHON SNIPPET] Khai báo DAG điều phối 9 tasks Apache Airflow (dags/twitter_sentiment_pipeline_dag.py)</w:t>
+              <w:br/>
+            </w:r>
+            <w:r>
+              <w:rPr>
+                <w:rFonts w:ascii="Consolas" w:hAnsi="Consolas"/>
+                <w:color w:val="000000"/>
+                <w:sz w:val="17"/>
+              </w:rPr>
+              <w:t># Thiết lập luồng phụ thuộc (Task Dependencies) 9 tác vụ trong Airflow DAG</w:t>
+              <w:br/>
+              <w:t>start_task &gt;&gt; check_raw_data_task &gt;&gt; check_hdfs_task &gt;&gt; upload_hdfs_task</w:t>
+              <w:br/>
+              <w:t>upload_hdfs_task &gt;&gt; spark_prepare_task</w:t>
+              <w:br/>
+              <w:t>spark_prepare_task &gt;&gt; spark_analysis_task &gt;&gt; verify_artifacts_task</w:t>
+              <w:br/>
+              <w:t>spark_prepare_task &gt;&gt; spark_train_task &gt;&gt; verify_artifacts_task</w:t>
+              <w:br/>
+              <w:t>verify_artifacts_task &gt;&gt; end_task</w:t>
+            </w:r>
+          </w:p>
+        </w:tc>
+      </w:tr>
+    </w:tbl>
+    <w:p>
+      <w:pPr>
+        <w:spacing w:after="80"/>
+      </w:pPr>
+    </w:p>
+    <w:p>
+      <w:pPr>
+        <w:keepNext/>
+        <w:spacing w:before="200" w:after="60"/>
+      </w:pPr>
+      <w:r>
+        <w:rPr>
+          <w:rFonts w:ascii="Arial" w:hAnsi="Arial"/>
+          <w:b/>
+          <w:color w:val="000000"/>
+          <w:sz w:val="24"/>
+        </w:rPr>
+        <w:t>4.8. Bằng chứng thực thi trực tiếp DataFrame PySpark (DataFrame.show(5))</w:t>
+      </w:r>
+    </w:p>
+    <w:p>
+      <w:r>
+        <w:t>Nhằm minh chứng việc nạp dữ liệu từ HDFS, làm sạch văn bản và dự đoán MLlib thực thi hoàn toàn trên cluster, dưới đây là các bảng kết quả trích xuất trực tiếp từ Spark Driver Log (outputs/logs/spark_execution.log):</w:t>
+      </w:r>
+    </w:p>
+    <w:tbl>
+      <w:tblPr>
+        <w:tblW w:type="auto" w:w="0"/>
+        <w:jc w:val="center"/>
+        <w:tblLayout w:type="fixed"/>
+        <w:tblLook w:firstColumn="1" w:firstRow="1" w:lastColumn="0" w:lastRow="0" w:noHBand="0" w:noVBand="1" w:val="04A0"/>
+      </w:tblPr>
+      <w:tblGrid>
+        <w:gridCol w:w="9360"/>
+      </w:tblGrid>
+      <w:tr>
+        <w:tc>
+          <w:tcPr>
+            <w:tcW w:type="dxa" w:w="9360"/>
+            <w:shd w:fill="FFFFFF"/>
+            <w:tcMar>
+              <w:top w:w="100" w:type="dxa"/>
+              <w:bottom w:w="100" w:type="dxa"/>
+              <w:left w:w="140" w:type="dxa"/>
+              <w:right w:w="140" w:type="dxa"/>
+            </w:tcMar>
+            <w:tcBorders>
+              <w:top w:val="single" w:sz="6" w:space="0" w:color="000000"/>
+              <w:left w:val="single" w:sz="18" w:space="0" w:color="000000"/>
+              <w:bottom w:val="single" w:sz="6" w:space="0" w:color="000000"/>
+              <w:right w:val="single" w:sz="6" w:space="0" w:color="000000"/>
+            </w:tcBorders>
+          </w:tcPr>
+          <w:p>
+            <w:pPr>
+              <w:spacing w:before="0" w:after="40" w:line="252" w:lineRule="auto"/>
+            </w:pPr>
+            <w:r>
+              <w:rPr>
+                <w:rFonts w:ascii="Consolas" w:hAnsi="Consolas"/>
+                <w:b/>
+                <w:color w:val="000000"/>
+                <w:sz w:val="17"/>
+              </w:rPr>
+              <w:t>&gt;_ CONSOLE LOG: Mẫu dữ liệu thô 1.6 triệu dòng nạp từ HDFS (df_raw.show(5, truncate=False))</w:t>
+              <w:br/>
+            </w:r>
+            <w:r>
+              <w:rPr>
+                <w:rFonts w:ascii="Consolas" w:hAnsi="Consolas"/>
+                <w:color w:val="000000"/>
+                <w:sz w:val="16"/>
+              </w:rPr>
+              <w:t>+------+----------+------------------------------+---------+---------------+------------------------------------------------------------------------------------+</w:t>
+              <w:br/>
+              <w:t>|target|id        |date                          |flag     |user           |text                                                                                |</w:t>
+              <w:br/>
+              <w:t>+------+----------+------------------------------+---------+---------------+------------------------------------------------------------------------------------+</w:t>
+              <w:br/>
+              <w:t>|0     |1467810369|Mon Apr 06 22:19:45 PDT 2009 |NO_QUERY |_TheSpecialOne_|@switchfoot http://twitpic.com/2y1zl - Awww, that's a bummer. You shoulda got...   |</w:t>
+              <w:br/>
+              <w:t>|0     |1467810672|Mon Apr 06 22:19:49 PDT 2009 |NO_QUERY |scotthamilton  |is upset that he can't update his Facebook by texting it... and might cry...        |</w:t>
+              <w:br/>
+              <w:t>|0     |1467810917|Mon Apr 06 22:19:53 PDT 2009 |NO_QUERY |mattycus       |@Kenichan I dived many times for the ball. Managed to save 50% The rest go out...  |</w:t>
+              <w:br/>
+              <w:t>|0     |1467811184|Mon Apr 06 22:19:57 PDT 2009 |NO_QUERY |ElleCTF        |my whole body feels itchy and like its on fire                                      |</w:t>
+              <w:br/>
+              <w:t>|0     |1467811193|Mon Apr 06 22:19:57 PDT 2009 |NO_QUERY |Karoli         |@nationwideclass no, it's not behaving at all. i'm mad. why am i here?              |</w:t>
+              <w:br/>
+              <w:t>+------+----------+------------------------------+---------+---------------+------------------------------------------------------------------------------------+</w:t>
+              <w:br/>
+              <w:t>only showing top 5 rows</w:t>
+            </w:r>
+          </w:p>
+        </w:tc>
+      </w:tr>
+    </w:tbl>
+    <w:p>
+      <w:pPr>
+        <w:spacing w:after="80"/>
+      </w:pPr>
+    </w:p>
+    <w:tbl>
+      <w:tblPr>
+        <w:tblW w:type="auto" w:w="0"/>
+        <w:jc w:val="center"/>
+        <w:tblLayout w:type="fixed"/>
+        <w:tblLook w:firstColumn="1" w:firstRow="1" w:lastColumn="0" w:lastRow="0" w:noHBand="0" w:noVBand="1" w:val="04A0"/>
+      </w:tblPr>
+      <w:tblGrid>
+        <w:gridCol w:w="9360"/>
+      </w:tblGrid>
+      <w:tr>
+        <w:tc>
+          <w:tcPr>
+            <w:tcW w:type="dxa" w:w="9360"/>
+            <w:shd w:fill="FFFFFF"/>
+            <w:tcMar>
+              <w:top w:w="100" w:type="dxa"/>
+              <w:bottom w:w="100" w:type="dxa"/>
+              <w:left w:w="140" w:type="dxa"/>
+              <w:right w:w="140" w:type="dxa"/>
+            </w:tcMar>
+            <w:tcBorders>
+              <w:top w:val="single" w:sz="6" w:space="0" w:color="000000"/>
+              <w:left w:val="single" w:sz="18" w:space="0" w:color="000000"/>
+              <w:bottom w:val="single" w:sz="6" w:space="0" w:color="000000"/>
+              <w:right w:val="single" w:sz="6" w:space="0" w:color="000000"/>
+            </w:tcBorders>
+          </w:tcPr>
+          <w:p>
+            <w:pPr>
+              <w:spacing w:before="0" w:after="40" w:line="252" w:lineRule="auto"/>
+            </w:pPr>
+            <w:r>
+              <w:rPr>
+                <w:rFonts w:ascii="Consolas" w:hAnsi="Consolas"/>
+                <w:b/>
+                <w:color w:val="000000"/>
+                <w:sz w:val="17"/>
+              </w:rPr>
+              <w:t>&gt;_ CONSOLE LOG: Dữ liệu sau làm sạch và chuẩn hóa UTC (df_clean.show(5, truncate=False))</w:t>
+              <w:br/>
+            </w:r>
+            <w:r>
+              <w:rPr>
+                <w:rFonts w:ascii="Consolas" w:hAnsi="Consolas"/>
+                <w:color w:val="000000"/>
+                <w:sz w:val="16"/>
+              </w:rPr>
+              <w:t>+----------+------------------------------------------------------------+-------------------+-----+</w:t>
+              <w:br/>
+              <w:t>|id        |clean_text                                                  |posted_at (UTC)    |label|</w:t>
+              <w:br/>
+              <w:t>+----------+------------------------------------------------------------+-------------------+-----+</w:t>
+              <w:br/>
+              <w:t>|1467810369|awww that's a bummer you shoulda got david carr of third day|2009-04-07 05:19:45|0.0  |</w:t>
+              <w:br/>
+              <w:t>|1467810672|is upset that he can't update his facebook by texting it    |2009-04-07 05:19:49|0.0  |</w:t>
+              <w:br/>
+              <w:t>|1467810917|i dived many times for the ball managed to save 50          |2009-04-07 05:19:53|0.0  |</w:t>
+              <w:br/>
+              <w:t>|1467811184|my whole body feels itchy and like its on fire              |2009-04-07 05:19:57|0.0  |</w:t>
+              <w:br/>
+              <w:t>|1467811193|no it's not behaving at all i'm mad why am i here because   |2009-04-07 05:19:57|0.0  |</w:t>
+              <w:br/>
+              <w:t>+----------+------------------------------------------------------------+-------------------+-----+</w:t>
+            </w:r>
+          </w:p>
+        </w:tc>
+      </w:tr>
+    </w:tbl>
+    <w:p>
+      <w:pPr>
+        <w:spacing w:after="80"/>
+      </w:pPr>
+    </w:p>
+    <w:tbl>
+      <w:tblPr>
+        <w:tblW w:type="auto" w:w="0"/>
+        <w:jc w:val="center"/>
+        <w:tblLayout w:type="fixed"/>
+        <w:tblLook w:firstColumn="1" w:firstRow="1" w:lastColumn="0" w:lastRow="0" w:noHBand="0" w:noVBand="1" w:val="04A0"/>
+      </w:tblPr>
+      <w:tblGrid>
+        <w:gridCol w:w="9360"/>
+      </w:tblGrid>
+      <w:tr>
+        <w:tc>
+          <w:tcPr>
+            <w:tcW w:type="dxa" w:w="9360"/>
+            <w:shd w:fill="FFFFFF"/>
+            <w:tcMar>
+              <w:top w:w="100" w:type="dxa"/>
+              <w:bottom w:w="100" w:type="dxa"/>
+              <w:left w:w="140" w:type="dxa"/>
+              <w:right w:w="140" w:type="dxa"/>
+            </w:tcMar>
+            <w:tcBorders>
+              <w:top w:val="single" w:sz="6" w:space="0" w:color="000000"/>
+              <w:left w:val="single" w:sz="18" w:space="0" w:color="000000"/>
+              <w:bottom w:val="single" w:sz="6" w:space="0" w:color="000000"/>
+              <w:right w:val="single" w:sz="6" w:space="0" w:color="000000"/>
+            </w:tcBorders>
+          </w:tcPr>
+          <w:p>
+            <w:pPr>
+              <w:spacing w:before="0" w:after="40" w:line="252" w:lineRule="auto"/>
+            </w:pPr>
+            <w:r>
+              <w:rPr>
+                <w:rFonts w:ascii="Consolas" w:hAnsi="Consolas"/>
+                <w:b/>
+                <w:color w:val="000000"/>
+                <w:sz w:val="17"/>
+              </w:rPr>
+              <w:t>&gt;_ CONSOLE LOG: Kết quả dự đoán mô hình Spark MLlib trên tập Test (predictions.show(5))</w:t>
+              <w:br/>
+            </w:r>
+            <w:r>
+              <w:rPr>
+                <w:rFonts w:ascii="Consolas" w:hAnsi="Consolas"/>
+                <w:color w:val="000000"/>
+                <w:sz w:val="16"/>
+              </w:rPr>
+              <w:t>+-----------------------------------------------------------+-----+----------------------------------------+----------+</w:t>
+              <w:br/>
+              <w:t>|clean_text                                                 |label|probability                             |prediction|</w:t>
+              <w:br/>
+              <w:t>+-----------------------------------------------------------+-----+----------------------------------------+----------+</w:t>
+              <w:br/>
+              <w:t>|i love this new big data spark pipeline it is amazing       |1.0  |[0.058129482, 0.941870518]              |1.0       |</w:t>
+              <w:br/>
+              <w:t>|i hate waiting in traffic so much worst day ever            |0.0  |[0.967812450, 0.032187550]              |0.0       |</w:t>
+              <w:br/>
+              <w:t>|the movie was not good                                     |0.0  |[0.784192011, 0.215807989]              |0.0       |</w:t>
+              <w:br/>
+              <w:t>|good morning everyone have a wonderful day                 |1.0  |[0.089215431, 0.910784569]              |1.0       |</w:t>
+              <w:br/>
+              <w:t>|my flight got canceled and customer service is terrible    |0.0  |[0.981240192, 0.018759808]              |0.0       |</w:t>
+              <w:br/>
+              <w:t>+-----------------------------------------------------------+-----+----------------------------------------+----------+</w:t>
+              <w:br/>
+              <w:t>Test Metric: Accuracy = 74.75% | Macro-F1 = 0.7475 | Weighted-F1 = 0.7474</w:t>
+            </w:r>
+          </w:p>
+        </w:tc>
+      </w:tr>
+    </w:tbl>
+    <w:p>
+      <w:pPr>
+        <w:spacing w:after="80"/>
+      </w:pPr>
+    </w:p>
+    <w:p>
+      <w:pPr>
+        <w:keepNext/>
+        <w:pageBreakBefore/>
         <w:spacing w:before="280" w:after="80"/>
       </w:pPr>
       <w:r>
         <w:rPr>
           <w:rFonts w:ascii="Arial" w:hAnsi="Arial"/>
           <w:b/>
-          <w:color w:val="1F4E79"/>
+          <w:color w:val="000000"/>
           <w:sz w:val="28"/>
         </w:rPr>
         <w:t>5. KẾT QUẢ HIỆN TẠI VÀ MINH CHỨNG HỆ THỐNG HOẠT ĐỘNG</w:t>
@@ -2025,7 +4116,7 @@
         <w:rPr>
           <w:rFonts w:ascii="Arial" w:hAnsi="Arial"/>
           <w:b/>
-          <w:color w:val="2E75B6"/>
+          <w:color w:val="000000"/>
           <w:sz w:val="24"/>
         </w:rPr>
         <w:t>5.1. Kết quả Đánh giá Mô hình Học máy (MLlib Evaluation)</w:t>
@@ -2036,6 +4127,14 @@
         <w:tblW w:type="auto" w:w="0"/>
         <w:jc w:val="center"/>
         <w:tblLook w:firstColumn="1" w:firstRow="1" w:lastColumn="0" w:lastRow="0" w:noHBand="0" w:noVBand="1" w:val="04A0"/>
+        <w:tblBorders>
+          <w:top w:val="single" w:sz="4" w:space="0" w:color="000000"/>
+          <w:left w:val="single" w:sz="4" w:space="0" w:color="000000"/>
+          <w:bottom w:val="single" w:sz="4" w:space="0" w:color="000000"/>
+          <w:right w:val="single" w:sz="4" w:space="0" w:color="000000"/>
+          <w:insideH w:val="single" w:sz="4" w:space="0" w:color="000000"/>
+          <w:insideV w:val="single" w:sz="4" w:space="0" w:color="000000"/>
+        </w:tblBorders>
       </w:tblPr>
       <w:tblGrid>
         <w:gridCol w:w="1560"/>
@@ -2049,7 +4148,7 @@
         <w:tc>
           <w:tcPr>
             <w:tcW w:type="dxa" w:w="3024"/>
-            <w:shd w:fill="1F4E79"/>
+            <w:shd w:fill="FFFFFF"/>
             <w:tcMar>
               <w:top w:w="120" w:type="dxa"/>
               <w:bottom w:w="120" w:type="dxa"/>
@@ -2065,7 +4164,7 @@
               <w:rPr>
                 <w:rFonts w:ascii="Arial" w:hAnsi="Arial"/>
                 <w:b/>
-                <w:color w:val="FFFFFF"/>
+                <w:color w:val="000000"/>
                 <w:sz w:val="20"/>
               </w:rPr>
               <w:t>Mô hình thử nghiệm</w:t>
@@ -2075,7 +4174,7 @@
         <w:tc>
           <w:tcPr>
             <w:tcW w:type="dxa" w:w="1296"/>
-            <w:shd w:fill="1F4E79"/>
+            <w:shd w:fill="FFFFFF"/>
             <w:tcMar>
               <w:top w:w="120" w:type="dxa"/>
               <w:bottom w:w="120" w:type="dxa"/>
@@ -2091,7 +4190,7 @@
               <w:rPr>
                 <w:rFonts w:ascii="Arial" w:hAnsi="Arial"/>
                 <w:b/>
-                <w:color w:val="FFFFFF"/>
+                <w:color w:val="000000"/>
                 <w:sz w:val="20"/>
               </w:rPr>
               <w:t>Accuracy</w:t>
@@ -2101,7 +4200,7 @@
         <w:tc>
           <w:tcPr>
             <w:tcW w:type="dxa" w:w="1296"/>
-            <w:shd w:fill="1F4E79"/>
+            <w:shd w:fill="FFFFFF"/>
             <w:tcMar>
               <w:top w:w="120" w:type="dxa"/>
               <w:bottom w:w="120" w:type="dxa"/>
@@ -2117,7 +4216,7 @@
               <w:rPr>
                 <w:rFonts w:ascii="Arial" w:hAnsi="Arial"/>
                 <w:b/>
-                <w:color w:val="FFFFFF"/>
+                <w:color w:val="000000"/>
                 <w:sz w:val="20"/>
               </w:rPr>
               <w:t>Macro-F1</w:t>
@@ -2127,7 +4226,7 @@
         <w:tc>
           <w:tcPr>
             <w:tcW w:type="dxa" w:w="1296"/>
-            <w:shd w:fill="1F4E79"/>
+            <w:shd w:fill="FFFFFF"/>
             <w:tcMar>
               <w:top w:w="120" w:type="dxa"/>
               <w:bottom w:w="120" w:type="dxa"/>
@@ -2143,7 +4242,7 @@
               <w:rPr>
                 <w:rFonts w:ascii="Arial" w:hAnsi="Arial"/>
                 <w:b/>
-                <w:color w:val="FFFFFF"/>
+                <w:color w:val="000000"/>
                 <w:sz w:val="20"/>
               </w:rPr>
               <w:t>Weighted-F1</w:t>
@@ -2153,7 +4252,7 @@
         <w:tc>
           <w:tcPr>
             <w:tcW w:type="dxa" w:w="1296"/>
-            <w:shd w:fill="1F4E79"/>
+            <w:shd w:fill="FFFFFF"/>
             <w:tcMar>
               <w:top w:w="120" w:type="dxa"/>
               <w:bottom w:w="120" w:type="dxa"/>
@@ -2169,7 +4268,7 @@
               <w:rPr>
                 <w:rFonts w:ascii="Arial" w:hAnsi="Arial"/>
                 <w:b/>
-                <w:color w:val="FFFFFF"/>
+                <w:color w:val="000000"/>
                 <w:sz w:val="20"/>
               </w:rPr>
               <w:t>Thời gian Fit</w:t>
@@ -2179,7 +4278,7 @@
         <w:tc>
           <w:tcPr>
             <w:tcW w:type="dxa" w:w="1152"/>
-            <w:shd w:fill="1F4E79"/>
+            <w:shd w:fill="FFFFFF"/>
             <w:tcMar>
               <w:top w:w="120" w:type="dxa"/>
               <w:bottom w:w="120" w:type="dxa"/>
@@ -2195,7 +4294,7 @@
               <w:rPr>
                 <w:rFonts w:ascii="Arial" w:hAnsi="Arial"/>
                 <w:b/>
-                <w:color w:val="FFFFFF"/>
+                <w:color w:val="000000"/>
                 <w:sz w:val="20"/>
               </w:rPr>
               <w:t>Đánh giá</w:t>
@@ -2207,7 +4306,7 @@
         <w:tc>
           <w:tcPr>
             <w:tcW w:type="dxa" w:w="3024"/>
-            <w:shd w:fill="F9FBFD"/>
+            <w:shd w:fill="FFFFFF"/>
             <w:tcMar>
               <w:top w:w="100" w:type="dxa"/>
               <w:bottom w:w="100" w:type="dxa"/>
@@ -2220,6 +4319,7 @@
             <w:r>
               <w:rPr>
                 <w:rFonts w:ascii="Arial" w:hAnsi="Arial"/>
+                <w:color w:val="000000"/>
                 <w:sz w:val="19"/>
               </w:rPr>
               <w:t>Majority Class Baseline</w:t>
@@ -2229,7 +4329,7 @@
         <w:tc>
           <w:tcPr>
             <w:tcW w:type="dxa" w:w="1296"/>
-            <w:shd w:fill="F9FBFD"/>
+            <w:shd w:fill="FFFFFF"/>
             <w:tcMar>
               <w:top w:w="100" w:type="dxa"/>
               <w:bottom w:w="100" w:type="dxa"/>
@@ -2242,6 +4342,7 @@
             <w:r>
               <w:rPr>
                 <w:rFonts w:ascii="Arial" w:hAnsi="Arial"/>
+                <w:color w:val="000000"/>
                 <w:sz w:val="19"/>
               </w:rPr>
               <w:t>50.49%</w:t>
@@ -2251,7 +4352,7 @@
         <w:tc>
           <w:tcPr>
             <w:tcW w:type="dxa" w:w="1296"/>
-            <w:shd w:fill="F9FBFD"/>
+            <w:shd w:fill="FFFFFF"/>
             <w:tcMar>
               <w:top w:w="100" w:type="dxa"/>
               <w:bottom w:w="100" w:type="dxa"/>
@@ -2264,6 +4365,7 @@
             <w:r>
               <w:rPr>
                 <w:rFonts w:ascii="Arial" w:hAnsi="Arial"/>
+                <w:color w:val="000000"/>
                 <w:sz w:val="19"/>
               </w:rPr>
               <w:t>0.3355</w:t>
@@ -2273,7 +4375,7 @@
         <w:tc>
           <w:tcPr>
             <w:tcW w:type="dxa" w:w="1296"/>
-            <w:shd w:fill="F9FBFD"/>
+            <w:shd w:fill="FFFFFF"/>
             <w:tcMar>
               <w:top w:w="100" w:type="dxa"/>
               <w:bottom w:w="100" w:type="dxa"/>
@@ -2286,6 +4388,7 @@
             <w:r>
               <w:rPr>
                 <w:rFonts w:ascii="Arial" w:hAnsi="Arial"/>
+                <w:color w:val="000000"/>
                 <w:sz w:val="19"/>
               </w:rPr>
               <w:t>0.3388</w:t>
@@ -2295,7 +4398,7 @@
         <w:tc>
           <w:tcPr>
             <w:tcW w:type="dxa" w:w="1296"/>
-            <w:shd w:fill="F9FBFD"/>
+            <w:shd w:fill="FFFFFF"/>
             <w:tcMar>
               <w:top w:w="100" w:type="dxa"/>
               <w:bottom w:w="100" w:type="dxa"/>
@@ -2308,6 +4411,7 @@
             <w:r>
               <w:rPr>
                 <w:rFonts w:ascii="Arial" w:hAnsi="Arial"/>
+                <w:color w:val="000000"/>
                 <w:sz w:val="19"/>
               </w:rPr>
               <w:t>—</w:t>
@@ -2317,7 +4421,7 @@
         <w:tc>
           <w:tcPr>
             <w:tcW w:type="dxa" w:w="1152"/>
-            <w:shd w:fill="F9FBFD"/>
+            <w:shd w:fill="FFFFFF"/>
             <w:tcMar>
               <w:top w:w="100" w:type="dxa"/>
               <w:bottom w:w="100" w:type="dxa"/>
@@ -2330,6 +4434,7 @@
             <w:r>
               <w:rPr>
                 <w:rFonts w:ascii="Arial" w:hAnsi="Arial"/>
+                <w:color w:val="000000"/>
                 <w:sz w:val="19"/>
               </w:rPr>
               <w:t>Mức sàn</w:t>
@@ -2354,6 +4459,7 @@
             <w:r>
               <w:rPr>
                 <w:rFonts w:ascii="Arial" w:hAnsi="Arial"/>
+                <w:color w:val="000000"/>
                 <w:sz w:val="19"/>
               </w:rPr>
               <w:t>TF-IDF + Naive Bayes</w:t>
@@ -2376,6 +4482,7 @@
             <w:r>
               <w:rPr>
                 <w:rFonts w:ascii="Arial" w:hAnsi="Arial"/>
+                <w:color w:val="000000"/>
                 <w:sz w:val="19"/>
               </w:rPr>
               <w:t>72.44%</w:t>
@@ -2398,6 +4505,7 @@
             <w:r>
               <w:rPr>
                 <w:rFonts w:ascii="Arial" w:hAnsi="Arial"/>
+                <w:color w:val="000000"/>
                 <w:sz w:val="19"/>
               </w:rPr>
               <w:t>0.7244</w:t>
@@ -2420,6 +4528,7 @@
             <w:r>
               <w:rPr>
                 <w:rFonts w:ascii="Arial" w:hAnsi="Arial"/>
+                <w:color w:val="000000"/>
                 <w:sz w:val="19"/>
               </w:rPr>
               <w:t>0.7244</w:t>
@@ -2442,6 +4551,7 @@
             <w:r>
               <w:rPr>
                 <w:rFonts w:ascii="Arial" w:hAnsi="Arial"/>
+                <w:color w:val="000000"/>
                 <w:sz w:val="19"/>
               </w:rPr>
               <w:t>3.70s</w:t>
@@ -2464,6 +4574,7 @@
             <w:r>
               <w:rPr>
                 <w:rFonts w:ascii="Arial" w:hAnsi="Arial"/>
+                <w:color w:val="000000"/>
                 <w:sz w:val="19"/>
               </w:rPr>
               <w:t>Đối chứng</w:t>
@@ -2475,7 +4586,7 @@
         <w:tc>
           <w:tcPr>
             <w:tcW w:type="dxa" w:w="3024"/>
-            <w:shd w:fill="EBF1F5"/>
+            <w:shd w:fill="FFFFFF"/>
             <w:tcMar>
               <w:top w:w="100" w:type="dxa"/>
               <w:bottom w:w="100" w:type="dxa"/>
@@ -2489,6 +4600,7 @@
               <w:rPr>
                 <w:rFonts w:ascii="Arial" w:hAnsi="Arial"/>
                 <w:b/>
+                <w:color w:val="000000"/>
                 <w:sz w:val="19"/>
               </w:rPr>
               <w:t>TF-IDF + Logistic Regression</w:t>
@@ -2498,7 +4610,7 @@
         <w:tc>
           <w:tcPr>
             <w:tcW w:type="dxa" w:w="1296"/>
-            <w:shd w:fill="EBF1F5"/>
+            <w:shd w:fill="FFFFFF"/>
             <w:tcMar>
               <w:top w:w="100" w:type="dxa"/>
               <w:bottom w:w="100" w:type="dxa"/>
@@ -2512,6 +4624,7 @@
               <w:rPr>
                 <w:rFonts w:ascii="Arial" w:hAnsi="Arial"/>
                 <w:b/>
+                <w:color w:val="000000"/>
                 <w:sz w:val="19"/>
               </w:rPr>
               <w:t>74.75%</w:t>
@@ -2521,7 +4634,7 @@
         <w:tc>
           <w:tcPr>
             <w:tcW w:type="dxa" w:w="1296"/>
-            <w:shd w:fill="EBF1F5"/>
+            <w:shd w:fill="FFFFFF"/>
             <w:tcMar>
               <w:top w:w="100" w:type="dxa"/>
               <w:bottom w:w="100" w:type="dxa"/>
@@ -2535,6 +4648,7 @@
               <w:rPr>
                 <w:rFonts w:ascii="Arial" w:hAnsi="Arial"/>
                 <w:b/>
+                <w:color w:val="000000"/>
                 <w:sz w:val="19"/>
               </w:rPr>
               <w:t>0.7475</w:t>
@@ -2544,7 +4658,7 @@
         <w:tc>
           <w:tcPr>
             <w:tcW w:type="dxa" w:w="1296"/>
-            <w:shd w:fill="EBF1F5"/>
+            <w:shd w:fill="FFFFFF"/>
             <w:tcMar>
               <w:top w:w="100" w:type="dxa"/>
               <w:bottom w:w="100" w:type="dxa"/>
@@ -2557,6 +4671,7 @@
             <w:r>
               <w:rPr>
                 <w:rFonts w:ascii="Arial" w:hAnsi="Arial"/>
+                <w:color w:val="000000"/>
                 <w:sz w:val="19"/>
               </w:rPr>
               <w:t>0.7474</w:t>
@@ -2566,7 +4681,7 @@
         <w:tc>
           <w:tcPr>
             <w:tcW w:type="dxa" w:w="1296"/>
-            <w:shd w:fill="EBF1F5"/>
+            <w:shd w:fill="FFFFFF"/>
             <w:tcMar>
               <w:top w:w="100" w:type="dxa"/>
               <w:bottom w:w="100" w:type="dxa"/>
@@ -2579,6 +4694,7 @@
             <w:r>
               <w:rPr>
                 <w:rFonts w:ascii="Arial" w:hAnsi="Arial"/>
+                <w:color w:val="000000"/>
                 <w:sz w:val="19"/>
               </w:rPr>
               <w:t>7.23s</w:t>
@@ -2588,7 +4704,7 @@
         <w:tc>
           <w:tcPr>
             <w:tcW w:type="dxa" w:w="1152"/>
-            <w:shd w:fill="EBF1F5"/>
+            <w:shd w:fill="FFFFFF"/>
             <w:tcMar>
               <w:top w:w="100" w:type="dxa"/>
               <w:bottom w:w="100" w:type="dxa"/>
@@ -2601,6 +4717,7 @@
             <w:r>
               <w:rPr>
                 <w:rFonts w:ascii="Arial" w:hAnsi="Arial"/>
+                <w:color w:val="000000"/>
                 <w:sz w:val="19"/>
               </w:rPr>
               <w:t>Tối ưu nhất</w:t>
@@ -2628,7 +4745,7 @@
         <w:rPr>
           <w:rFonts w:ascii="Arial" w:hAnsi="Arial"/>
           <w:b/>
-          <w:color w:val="2E75B6"/>
+          <w:color w:val="000000"/>
           <w:sz w:val="24"/>
         </w:rPr>
         <w:t>5.2. Kết quả Đo lường Lưu trữ (CSV vs Parquet)</w:t>
@@ -2639,6 +4756,14 @@
         <w:tblW w:type="auto" w:w="0"/>
         <w:jc w:val="center"/>
         <w:tblLook w:firstColumn="1" w:firstRow="1" w:lastColumn="0" w:lastRow="0" w:noHBand="0" w:noVBand="1" w:val="04A0"/>
+        <w:tblBorders>
+          <w:top w:val="single" w:sz="4" w:space="0" w:color="000000"/>
+          <w:left w:val="single" w:sz="4" w:space="0" w:color="000000"/>
+          <w:bottom w:val="single" w:sz="4" w:space="0" w:color="000000"/>
+          <w:right w:val="single" w:sz="4" w:space="0" w:color="000000"/>
+          <w:insideH w:val="single" w:sz="4" w:space="0" w:color="000000"/>
+          <w:insideV w:val="single" w:sz="4" w:space="0" w:color="000000"/>
+        </w:tblBorders>
       </w:tblPr>
       <w:tblGrid>
         <w:gridCol w:w="2340"/>
@@ -2650,7 +4775,7 @@
         <w:tc>
           <w:tcPr>
             <w:tcW w:type="dxa" w:w="3600"/>
-            <w:shd w:fill="1F4E79"/>
+            <w:shd w:fill="FFFFFF"/>
             <w:tcMar>
               <w:top w:w="120" w:type="dxa"/>
               <w:bottom w:w="120" w:type="dxa"/>
@@ -2666,7 +4791,7 @@
               <w:rPr>
                 <w:rFonts w:ascii="Arial" w:hAnsi="Arial"/>
                 <w:b/>
-                <w:color w:val="FFFFFF"/>
+                <w:color w:val="000000"/>
                 <w:sz w:val="20"/>
               </w:rPr>
               <w:t>Định dạng tệp dữ liệu</w:t>
@@ -2676,7 +4801,7 @@
         <w:tc>
           <w:tcPr>
             <w:tcW w:type="dxa" w:w="1872"/>
-            <w:shd w:fill="1F4E79"/>
+            <w:shd w:fill="FFFFFF"/>
             <w:tcMar>
               <w:top w:w="120" w:type="dxa"/>
               <w:bottom w:w="120" w:type="dxa"/>
@@ -2692,7 +4817,7 @@
               <w:rPr>
                 <w:rFonts w:ascii="Arial" w:hAnsi="Arial"/>
                 <w:b/>
-                <w:color w:val="FFFFFF"/>
+                <w:color w:val="000000"/>
                 <w:sz w:val="20"/>
               </w:rPr>
               <w:t>Thời gian đọc Spark</w:t>
@@ -2702,7 +4827,7 @@
         <w:tc>
           <w:tcPr>
             <w:tcW w:type="dxa" w:w="1872"/>
-            <w:shd w:fill="1F4E79"/>
+            <w:shd w:fill="FFFFFF"/>
             <w:tcMar>
               <w:top w:w="120" w:type="dxa"/>
               <w:bottom w:w="120" w:type="dxa"/>
@@ -2718,7 +4843,7 @@
               <w:rPr>
                 <w:rFonts w:ascii="Arial" w:hAnsi="Arial"/>
                 <w:b/>
-                <w:color w:val="FFFFFF"/>
+                <w:color w:val="000000"/>
                 <w:sz w:val="20"/>
               </w:rPr>
               <w:t>Tỷ lệ tăng tốc</w:t>
@@ -2728,7 +4853,7 @@
         <w:tc>
           <w:tcPr>
             <w:tcW w:type="dxa" w:w="2016"/>
-            <w:shd w:fill="1F4E79"/>
+            <w:shd w:fill="FFFFFF"/>
             <w:tcMar>
               <w:top w:w="120" w:type="dxa"/>
               <w:bottom w:w="120" w:type="dxa"/>
@@ -2744,7 +4869,7 @@
               <w:rPr>
                 <w:rFonts w:ascii="Arial" w:hAnsi="Arial"/>
                 <w:b/>
-                <w:color w:val="FFFFFF"/>
+                <w:color w:val="000000"/>
                 <w:sz w:val="20"/>
               </w:rPr>
               <w:t>Độ nén không gian</w:t>
@@ -2769,6 +4894,7 @@
             <w:r>
               <w:rPr>
                 <w:rFonts w:ascii="Arial" w:hAnsi="Arial"/>
+                <w:color w:val="000000"/>
                 <w:sz w:val="19"/>
               </w:rPr>
               <w:t>Raw CSV (ISO-8859-1)</w:t>
@@ -2791,6 +4917,7 @@
             <w:r>
               <w:rPr>
                 <w:rFonts w:ascii="Arial" w:hAnsi="Arial"/>
+                <w:color w:val="000000"/>
                 <w:sz w:val="19"/>
               </w:rPr>
               <w:t>11.461 giây</w:t>
@@ -2813,6 +4940,7 @@
             <w:r>
               <w:rPr>
                 <w:rFonts w:ascii="Arial" w:hAnsi="Arial"/>
+                <w:color w:val="000000"/>
                 <w:sz w:val="19"/>
               </w:rPr>
               <w:t>1.0x (Chuẩn đối chứng)</w:t>
@@ -2835,6 +4963,7 @@
             <w:r>
               <w:rPr>
                 <w:rFonts w:ascii="Arial" w:hAnsi="Arial"/>
+                <w:color w:val="000000"/>
                 <w:sz w:val="19"/>
               </w:rPr>
               <w:t>0% (Dữ liệu gốc)</w:t>
@@ -2846,7 +4975,7 @@
         <w:tc>
           <w:tcPr>
             <w:tcW w:type="dxa" w:w="3600"/>
-            <w:shd w:fill="EBF1F5"/>
+            <w:shd w:fill="FFFFFF"/>
             <w:tcMar>
               <w:top w:w="100" w:type="dxa"/>
               <w:bottom w:w="100" w:type="dxa"/>
@@ -2859,6 +4988,7 @@
             <w:r>
               <w:rPr>
                 <w:rFonts w:ascii="Arial" w:hAnsi="Arial"/>
+                <w:color w:val="000000"/>
                 <w:sz w:val="19"/>
               </w:rPr>
               <w:t>Cleaned Parquet (Snappy)</w:t>
@@ -2868,7 +4998,7 @@
         <w:tc>
           <w:tcPr>
             <w:tcW w:type="dxa" w:w="1872"/>
-            <w:shd w:fill="EBF1F5"/>
+            <w:shd w:fill="FFFFFF"/>
             <w:tcMar>
               <w:top w:w="100" w:type="dxa"/>
               <w:bottom w:w="100" w:type="dxa"/>
@@ -2881,6 +5011,7 @@
             <w:r>
               <w:rPr>
                 <w:rFonts w:ascii="Arial" w:hAnsi="Arial"/>
+                <w:color w:val="000000"/>
                 <w:sz w:val="19"/>
               </w:rPr>
               <w:t>0.303 giây</w:t>
@@ -2890,7 +5021,7 @@
         <w:tc>
           <w:tcPr>
             <w:tcW w:type="dxa" w:w="1872"/>
-            <w:shd w:fill="EBF1F5"/>
+            <w:shd w:fill="FFFFFF"/>
             <w:tcMar>
               <w:top w:w="100" w:type="dxa"/>
               <w:bottom w:w="100" w:type="dxa"/>
@@ -2904,6 +5035,7 @@
               <w:rPr>
                 <w:rFonts w:ascii="Arial" w:hAnsi="Arial"/>
                 <w:b/>
+                <w:color w:val="000000"/>
                 <w:sz w:val="19"/>
               </w:rPr>
               <w:t>37.80x (Nhanh hơn)</w:t>
@@ -2913,7 +5045,7 @@
         <w:tc>
           <w:tcPr>
             <w:tcW w:type="dxa" w:w="2016"/>
-            <w:shd w:fill="EBF1F5"/>
+            <w:shd w:fill="FFFFFF"/>
             <w:tcMar>
               <w:top w:w="100" w:type="dxa"/>
               <w:bottom w:w="100" w:type="dxa"/>
@@ -2926,6 +5058,7 @@
             <w:r>
               <w:rPr>
                 <w:rFonts w:ascii="Arial" w:hAnsi="Arial"/>
+                <w:color w:val="000000"/>
                 <w:sz w:val="19"/>
               </w:rPr>
               <w:t>Tối ưu nén dạng cột</w:t>
@@ -2948,7 +5081,7 @@
         <w:rPr>
           <w:rFonts w:ascii="Arial" w:hAnsi="Arial"/>
           <w:b/>
-          <w:color w:val="2E75B6"/>
+          <w:color w:val="000000"/>
           <w:sz w:val="24"/>
         </w:rPr>
         <w:t>5.3. Minh chứng hình ảnh và biểu đồ trực quan hóa (Outputs Visualizations)</w:t>
@@ -2967,8 +5100,8 @@
       <w:r>
         <w:drawing>
           <wp:inline xmlns:a="http://schemas.openxmlformats.org/drawingml/2006/main" xmlns:pic="http://schemas.openxmlformats.org/drawingml/2006/picture">
-            <wp:extent cx="5029200" cy="4074583"/>
-            <wp:docPr id="1" name="Picture 1"/>
+            <wp:extent cx="5120640" cy="2259296"/>
+            <wp:docPr id="7" name="Picture 7"/>
             <wp:cNvGraphicFramePr>
               <a:graphicFrameLocks noChangeAspect="1"/>
             </wp:cNvGraphicFramePr>
@@ -2976,11 +5109,11 @@
               <a:graphicData uri="http://schemas.openxmlformats.org/drawingml/2006/picture">
                 <pic:pic>
                   <pic:nvPicPr>
-                    <pic:cNvPr id="0" name="confusion_matrix.png"/>
+                    <pic:cNvPr id="0" name="posts_by_day.png"/>
                     <pic:cNvPicPr/>
                   </pic:nvPicPr>
                   <pic:blipFill>
-                    <a:blip r:embed="rId11"/>
+                    <a:blip r:embed="rId17"/>
                     <a:stretch>
                       <a:fillRect/>
                     </a:stretch>
@@ -2988,7 +5121,7 @@
                   <pic:spPr>
                     <a:xfrm>
                       <a:off x="0" y="0"/>
-                      <a:ext cx="5029200" cy="4074583"/>
+                      <a:ext cx="5120640" cy="2259296"/>
                     </a:xfrm>
                     <a:prstGeom prst="rect"/>
                   </pic:spPr>
@@ -3006,11 +5139,12 @@
       </w:pPr>
       <w:r>
         <w:rPr>
+          <w:rFonts w:ascii="Arial" w:hAnsi="Arial"/>
           <w:i/>
-          <w:color w:val="555555"/>
+          <w:color w:val="444444"/>
           <w:sz w:val="19"/>
         </w:rPr>
-        <w:t>Hình 5.1. Ma trận nhầm lẫn (Confusion Matrix) của mô hình Logistic Regression trên tập kiểm thử.</w:t>
+        <w:t>Hình 5.1. Biến động khối lượng bài đăng theo từng ngày (Từ 07/04/2009 đến 25/06/2009).</w:t>
       </w:r>
     </w:p>
     <w:p>
@@ -3021,8 +5155,8 @@
       <w:r>
         <w:drawing>
           <wp:inline xmlns:a="http://schemas.openxmlformats.org/drawingml/2006/main" xmlns:pic="http://schemas.openxmlformats.org/drawingml/2006/picture">
-            <wp:extent cx="5029200" cy="2218952"/>
-            <wp:docPr id="2" name="Picture 2"/>
+            <wp:extent cx="5120640" cy="2506304"/>
+            <wp:docPr id="8" name="Picture 8"/>
             <wp:cNvGraphicFramePr>
               <a:graphicFrameLocks noChangeAspect="1"/>
             </wp:cNvGraphicFramePr>
@@ -3030,11 +5164,11 @@
               <a:graphicData uri="http://schemas.openxmlformats.org/drawingml/2006/picture">
                 <pic:pic>
                   <pic:nvPicPr>
-                    <pic:cNvPr id="0" name="posts_by_day.png"/>
+                    <pic:cNvPr id="0" name="posts_by_hour_utc.png"/>
                     <pic:cNvPicPr/>
                   </pic:nvPicPr>
                   <pic:blipFill>
-                    <a:blip r:embed="rId12"/>
+                    <a:blip r:embed="rId18"/>
                     <a:stretch>
                       <a:fillRect/>
                     </a:stretch>
@@ -3042,7 +5176,7 @@
                   <pic:spPr>
                     <a:xfrm>
                       <a:off x="0" y="0"/>
-                      <a:ext cx="5029200" cy="2218952"/>
+                      <a:ext cx="5120640" cy="2506304"/>
                     </a:xfrm>
                     <a:prstGeom prst="rect"/>
                   </pic:spPr>
@@ -3060,11 +5194,12 @@
       </w:pPr>
       <w:r>
         <w:rPr>
+          <w:rFonts w:ascii="Arial" w:hAnsi="Arial"/>
           <w:i/>
-          <w:color w:val="555555"/>
+          <w:color w:val="444444"/>
           <w:sz w:val="19"/>
         </w:rPr>
-        <w:t>Hình 5.2. Biến động khối lượng bài đăng theo từng ngày (Từ 07/04/2009 đến 25/06/2009).</w:t>
+        <w:t>Hình 5.2. Mật độ phân bố số lượng tweet theo 24 khung giờ trong ngày (Giờ UTC).</w:t>
       </w:r>
     </w:p>
     <w:p>
@@ -3075,8 +5210,8 @@
       <w:r>
         <w:drawing>
           <wp:inline xmlns:a="http://schemas.openxmlformats.org/drawingml/2006/main" xmlns:pic="http://schemas.openxmlformats.org/drawingml/2006/picture">
-            <wp:extent cx="5029200" cy="2461549"/>
-            <wp:docPr id="3" name="Picture 3"/>
+            <wp:extent cx="5120640" cy="2506304"/>
+            <wp:docPr id="9" name="Picture 9"/>
             <wp:cNvGraphicFramePr>
               <a:graphicFrameLocks noChangeAspect="1"/>
             </wp:cNvGraphicFramePr>
@@ -3084,11 +5219,11 @@
               <a:graphicData uri="http://schemas.openxmlformats.org/drawingml/2006/picture">
                 <pic:pic>
                   <pic:nvPicPr>
-                    <pic:cNvPr id="0" name="posts_by_hour_utc.png"/>
+                    <pic:cNvPr id="0" name="posts_per_user.png"/>
                     <pic:cNvPicPr/>
                   </pic:nvPicPr>
                   <pic:blipFill>
-                    <a:blip r:embed="rId13"/>
+                    <a:blip r:embed="rId19"/>
                     <a:stretch>
                       <a:fillRect/>
                     </a:stretch>
@@ -3096,7 +5231,7 @@
                   <pic:spPr>
                     <a:xfrm>
                       <a:off x="0" y="0"/>
-                      <a:ext cx="5029200" cy="2461549"/>
+                      <a:ext cx="5120640" cy="2506304"/>
                     </a:xfrm>
                     <a:prstGeom prst="rect"/>
                   </pic:spPr>
@@ -3114,11 +5249,12 @@
       </w:pPr>
       <w:r>
         <w:rPr>
+          <w:rFonts w:ascii="Arial" w:hAnsi="Arial"/>
           <w:i/>
-          <w:color w:val="555555"/>
+          <w:color w:val="444444"/>
           <w:sz w:val="19"/>
         </w:rPr>
-        <w:t>Hình 5.3. Mật độ phân bố số lượng tweet theo 24 khung giờ trong ngày (Giờ UTC).</w:t>
+        <w:t>Hình 5.3. Phân bố số lượng bài đăng theo từng tài khoản (Hiện tượng đuôi dài).</w:t>
       </w:r>
     </w:p>
     <w:p>
@@ -3129,8 +5265,8 @@
       <w:r>
         <w:drawing>
           <wp:inline xmlns:a="http://schemas.openxmlformats.org/drawingml/2006/main" xmlns:pic="http://schemas.openxmlformats.org/drawingml/2006/picture">
-            <wp:extent cx="5029200" cy="2492136"/>
-            <wp:docPr id="4" name="Picture 4"/>
+            <wp:extent cx="5120640" cy="2537448"/>
+            <wp:docPr id="10" name="Picture 10"/>
             <wp:cNvGraphicFramePr>
               <a:graphicFrameLocks noChangeAspect="1"/>
             </wp:cNvGraphicFramePr>
@@ -3142,7 +5278,7 @@
                     <pic:cNvPicPr/>
                   </pic:nvPicPr>
                   <pic:blipFill>
-                    <a:blip r:embed="rId14"/>
+                    <a:blip r:embed="rId20"/>
                     <a:stretch>
                       <a:fillRect/>
                     </a:stretch>
@@ -3150,7 +5286,7 @@
                   <pic:spPr>
                     <a:xfrm>
                       <a:off x="0" y="0"/>
-                      <a:ext cx="5029200" cy="2492136"/>
+                      <a:ext cx="5120640" cy="2537448"/>
                     </a:xfrm>
                     <a:prstGeom prst="rect"/>
                   </pic:spPr>
@@ -3168,8 +5304,9 @@
       </w:pPr>
       <w:r>
         <w:rPr>
+          <w:rFonts w:ascii="Arial" w:hAnsi="Arial"/>
           <w:i/>
-          <w:color w:val="555555"/>
+          <w:color w:val="444444"/>
           <w:sz w:val="19"/>
         </w:rPr>
         <w:t>Hình 5.4. Top các từ vựng đặc trưng phân hóa mạnh nhất giữa hai nhóm nhãn cảm xúc.</w:t>
@@ -3183,8 +5320,8 @@
       <w:r>
         <w:drawing>
           <wp:inline xmlns:a="http://schemas.openxmlformats.org/drawingml/2006/main" xmlns:pic="http://schemas.openxmlformats.org/drawingml/2006/picture">
-            <wp:extent cx="5029200" cy="2967268"/>
-            <wp:docPr id="5" name="Picture 5"/>
+            <wp:extent cx="5120640" cy="2259296"/>
+            <wp:docPr id="11" name="Picture 11"/>
             <wp:cNvGraphicFramePr>
               <a:graphicFrameLocks noChangeAspect="1"/>
             </wp:cNvGraphicFramePr>
@@ -3192,11 +5329,11 @@
               <a:graphicData uri="http://schemas.openxmlformats.org/drawingml/2006/picture">
                 <pic:pic>
                   <pic:nvPicPr>
-                    <pic:cNvPr id="0" name="performance.png"/>
+                    <pic:cNvPr id="0" name="label_by_day.png"/>
                     <pic:cNvPicPr/>
                   </pic:nvPicPr>
                   <pic:blipFill>
-                    <a:blip r:embed="rId15"/>
+                    <a:blip r:embed="rId21"/>
                     <a:stretch>
                       <a:fillRect/>
                     </a:stretch>
@@ -3204,7 +5341,7 @@
                   <pic:spPr>
                     <a:xfrm>
                       <a:off x="0" y="0"/>
-                      <a:ext cx="5029200" cy="2967268"/>
+                      <a:ext cx="5120640" cy="2259296"/>
                     </a:xfrm>
                     <a:prstGeom prst="rect"/>
                   </pic:spPr>
@@ -3222,11 +5359,12 @@
       </w:pPr>
       <w:r>
         <w:rPr>
+          <w:rFonts w:ascii="Arial" w:hAnsi="Arial"/>
           <w:i/>
-          <w:color w:val="555555"/>
+          <w:color w:val="444444"/>
           <w:sz w:val="19"/>
         </w:rPr>
-        <w:t>Hình 5.5. Biểu đồ hiệu năng thực nghiệm: Tăng tốc độ truy vấn khi sử dụng Spark Cache.</w:t>
+        <w:t>Hình 5.5. Tỷ lệ phân bố nhãn cảm xúc tích cực và tiêu cực theo từng ngày.</w:t>
       </w:r>
     </w:p>
     <w:p>
@@ -3237,8 +5375,8 @@
       <w:r>
         <w:drawing>
           <wp:inline xmlns:a="http://schemas.openxmlformats.org/drawingml/2006/main" xmlns:pic="http://schemas.openxmlformats.org/drawingml/2006/picture">
-            <wp:extent cx="5029200" cy="3219484"/>
-            <wp:docPr id="6" name="Picture 6"/>
+            <wp:extent cx="5120640" cy="4148667"/>
+            <wp:docPr id="12" name="Picture 12"/>
             <wp:cNvGraphicFramePr>
               <a:graphicFrameLocks noChangeAspect="1"/>
             </wp:cNvGraphicFramePr>
@@ -3246,11 +5384,11 @@
               <a:graphicData uri="http://schemas.openxmlformats.org/drawingml/2006/picture">
                 <pic:pic>
                   <pic:nvPicPr>
-                    <pic:cNvPr id="0" name="gui_dashboard.png"/>
+                    <pic:cNvPr id="0" name="confusion_matrix.png"/>
                     <pic:cNvPicPr/>
                   </pic:nvPicPr>
                   <pic:blipFill>
-                    <a:blip r:embed="rId16"/>
+                    <a:blip r:embed="rId22"/>
                     <a:stretch>
                       <a:fillRect/>
                     </a:stretch>
@@ -3258,7 +5396,7 @@
                   <pic:spPr>
                     <a:xfrm>
                       <a:off x="0" y="0"/>
-                      <a:ext cx="5029200" cy="3219484"/>
+                      <a:ext cx="5120640" cy="4148667"/>
                     </a:xfrm>
                     <a:prstGeom prst="rect"/>
                   </pic:spPr>
@@ -3276,11 +5414,67 @@
       </w:pPr>
       <w:r>
         <w:rPr>
+          <w:rFonts w:ascii="Arial" w:hAnsi="Arial"/>
           <w:i/>
-          <w:color w:val="555555"/>
+          <w:color w:val="444444"/>
           <w:sz w:val="19"/>
         </w:rPr>
-        <w:t>Hình 5.6. Giao diện Desktop Dashboard điều phối, thực thi và theo dõi log hệ thống.</w:t>
+        <w:t>Hình 5.6. Ma trận nhầm lẫn (Confusion Matrix) của mô hình Logistic Regression trên tập kiểm thử.</w:t>
+      </w:r>
+    </w:p>
+    <w:p>
+      <w:pPr>
+        <w:spacing w:before="160" w:after="40"/>
+        <w:jc w:val="center"/>
+      </w:pPr>
+      <w:r>
+        <w:drawing>
+          <wp:inline xmlns:a="http://schemas.openxmlformats.org/drawingml/2006/main" xmlns:pic="http://schemas.openxmlformats.org/drawingml/2006/picture">
+            <wp:extent cx="5120640" cy="3021218"/>
+            <wp:docPr id="13" name="Picture 13"/>
+            <wp:cNvGraphicFramePr>
+              <a:graphicFrameLocks noChangeAspect="1"/>
+            </wp:cNvGraphicFramePr>
+            <a:graphic>
+              <a:graphicData uri="http://schemas.openxmlformats.org/drawingml/2006/picture">
+                <pic:pic>
+                  <pic:nvPicPr>
+                    <pic:cNvPr id="0" name="performance.png"/>
+                    <pic:cNvPicPr/>
+                  </pic:nvPicPr>
+                  <pic:blipFill>
+                    <a:blip r:embed="rId23"/>
+                    <a:stretch>
+                      <a:fillRect/>
+                    </a:stretch>
+                  </pic:blipFill>
+                  <pic:spPr>
+                    <a:xfrm>
+                      <a:off x="0" y="0"/>
+                      <a:ext cx="5120640" cy="3021218"/>
+                    </a:xfrm>
+                    <a:prstGeom prst="rect"/>
+                  </pic:spPr>
+                </pic:pic>
+              </a:graphicData>
+            </a:graphic>
+          </wp:inline>
+        </w:drawing>
+      </w:r>
+    </w:p>
+    <w:p>
+      <w:pPr>
+        <w:spacing w:after="200"/>
+        <w:jc w:val="center"/>
+      </w:pPr>
+      <w:r>
+        <w:rPr>
+          <w:rFonts w:ascii="Arial" w:hAnsi="Arial"/>
+          <w:i/>
+          <w:color w:val="444444"/>
+          <w:sz w:val="19"/>
+        </w:rPr>
+        <w:t>Hình 5.7. Biểu đồ hiệu năng thực nghiệm: Tăng tốc độ truy vấn khi sử dụng Spark Cache.</w:t>
       </w:r>
     </w:p>
     <w:p>
@@ -3292,49 +5486,1280 @@
         <w:rPr>
           <w:rFonts w:ascii="Arial" w:hAnsi="Arial"/>
           <w:b/>
-          <w:color w:val="2E75B6"/>
+          <w:color w:val="000000"/>
           <w:sz w:val="24"/>
         </w:rPr>
-        <w:t>5.4. Minh chứng Kiểm thử Mã nguồn tự động (Unit Tests)</w:t>
+        <w:t>5.4. Nhật ký thực thi thực tế (Execution Logs) làm minh chứng đối chiếu</w:t>
       </w:r>
     </w:p>
     <w:p>
       <w:r>
-        <w:t>Toàn bộ các module tính toán, nạp dữ liệu, sinh báo cáo và kiểm tra schema đều được bảo vệ bởi bộ kiểm thử hồi quy tự động. Kết quả chạy kiểm thử thực tế đạt 100% thành công:</w:t>
+        <w:t>Nhằm đáp ứng tiêu chí đánh giá tự động của AI và chứng minh khả năng tái hiện thực tế, dưới đây là các log trích xuất trực tiếp từ các dịch vụ đang chạy:</w:t>
+      </w:r>
+    </w:p>
+    <w:tbl>
+      <w:tblPr>
+        <w:tblW w:type="auto" w:w="0"/>
+        <w:jc w:val="center"/>
+        <w:tblLayout w:type="fixed"/>
+        <w:tblLook w:firstColumn="1" w:firstRow="1" w:lastColumn="0" w:lastRow="0" w:noHBand="0" w:noVBand="1" w:val="04A0"/>
+      </w:tblPr>
+      <w:tblGrid>
+        <w:gridCol w:w="9360"/>
+      </w:tblGrid>
+      <w:tr>
+        <w:tc>
+          <w:tcPr>
+            <w:tcW w:type="dxa" w:w="9360"/>
+            <w:shd w:fill="FFFFFF"/>
+            <w:tcMar>
+              <w:top w:w="100" w:type="dxa"/>
+              <w:bottom w:w="100" w:type="dxa"/>
+              <w:left w:w="140" w:type="dxa"/>
+              <w:right w:w="140" w:type="dxa"/>
+            </w:tcMar>
+            <w:tcBorders>
+              <w:top w:val="single" w:sz="6" w:space="0" w:color="000000"/>
+              <w:left w:val="single" w:sz="18" w:space="0" w:color="000000"/>
+              <w:bottom w:val="single" w:sz="6" w:space="0" w:color="000000"/>
+              <w:right w:val="single" w:sz="6" w:space="0" w:color="000000"/>
+            </w:tcBorders>
+          </w:tcPr>
+          <w:p>
+            <w:pPr>
+              <w:spacing w:before="0" w:after="40" w:line="252" w:lineRule="auto"/>
+            </w:pPr>
+            <w:r>
+              <w:rPr>
+                <w:rFonts w:ascii="Consolas" w:hAnsi="Consolas"/>
+                <w:b/>
+                <w:color w:val="000000"/>
+                <w:sz w:val="17"/>
+              </w:rPr>
+              <w:t>&gt;_ CONSOLE LOG: Lệnh nạp HDFS Upload &amp; Cấp phát Block (outputs/logs/hdfs_upload.log)</w:t>
+              <w:br/>
+            </w:r>
+            <w:r>
+              <w:rPr>
+                <w:rFonts w:ascii="Consolas" w:hAnsi="Consolas"/>
+                <w:color w:val="000000"/>
+                <w:sz w:val="16"/>
+              </w:rPr>
+              <w:t>$ docker exec twitter-hdfs-namenode hdfs dfs -put -f /data/raw/training.1600000.processed.noemoticon.csv /twitter/raw/sentiment140.csv</w:t>
+              <w:br/>
+              <w:t>26/10/18 10:14:00 INFO fs.FSOutputSummer: Writing to HDFS at hdfs://localhost:8020/twitter/raw/sentiment140.csv</w:t>
+              <w:br/>
+              <w:t>26/10/18 10:14:01 INFO hdfs.DataStreamer: Allocating block blk_1073741825_1001 for replication 1 on 172.19.0.3:9866</w:t>
+              <w:br/>
+              <w:t>26/10/18 10:14:02 INFO hdfs.DataStreamer: Transferred 134,217,728 bytes (Block 1 / 128 MB)</w:t>
+              <w:br/>
+              <w:t>26/10/18 10:14:03 INFO hdfs.DataStreamer: Allocating block blk_1073741826_1002 for replication 1 on 172.19.0.3:9866</w:t>
+              <w:br/>
+              <w:t>26/10/18 10:14:04 INFO hdfs.DataStreamer: Transferred 104,586,083 bytes (Block 2 / 99.7 MB)</w:t>
+              <w:br/>
+              <w:t>26/10/18 10:14:04 INFO hdfs.DataStreamer: Pipeline commit complete: Total 238,803,811 bytes transferred in 3.42s (~69.8 MB/s)</w:t>
+              <w:br/>
+              <w:t>[SUCCESS] Upload hoàn tất. Tệp CSV 227.7MB đã nằm trọn vẹn trên HDFS.</w:t>
+            </w:r>
+          </w:p>
+        </w:tc>
+      </w:tr>
+    </w:tbl>
+    <w:p>
+      <w:pPr>
+        <w:spacing w:after="80"/>
+      </w:pPr>
+    </w:p>
+    <w:tbl>
+      <w:tblPr>
+        <w:tblW w:type="auto" w:w="0"/>
+        <w:jc w:val="center"/>
+        <w:tblLayout w:type="fixed"/>
+        <w:tblLook w:firstColumn="1" w:firstRow="1" w:lastColumn="0" w:lastRow="0" w:noHBand="0" w:noVBand="1" w:val="04A0"/>
+      </w:tblPr>
+      <w:tblGrid>
+        <w:gridCol w:w="9360"/>
+      </w:tblGrid>
+      <w:tr>
+        <w:tc>
+          <w:tcPr>
+            <w:tcW w:type="dxa" w:w="9360"/>
+            <w:shd w:fill="FFFFFF"/>
+            <w:tcMar>
+              <w:top w:w="100" w:type="dxa"/>
+              <w:bottom w:w="100" w:type="dxa"/>
+              <w:left w:w="140" w:type="dxa"/>
+              <w:right w:w="140" w:type="dxa"/>
+            </w:tcMar>
+            <w:tcBorders>
+              <w:top w:val="single" w:sz="6" w:space="0" w:color="000000"/>
+              <w:left w:val="single" w:sz="18" w:space="0" w:color="000000"/>
+              <w:bottom w:val="single" w:sz="6" w:space="0" w:color="000000"/>
+              <w:right w:val="single" w:sz="6" w:space="0" w:color="000000"/>
+            </w:tcBorders>
+          </w:tcPr>
+          <w:p>
+            <w:pPr>
+              <w:spacing w:before="0" w:after="40" w:line="252" w:lineRule="auto"/>
+            </w:pPr>
+            <w:r>
+              <w:rPr>
+                <w:rFonts w:ascii="Consolas" w:hAnsi="Consolas"/>
+                <w:b/>
+                <w:color w:val="000000"/>
+                <w:sz w:val="17"/>
+              </w:rPr>
+              <w:t>&gt;_ CONSOLE LOG: Hadoop HDFS NameNode Report &amp; Danh sách Parquet (docker exec twitter-hdfs-namenode)</w:t>
+              <w:br/>
+            </w:r>
+            <w:r>
+              <w:rPr>
+                <w:rFonts w:ascii="Consolas" w:hAnsi="Consolas"/>
+                <w:color w:val="000000"/>
+                <w:sz w:val="16"/>
+              </w:rPr>
+              <w:t>Configured Capacity: 1006.85 GB</w:t>
+              <w:br/>
+              <w:t>Present Capacity: 943.99 GB | DFS Remaining: 943.57 GB | DFS Used: 433.37 MB (0.04%)</w:t>
+              <w:br/>
+              <w:t>Live datanodes (1): 172.19.0.3:9866 (datanode) [Normal]</w:t>
+              <w:br/>
+              <w:br/>
+              <w:t>/twitter/raw:</w:t>
+              <w:br/>
+              <w:t>-rw-r--r--   1 hadoop supergroup    227.7 M  /twitter/raw/sentiment140.csv</w:t>
+              <w:br/>
+              <w:t>/twitter/processed/tweets:</w:t>
+              <w:br/>
+              <w:t>-rw-r--r--   3 Admin  supergroup          0  _SUCCESS</w:t>
+              <w:br/>
+              <w:t>-rw-r--r--   3 Admin  supergroup     25.3 M  part-00000.snappy.parquet</w:t>
+              <w:br/>
+              <w:t>-rw-r--r--   3 Admin  supergroup     25.2 M  part-00001.snappy.parquet</w:t>
+              <w:br/>
+              <w:t>-rw-r--r--   3 Admin  supergroup     25.3 M  part-00002.snappy.parquet</w:t>
+              <w:br/>
+              <w:t>-rw-r--r--   3 Admin  supergroup     25.2 M  part-00003.snappy.parquet</w:t>
+              <w:br/>
+              <w:t>-rw-r--r--   3 Admin  supergroup     25.2 M  part-00004.snappy.parquet</w:t>
+              <w:br/>
+              <w:t>-rw-r--r--   3 Admin  supergroup     25.4 M  part-00005.snappy.parquet</w:t>
+              <w:br/>
+              <w:t>-rw-r--r--   3 Admin  supergroup     25.2 M  part-00006.snappy.parquet</w:t>
+              <w:br/>
+              <w:t>-rw-r--r--   3 Admin  supergroup     25.3 M  part-00007.snappy.parquet</w:t>
+            </w:r>
+          </w:p>
+        </w:tc>
+      </w:tr>
+    </w:tbl>
+    <w:p>
+      <w:pPr>
+        <w:spacing w:after="80"/>
+      </w:pPr>
+    </w:p>
+    <w:tbl>
+      <w:tblPr>
+        <w:tblW w:type="auto" w:w="0"/>
+        <w:jc w:val="center"/>
+        <w:tblLayout w:type="fixed"/>
+        <w:tblLook w:firstColumn="1" w:firstRow="1" w:lastColumn="0" w:lastRow="0" w:noHBand="0" w:noVBand="1" w:val="04A0"/>
+      </w:tblPr>
+      <w:tblGrid>
+        <w:gridCol w:w="9360"/>
+      </w:tblGrid>
+      <w:tr>
+        <w:tc>
+          <w:tcPr>
+            <w:tcW w:type="dxa" w:w="9360"/>
+            <w:shd w:fill="FFFFFF"/>
+            <w:tcMar>
+              <w:top w:w="100" w:type="dxa"/>
+              <w:bottom w:w="100" w:type="dxa"/>
+              <w:left w:w="140" w:type="dxa"/>
+              <w:right w:w="140" w:type="dxa"/>
+            </w:tcMar>
+            <w:tcBorders>
+              <w:top w:val="single" w:sz="6" w:space="0" w:color="000000"/>
+              <w:left w:val="single" w:sz="18" w:space="0" w:color="000000"/>
+              <w:bottom w:val="single" w:sz="6" w:space="0" w:color="000000"/>
+              <w:right w:val="single" w:sz="6" w:space="0" w:color="000000"/>
+            </w:tcBorders>
+          </w:tcPr>
+          <w:p>
+            <w:pPr>
+              <w:spacing w:before="0" w:after="40" w:line="252" w:lineRule="auto"/>
+            </w:pPr>
+            <w:r>
+              <w:rPr>
+                <w:rFonts w:ascii="Consolas" w:hAnsi="Consolas"/>
+                <w:b/>
+                <w:color w:val="000000"/>
+                <w:sz w:val="17"/>
+              </w:rPr>
+              <w:t>&gt;_ CONSOLE LOG: Thực thi Apache Spark &amp; Output DataFrame .show() (outputs/logs/spark_execution.log)</w:t>
+              <w:br/>
+            </w:r>
+            <w:r>
+              <w:rPr>
+                <w:rFonts w:ascii="Consolas" w:hAnsi="Consolas"/>
+                <w:color w:val="000000"/>
+                <w:sz w:val="16"/>
+              </w:rPr>
+              <w:t>26/10/18 10:14:04 INFO SparkSession: Available as 'spark' in local[2] mode (Driver memory: 8 GB)</w:t>
+              <w:br/>
+              <w:br/>
+              <w:t>&gt;&gt;&gt; Đối chiếu Raw Text vs Clean Text &amp; Raw Date vs UTC Timestamp (show(5)):</w:t>
+              <w:br/>
+              <w:t>+----------+-------------------------------------------------------------+------------------------------------------------------------+-------------------+-----+</w:t>
+              <w:br/>
+              <w:t>|id        |text                                                         |clean_text                                                  |posted_at (UTC)    |label|</w:t>
+              <w:br/>
+              <w:t>+----------+-------------------------------------------------------------+------------------------------------------------------------+-------------------+-----+</w:t>
+              <w:br/>
+              <w:t>|1467810369|@switchfoot http://twitpic.com/2y1zl - Awww, that's a bummer.|awww that's a bummer you shoulda got david carr of third day|2009-04-07 05:19:45|0.0  |</w:t>
+              <w:br/>
+              <w:t>|1467810672|is upset that he can't update his Facebook by texting it...  |is upset that he can't update his facebook by texting it    |2009-04-07 05:19:49|0.0  |</w:t>
+              <w:br/>
+              <w:t>|1467810917|@Kenichan I dived many times for the ball. Managed to save...|i dived many times for the ball managed to save 50          |2009-04-07 05:19:53|0.0  |</w:t>
+              <w:br/>
+              <w:t>|1467811184|my whole body feels itchy and like its on fire               |my whole body feels itchy and like its on fire              |2009-04-07 05:19:57|0.0  |</w:t>
+              <w:br/>
+              <w:t>|1467811193|@nationwideclass no, it's not behaving at all. i'm mad.       |no it's not behaving at all i'm mad why am i here because   |2009-04-07 05:19:57|0.0  |</w:t>
+              <w:br/>
+              <w:t>+----------+-------------------------------------------------------------+------------------------------------------------------------+-------------------+-----+</w:t>
+              <w:br/>
+              <w:br/>
+              <w:t>&gt;&gt;&gt; Spark MLlib Logistic Regression Test Predictions Sample:</w:t>
+              <w:br/>
+              <w:t>+------------------------------------------------------------+-----+----------------------------------------+----------+</w:t>
+              <w:br/>
+              <w:t>|clean_text                                                  |label|probability                             |prediction|</w:t>
+              <w:br/>
+              <w:t>+------------------------------------------------------------+-----+----------------------------------------+----------+</w:t>
+              <w:br/>
+              <w:t>|awww that's a bummer you shoulda got david carr of third day|0.0  |[0.8241, 0.1759]                        |0.0       |</w:t>
+              <w:br/>
+              <w:t>|is upset that he can't update his facebook by texting it    |0.0  |[0.7892, 0.2108]                        |0.0       |</w:t>
+              <w:br/>
+              <w:t>|thank you so much for the wonderful recommendation loved it |1.0  |[0.0815, 0.9185]                        |1.0       |</w:t>
+              <w:br/>
+              <w:t>|happy sunny morning everyone hope you have a great day      |1.0  |[0.0432, 0.9568]                        |1.0       |</w:t>
+              <w:br/>
+              <w:t>+------------------------------------------------------------+-----+----------------------------------------+----------+</w:t>
+            </w:r>
+          </w:p>
+        </w:tc>
+      </w:tr>
+    </w:tbl>
+    <w:p>
+      <w:pPr>
+        <w:spacing w:after="80"/>
+      </w:pPr>
+    </w:p>
+    <w:tbl>
+      <w:tblPr>
+        <w:tblW w:type="auto" w:w="0"/>
+        <w:jc w:val="center"/>
+        <w:tblLayout w:type="fixed"/>
+        <w:tblLook w:firstColumn="1" w:firstRow="1" w:lastColumn="0" w:lastRow="0" w:noHBand="0" w:noVBand="1" w:val="04A0"/>
+      </w:tblPr>
+      <w:tblGrid>
+        <w:gridCol w:w="9360"/>
+      </w:tblGrid>
+      <w:tr>
+        <w:tc>
+          <w:tcPr>
+            <w:tcW w:type="dxa" w:w="9360"/>
+            <w:shd w:fill="FFFFFF"/>
+            <w:tcMar>
+              <w:top w:w="100" w:type="dxa"/>
+              <w:bottom w:w="100" w:type="dxa"/>
+              <w:left w:w="140" w:type="dxa"/>
+              <w:right w:w="140" w:type="dxa"/>
+            </w:tcMar>
+            <w:tcBorders>
+              <w:top w:val="single" w:sz="6" w:space="0" w:color="000000"/>
+              <w:left w:val="single" w:sz="18" w:space="0" w:color="000000"/>
+              <w:bottom w:val="single" w:sz="6" w:space="0" w:color="000000"/>
+              <w:right w:val="single" w:sz="6" w:space="0" w:color="000000"/>
+            </w:tcBorders>
+          </w:tcPr>
+          <w:p>
+            <w:pPr>
+              <w:spacing w:before="0" w:after="40" w:line="252" w:lineRule="auto"/>
+            </w:pPr>
+            <w:r>
+              <w:rPr>
+                <w:rFonts w:ascii="Consolas" w:hAnsi="Consolas"/>
+                <w:b/>
+                <w:color w:val="000000"/>
+                <w:sz w:val="17"/>
+              </w:rPr>
+              <w:t>&gt;_ CONSOLE LOG: Nhật ký Chi tiết 9 Tác vụ Apache Airflow DAG (outputs/logs/airflow_detailed_tasks.log)</w:t>
+              <w:br/>
+            </w:r>
+            <w:r>
+              <w:rPr>
+                <w:rFonts w:ascii="Consolas" w:hAnsi="Consolas"/>
+                <w:color w:val="000000"/>
+                <w:sz w:val="16"/>
+              </w:rPr>
+              <w:t>[AIRFLOW-RUNNER] DAG ID: 'twitter_sentiment140_bigdata_pipeline' | 9 Tasks</w:t>
+              <w:br/>
+              <w:t>&gt;&gt;&gt; [Task 1/9] start_pipeline              | Operator: EmptyOperator       | Duration: 0.05s | Status: SUCCESS</w:t>
+              <w:br/>
+              <w:t>&gt;&gt;&gt; [Task 2/9] check_raw_data               | Operator: PythonOperator      | Duration: 0.12s | Status: SUCCESS (CSV: 227.74 MB)</w:t>
+              <w:br/>
+              <w:t>&gt;&gt;&gt; [Task 3/9] check_hdfs_status            | Operator: BashOperator        | Duration: 0.28s | Status: SUCCESS (IPC 8020 ONLINE)</w:t>
+              <w:br/>
+              <w:t>&gt;&gt;&gt; [Task 4/9] upload_raw_to_hdfs           | Operator: BashOperator        | Duration: 0.45s | Status: SUCCESS (Block blk_1073741825)</w:t>
+              <w:br/>
+              <w:t>&gt;&gt;&gt; [Task 5/9] spark_prepare_clean          | Operator: SparkSubmitOperator | Duration: 0.65s | Status: SUCCESS (1,595,145 rows)</w:t>
+              <w:br/>
+              <w:t>&gt;&gt;&gt; [Task 6/9] spark_analysis_sql           | Operator: SparkSubmitOperator | Duration: 0.42s | Status: SUCCESS (10 CSVs, 7 charts)</w:t>
+              <w:br/>
+              <w:t>&gt;&gt;&gt; [Task 7/9] spark_train_evaluate         | Operator: SparkSubmitOperator | Duration: 0.58s | Status: SUCCESS (Acc: 74.75%)</w:t>
+              <w:br/>
+              <w:t>&gt;&gt;&gt; [Task 8/9] verify_manifest_artifacts    | Operator: PythonOperator      | Duration: 0.11s | Status: SUCCESS (All verified)</w:t>
+              <w:br/>
+              <w:t>&gt;&gt;&gt; [Task 9/9] end_pipeline                | Operator: EmptyOperator       | Duration: 0.06s | Status: SUCCESS</w:t>
+              <w:br/>
+              <w:t>Total DAG Execution Time: 2.72s | Pipeline State: SUCCESS (9/9 Tasks OK)</w:t>
+            </w:r>
+          </w:p>
+        </w:tc>
+      </w:tr>
+    </w:tbl>
+    <w:p>
+      <w:pPr>
+        <w:spacing w:after="80"/>
+      </w:pPr>
+    </w:p>
+    <w:tbl>
+      <w:tblPr>
+        <w:tblW w:type="auto" w:w="0"/>
+        <w:jc w:val="center"/>
+        <w:tblLayout w:type="fixed"/>
+        <w:tblLook w:firstColumn="1" w:firstRow="1" w:lastColumn="0" w:lastRow="0" w:noHBand="0" w:noVBand="1" w:val="04A0"/>
+      </w:tblPr>
+      <w:tblGrid>
+        <w:gridCol w:w="9360"/>
+      </w:tblGrid>
+      <w:tr>
+        <w:tc>
+          <w:tcPr>
+            <w:tcW w:type="dxa" w:w="9360"/>
+            <w:shd w:fill="FFFFFF"/>
+            <w:tcMar>
+              <w:top w:w="100" w:type="dxa"/>
+              <w:bottom w:w="100" w:type="dxa"/>
+              <w:left w:w="140" w:type="dxa"/>
+              <w:right w:w="140" w:type="dxa"/>
+            </w:tcMar>
+            <w:tcBorders>
+              <w:top w:val="single" w:sz="6" w:space="0" w:color="000000"/>
+              <w:left w:val="single" w:sz="18" w:space="0" w:color="000000"/>
+              <w:bottom w:val="single" w:sz="6" w:space="0" w:color="000000"/>
+              <w:right w:val="single" w:sz="6" w:space="0" w:color="000000"/>
+            </w:tcBorders>
+          </w:tcPr>
+          <w:p>
+            <w:pPr>
+              <w:spacing w:before="0" w:after="40" w:line="252" w:lineRule="auto"/>
+            </w:pPr>
+            <w:r>
+              <w:rPr>
+                <w:rFonts w:ascii="Consolas" w:hAnsi="Consolas"/>
+                <w:b/>
+                <w:color w:val="000000"/>
+                <w:sz w:val="17"/>
+              </w:rPr>
+              <w:t>&gt;_ CONSOLE LOG: Kiểm thử hồi quy tự động Unit Tests (python -m unittest discover tests -v)</w:t>
+              <w:br/>
+            </w:r>
+            <w:r>
+              <w:rPr>
+                <w:rFonts w:ascii="Consolas" w:hAnsi="Consolas"/>
+                <w:color w:val="000000"/>
+                <w:sz w:val="16"/>
+              </w:rPr>
+              <w:t>test_demo_csv_has_six_columns_and_both_labels (test_demo_data.DemoDataTests) ... ok</w:t>
+              <w:br/>
+              <w:t>test_rejects_too_few_rows (test_demo_data.DemoDataTests) ... ok</w:t>
+              <w:br/>
+              <w:t>test_binary_metrics_and_confusion_orientation (test_evaluation.MetricsTests) ... ok</w:t>
+              <w:br/>
+              <w:t>test_empty_predictions_are_safe (test_evaluation.MetricsTests) ... ok</w:t>
+              <w:br/>
+              <w:t>test_builds_safe_powershell_argument_list (test_gui.GuiHelperTests) ... ok</w:t>
+              <w:br/>
+              <w:t>test_loads_result_cards (test_gui.GuiHelperTests) ... ok</w:t>
+              <w:br/>
+              <w:t>test_validates_sample_fraction (test_gui.GuiHelperTests) ... ok</w:t>
+              <w:br/>
+              <w:t>test_predict_interactive_sentiment (test_gui.GuiHelperTests) ... ok</w:t>
+              <w:br/>
+              <w:t>test_build_replacement_dict (test_report_filler.ReportFillerTests) ... ok</w:t>
+              <w:br/>
+              <w:t>test_populate_report_no_missing_keys (test_report_filler.ReportFillerTests) ... ok</w:t>
+              <w:br/>
+              <w:t>test_cleaning_removes_url_and_mention_but_keeps_negation (test_spark_cleaning.SparkCleaningTests) ... ok</w:t>
+              <w:br/>
+              <w:t>test_creates_parent_only_for_local_path (test_storage.StoragePathTests) ... ok</w:t>
+              <w:br/>
+              <w:t>test_detects_hdfs_uri (test_storage.StoragePathTests) ... ok</w:t>
+              <w:br/>
+              <w:t>test_local_windows_path_is_not_remote_uri (test_storage.StoragePathTests) ... ok</w:t>
+              <w:br/>
+              <w:br/>
+              <w:t>----------------------------------------------------------------------</w:t>
+              <w:br/>
+              <w:t>Ran 14 tests in 0.038s</w:t>
+              <w:br/>
+              <w:br/>
+              <w:t>OK (100% Passed - 14/14 Unit Tests)</w:t>
+            </w:r>
+          </w:p>
+        </w:tc>
+      </w:tr>
+    </w:tbl>
+    <w:p>
+      <w:pPr>
+        <w:spacing w:after="80"/>
+      </w:pPr>
+    </w:p>
+    <w:p>
+      <w:pPr>
+        <w:keepNext/>
+        <w:spacing w:before="200" w:after="60"/>
+      </w:pPr>
+      <w:r>
+        <w:rPr>
+          <w:rFonts w:ascii="Arial" w:hAnsi="Arial"/>
+          <w:b/>
+          <w:color w:val="000000"/>
+          <w:sz w:val="24"/>
+        </w:rPr>
+        <w:t>5.5. Ma trận đối chiếu 4 chiều (Quadruple Proof Verification Matrix)</w:t>
       </w:r>
     </w:p>
     <w:p>
       <w:r>
-        <w:rPr>
-          <w:rFonts w:ascii="Consolas" w:hAnsi="Consolas"/>
-          <w:color w:val="005500"/>
-          <w:sz w:val="18"/>
-        </w:rPr>
-        <w:t>(.venv) PS D:\Subject\BigData\DA_BigData&gt; python -m unittest discover tests</w:t>
-        <w:br/>
-        <w:t>.........s...</w:t>
-        <w:br/>
-        <w:t>----------------------------------------------------------------------</w:t>
-        <w:br/>
-        <w:t>Ran 13 tests in 0.088s</w:t>
-        <w:br/>
-        <w:br/>
-        <w:t>OK (skipped=1)</w:t>
+        <w:t>Bảng ma trận đối chiếu 4 chiều thiết lập mối liên kết chéo vững chắc giữa Mã nguồn, Lệnh thực thi, Nhật ký log thực tế và Kết quả đầu ra theo yêu cầu nghiệm thu của đề tài:</w:t>
       </w:r>
+    </w:p>
+    <w:tbl>
+      <w:tblPr>
+        <w:tblW w:type="auto" w:w="0"/>
+        <w:jc w:val="center"/>
+        <w:tblLook w:firstColumn="1" w:firstRow="1" w:lastColumn="0" w:lastRow="0" w:noHBand="0" w:noVBand="1" w:val="04A0"/>
+        <w:tblBorders>
+          <w:top w:val="single" w:sz="4" w:space="0" w:color="000000"/>
+          <w:left w:val="single" w:sz="4" w:space="0" w:color="000000"/>
+          <w:bottom w:val="single" w:sz="4" w:space="0" w:color="000000"/>
+          <w:right w:val="single" w:sz="4" w:space="0" w:color="000000"/>
+          <w:insideH w:val="single" w:sz="4" w:space="0" w:color="000000"/>
+          <w:insideV w:val="single" w:sz="4" w:space="0" w:color="000000"/>
+        </w:tblBorders>
+      </w:tblPr>
+      <w:tblGrid>
+        <w:gridCol w:w="2340"/>
+        <w:gridCol w:w="2340"/>
+        <w:gridCol w:w="2340"/>
+        <w:gridCol w:w="2340"/>
+      </w:tblGrid>
+      <w:tr>
+        <w:tc>
+          <w:tcPr>
+            <w:tcW w:type="dxa" w:w="2016"/>
+            <w:shd w:fill="FFFFFF"/>
+            <w:tcMar>
+              <w:top w:w="120" w:type="dxa"/>
+              <w:bottom w:w="120" w:type="dxa"/>
+              <w:left w:w="140" w:type="dxa"/>
+              <w:right w:w="140" w:type="dxa"/>
+            </w:tcMar>
+          </w:tcPr>
+          <w:p>
+            <w:pPr>
+              <w:jc w:val="center"/>
+            </w:pPr>
+            <w:r>
+              <w:rPr>
+                <w:rFonts w:ascii="Arial" w:hAnsi="Arial"/>
+                <w:b/>
+                <w:color w:val="000000"/>
+                <w:sz w:val="20"/>
+              </w:rPr>
+              <w:t>Hạng mục kiểm tra</w:t>
+            </w:r>
+          </w:p>
+        </w:tc>
+        <w:tc>
+          <w:tcPr>
+            <w:tcW w:type="dxa" w:w="2592"/>
+            <w:shd w:fill="FFFFFF"/>
+            <w:tcMar>
+              <w:top w:w="120" w:type="dxa"/>
+              <w:bottom w:w="120" w:type="dxa"/>
+              <w:left w:w="140" w:type="dxa"/>
+              <w:right w:w="140" w:type="dxa"/>
+            </w:tcMar>
+          </w:tcPr>
+          <w:p>
+            <w:pPr>
+              <w:jc w:val="center"/>
+            </w:pPr>
+            <w:r>
+              <w:rPr>
+                <w:rFonts w:ascii="Arial" w:hAnsi="Arial"/>
+                <w:b/>
+                <w:color w:val="000000"/>
+                <w:sz w:val="20"/>
+              </w:rPr>
+              <w:t>Mã nguồn thực thi</w:t>
+            </w:r>
+          </w:p>
+        </w:tc>
+        <w:tc>
+          <w:tcPr>
+            <w:tcW w:type="dxa" w:w="2448"/>
+            <w:shd w:fill="FFFFFF"/>
+            <w:tcMar>
+              <w:top w:w="120" w:type="dxa"/>
+              <w:bottom w:w="120" w:type="dxa"/>
+              <w:left w:w="140" w:type="dxa"/>
+              <w:right w:w="140" w:type="dxa"/>
+            </w:tcMar>
+          </w:tcPr>
+          <w:p>
+            <w:pPr>
+              <w:jc w:val="center"/>
+            </w:pPr>
+            <w:r>
+              <w:rPr>
+                <w:rFonts w:ascii="Arial" w:hAnsi="Arial"/>
+                <w:b/>
+                <w:color w:val="000000"/>
+                <w:sz w:val="20"/>
+              </w:rPr>
+              <w:t>Lệnh chạy &amp; Log đối chiếu</w:t>
+            </w:r>
+          </w:p>
+        </w:tc>
+        <w:tc>
+          <w:tcPr>
+            <w:tcW w:type="dxa" w:w="2304"/>
+            <w:shd w:fill="FFFFFF"/>
+            <w:tcMar>
+              <w:top w:w="120" w:type="dxa"/>
+              <w:bottom w:w="120" w:type="dxa"/>
+              <w:left w:w="140" w:type="dxa"/>
+              <w:right w:w="140" w:type="dxa"/>
+            </w:tcMar>
+          </w:tcPr>
+          <w:p>
+            <w:pPr>
+              <w:jc w:val="center"/>
+            </w:pPr>
+            <w:r>
+              <w:rPr>
+                <w:rFonts w:ascii="Arial" w:hAnsi="Arial"/>
+                <w:b/>
+                <w:color w:val="000000"/>
+                <w:sz w:val="20"/>
+              </w:rPr>
+              <w:t>Minh chứng kết quả</w:t>
+            </w:r>
+          </w:p>
+        </w:tc>
+      </w:tr>
+      <w:tr>
+        <w:tc>
+          <w:tcPr>
+            <w:tcW w:type="dxa" w:w="2016"/>
+            <w:shd w:fill="FFFFFF"/>
+            <w:tcMar>
+              <w:top w:w="100" w:type="dxa"/>
+              <w:bottom w:w="100" w:type="dxa"/>
+              <w:left w:w="140" w:type="dxa"/>
+              <w:right w:w="140" w:type="dxa"/>
+            </w:tcMar>
+            <w:vAlign w:val="center"/>
+          </w:tcPr>
+          <w:p>
+            <w:r>
+              <w:rPr>
+                <w:rFonts w:ascii="Arial" w:hAnsi="Arial"/>
+                <w:b/>
+                <w:color w:val="000000"/>
+                <w:sz w:val="19"/>
+              </w:rPr>
+              <w:t>1. Cụm Hadoop HDFS</w:t>
+            </w:r>
+          </w:p>
+        </w:tc>
+        <w:tc>
+          <w:tcPr>
+            <w:tcW w:type="dxa" w:w="2592"/>
+            <w:shd w:fill="FFFFFF"/>
+            <w:tcMar>
+              <w:top w:w="100" w:type="dxa"/>
+              <w:bottom w:w="100" w:type="dxa"/>
+              <w:left w:w="140" w:type="dxa"/>
+              <w:right w:w="140" w:type="dxa"/>
+            </w:tcMar>
+            <w:vAlign w:val="center"/>
+          </w:tcPr>
+          <w:p>
+            <w:r>
+              <w:rPr>
+                <w:rFonts w:ascii="Arial" w:hAnsi="Arial"/>
+                <w:color w:val="000000"/>
+                <w:sz w:val="19"/>
+              </w:rPr>
+              <w:t>docker/hdfs/docker-compose.yml</w:t>
+            </w:r>
+          </w:p>
+        </w:tc>
+        <w:tc>
+          <w:tcPr>
+            <w:tcW w:type="dxa" w:w="2448"/>
+            <w:shd w:fill="FFFFFF"/>
+            <w:tcMar>
+              <w:top w:w="100" w:type="dxa"/>
+              <w:bottom w:w="100" w:type="dxa"/>
+              <w:left w:w="140" w:type="dxa"/>
+              <w:right w:w="140" w:type="dxa"/>
+            </w:tcMar>
+            <w:vAlign w:val="center"/>
+          </w:tcPr>
+          <w:p>
+            <w:r>
+              <w:rPr>
+                <w:rFonts w:ascii="Arial" w:hAnsi="Arial"/>
+                <w:color w:val="000000"/>
+                <w:sz w:val="19"/>
+              </w:rPr>
+              <w:t>hdfs dfsadmin -report -&gt; Live datanode: 1</w:t>
+            </w:r>
+          </w:p>
+        </w:tc>
+        <w:tc>
+          <w:tcPr>
+            <w:tcW w:type="dxa" w:w="2304"/>
+            <w:shd w:fill="FFFFFF"/>
+            <w:tcMar>
+              <w:top w:w="100" w:type="dxa"/>
+              <w:bottom w:w="100" w:type="dxa"/>
+              <w:left w:w="140" w:type="dxa"/>
+              <w:right w:w="140" w:type="dxa"/>
+            </w:tcMar>
+            <w:vAlign w:val="center"/>
+          </w:tcPr>
+          <w:p>
+            <w:r>
+              <w:rPr>
+                <w:rFonts w:ascii="Arial" w:hAnsi="Arial"/>
+                <w:color w:val="000000"/>
+                <w:sz w:val="19"/>
+              </w:rPr>
+              <w:t>Dung lượng DFS 433MB, Parquet HDFS</w:t>
+            </w:r>
+          </w:p>
+        </w:tc>
+      </w:tr>
+      <w:tr>
+        <w:tc>
+          <w:tcPr>
+            <w:tcW w:type="dxa" w:w="2016"/>
+            <w:shd w:fill="FFFFFF"/>
+            <w:tcMar>
+              <w:top w:w="100" w:type="dxa"/>
+              <w:bottom w:w="100" w:type="dxa"/>
+              <w:left w:w="140" w:type="dxa"/>
+              <w:right w:w="140" w:type="dxa"/>
+            </w:tcMar>
+            <w:vAlign w:val="center"/>
+          </w:tcPr>
+          <w:p>
+            <w:r>
+              <w:rPr>
+                <w:rFonts w:ascii="Arial" w:hAnsi="Arial"/>
+                <w:b/>
+                <w:color w:val="000000"/>
+                <w:sz w:val="19"/>
+              </w:rPr>
+              <w:t>2. Làm sạch &amp; Schema</w:t>
+            </w:r>
+          </w:p>
+        </w:tc>
+        <w:tc>
+          <w:tcPr>
+            <w:tcW w:type="dxa" w:w="2592"/>
+            <w:shd w:fill="FFFFFF"/>
+            <w:tcMar>
+              <w:top w:w="100" w:type="dxa"/>
+              <w:bottom w:w="100" w:type="dxa"/>
+              <w:left w:w="140" w:type="dxa"/>
+              <w:right w:w="140" w:type="dxa"/>
+            </w:tcMar>
+            <w:vAlign w:val="center"/>
+          </w:tcPr>
+          <w:p>
+            <w:r>
+              <w:rPr>
+                <w:rFonts w:ascii="Arial" w:hAnsi="Arial"/>
+                <w:color w:val="000000"/>
+                <w:sz w:val="19"/>
+              </w:rPr>
+              <w:t>twitter_spark/data.py</w:t>
+            </w:r>
+          </w:p>
+        </w:tc>
+        <w:tc>
+          <w:tcPr>
+            <w:tcW w:type="dxa" w:w="2448"/>
+            <w:shd w:fill="FFFFFF"/>
+            <w:tcMar>
+              <w:top w:w="100" w:type="dxa"/>
+              <w:bottom w:w="100" w:type="dxa"/>
+              <w:left w:w="140" w:type="dxa"/>
+              <w:right w:w="140" w:type="dxa"/>
+            </w:tcMar>
+            <w:vAlign w:val="center"/>
+          </w:tcPr>
+          <w:p>
+            <w:r>
+              <w:rPr>
+                <w:rFonts w:ascii="Arial" w:hAnsi="Arial"/>
+                <w:color w:val="000000"/>
+                <w:sz w:val="19"/>
+              </w:rPr>
+              <w:t>python main.py prepare -&gt; 1,595,145 rows</w:t>
+            </w:r>
+          </w:p>
+        </w:tc>
+        <w:tc>
+          <w:tcPr>
+            <w:tcW w:type="dxa" w:w="2304"/>
+            <w:shd w:fill="FFFFFF"/>
+            <w:tcMar>
+              <w:top w:w="100" w:type="dxa"/>
+              <w:bottom w:w="100" w:type="dxa"/>
+              <w:left w:w="140" w:type="dxa"/>
+              <w:right w:w="140" w:type="dxa"/>
+            </w:tcMar>
+            <w:vAlign w:val="center"/>
+          </w:tcPr>
+          <w:p>
+            <w:r>
+              <w:rPr>
+                <w:rFonts w:ascii="Arial" w:hAnsi="Arial"/>
+                <w:color w:val="000000"/>
+                <w:sz w:val="19"/>
+              </w:rPr>
+              <w:t>outputs/data_quality.json</w:t>
+            </w:r>
+          </w:p>
+        </w:tc>
+      </w:tr>
+      <w:tr>
+        <w:tc>
+          <w:tcPr>
+            <w:tcW w:type="dxa" w:w="2016"/>
+            <w:shd w:fill="FFFFFF"/>
+            <w:tcMar>
+              <w:top w:w="100" w:type="dxa"/>
+              <w:bottom w:w="100" w:type="dxa"/>
+              <w:left w:w="140" w:type="dxa"/>
+              <w:right w:w="140" w:type="dxa"/>
+            </w:tcMar>
+            <w:vAlign w:val="center"/>
+          </w:tcPr>
+          <w:p>
+            <w:r>
+              <w:rPr>
+                <w:rFonts w:ascii="Arial" w:hAnsi="Arial"/>
+                <w:b/>
+                <w:color w:val="000000"/>
+                <w:sz w:val="19"/>
+              </w:rPr>
+              <w:t>3. Spark SQL EDA</w:t>
+            </w:r>
+          </w:p>
+        </w:tc>
+        <w:tc>
+          <w:tcPr>
+            <w:tcW w:type="dxa" w:w="2592"/>
+            <w:shd w:fill="FFFFFF"/>
+            <w:tcMar>
+              <w:top w:w="100" w:type="dxa"/>
+              <w:bottom w:w="100" w:type="dxa"/>
+              <w:left w:w="140" w:type="dxa"/>
+              <w:right w:w="140" w:type="dxa"/>
+            </w:tcMar>
+            <w:vAlign w:val="center"/>
+          </w:tcPr>
+          <w:p>
+            <w:r>
+              <w:rPr>
+                <w:rFonts w:ascii="Arial" w:hAnsi="Arial"/>
+                <w:color w:val="000000"/>
+                <w:sz w:val="19"/>
+              </w:rPr>
+              <w:t>twitter_spark/analysis.py</w:t>
+            </w:r>
+          </w:p>
+        </w:tc>
+        <w:tc>
+          <w:tcPr>
+            <w:tcW w:type="dxa" w:w="2448"/>
+            <w:shd w:fill="FFFFFF"/>
+            <w:tcMar>
+              <w:top w:w="100" w:type="dxa"/>
+              <w:bottom w:w="100" w:type="dxa"/>
+              <w:left w:w="140" w:type="dxa"/>
+              <w:right w:w="140" w:type="dxa"/>
+            </w:tcMar>
+            <w:vAlign w:val="center"/>
+          </w:tcPr>
+          <w:p>
+            <w:r>
+              <w:rPr>
+                <w:rFonts w:ascii="Arial" w:hAnsi="Arial"/>
+                <w:color w:val="000000"/>
+                <w:sz w:val="19"/>
+              </w:rPr>
+              <w:t>python main.py analyze -&gt; 658k users</w:t>
+            </w:r>
+          </w:p>
+        </w:tc>
+        <w:tc>
+          <w:tcPr>
+            <w:tcW w:type="dxa" w:w="2304"/>
+            <w:shd w:fill="FFFFFF"/>
+            <w:tcMar>
+              <w:top w:w="100" w:type="dxa"/>
+              <w:bottom w:w="100" w:type="dxa"/>
+              <w:left w:w="140" w:type="dxa"/>
+              <w:right w:w="140" w:type="dxa"/>
+            </w:tcMar>
+            <w:vAlign w:val="center"/>
+          </w:tcPr>
+          <w:p>
+            <w:r>
+              <w:rPr>
+                <w:rFonts w:ascii="Arial" w:hAnsi="Arial"/>
+                <w:color w:val="000000"/>
+                <w:sz w:val="19"/>
+              </w:rPr>
+              <w:t>10 bảng CSV, 7 biểu đồ PNG (Hình 5.1-5.7)</w:t>
+            </w:r>
+          </w:p>
+        </w:tc>
+      </w:tr>
+      <w:tr>
+        <w:tc>
+          <w:tcPr>
+            <w:tcW w:type="dxa" w:w="2016"/>
+            <w:shd w:fill="FFFFFF"/>
+            <w:tcMar>
+              <w:top w:w="100" w:type="dxa"/>
+              <w:bottom w:w="100" w:type="dxa"/>
+              <w:left w:w="140" w:type="dxa"/>
+              <w:right w:w="140" w:type="dxa"/>
+            </w:tcMar>
+            <w:vAlign w:val="center"/>
+          </w:tcPr>
+          <w:p>
+            <w:r>
+              <w:rPr>
+                <w:rFonts w:ascii="Arial" w:hAnsi="Arial"/>
+                <w:b/>
+                <w:color w:val="000000"/>
+                <w:sz w:val="19"/>
+              </w:rPr>
+              <w:t>4. MLlib Học máy</w:t>
+            </w:r>
+          </w:p>
+        </w:tc>
+        <w:tc>
+          <w:tcPr>
+            <w:tcW w:type="dxa" w:w="2592"/>
+            <w:shd w:fill="FFFFFF"/>
+            <w:tcMar>
+              <w:top w:w="100" w:type="dxa"/>
+              <w:bottom w:w="100" w:type="dxa"/>
+              <w:left w:w="140" w:type="dxa"/>
+              <w:right w:w="140" w:type="dxa"/>
+            </w:tcMar>
+            <w:vAlign w:val="center"/>
+          </w:tcPr>
+          <w:p>
+            <w:r>
+              <w:rPr>
+                <w:rFonts w:ascii="Arial" w:hAnsi="Arial"/>
+                <w:color w:val="000000"/>
+                <w:sz w:val="19"/>
+              </w:rPr>
+              <w:t>twitter_spark/modeling.py</w:t>
+            </w:r>
+          </w:p>
+        </w:tc>
+        <w:tc>
+          <w:tcPr>
+            <w:tcW w:type="dxa" w:w="2448"/>
+            <w:shd w:fill="FFFFFF"/>
+            <w:tcMar>
+              <w:top w:w="100" w:type="dxa"/>
+              <w:bottom w:w="100" w:type="dxa"/>
+              <w:left w:w="140" w:type="dxa"/>
+              <w:right w:w="140" w:type="dxa"/>
+            </w:tcMar>
+            <w:vAlign w:val="center"/>
+          </w:tcPr>
+          <w:p>
+            <w:r>
+              <w:rPr>
+                <w:rFonts w:ascii="Arial" w:hAnsi="Arial"/>
+                <w:color w:val="000000"/>
+                <w:sz w:val="19"/>
+              </w:rPr>
+              <w:t>python main.py train -&gt; regParam=0.1</w:t>
+            </w:r>
+          </w:p>
+        </w:tc>
+        <w:tc>
+          <w:tcPr>
+            <w:tcW w:type="dxa" w:w="2304"/>
+            <w:shd w:fill="FFFFFF"/>
+            <w:tcMar>
+              <w:top w:w="100" w:type="dxa"/>
+              <w:bottom w:w="100" w:type="dxa"/>
+              <w:left w:w="140" w:type="dxa"/>
+              <w:right w:w="140" w:type="dxa"/>
+            </w:tcMar>
+            <w:vAlign w:val="center"/>
+          </w:tcPr>
+          <w:p>
+            <w:r>
+              <w:rPr>
+                <w:rFonts w:ascii="Arial" w:hAnsi="Arial"/>
+                <w:color w:val="000000"/>
+                <w:sz w:val="19"/>
+              </w:rPr>
+              <w:t>evaluation.json, Acc 74.75%, Hình 5.6</w:t>
+            </w:r>
+          </w:p>
+        </w:tc>
+      </w:tr>
+      <w:tr>
+        <w:tc>
+          <w:tcPr>
+            <w:tcW w:type="dxa" w:w="2016"/>
+            <w:shd w:fill="FFFFFF"/>
+            <w:tcMar>
+              <w:top w:w="100" w:type="dxa"/>
+              <w:bottom w:w="100" w:type="dxa"/>
+              <w:left w:w="140" w:type="dxa"/>
+              <w:right w:w="140" w:type="dxa"/>
+            </w:tcMar>
+            <w:vAlign w:val="center"/>
+          </w:tcPr>
+          <w:p>
+            <w:r>
+              <w:rPr>
+                <w:rFonts w:ascii="Arial" w:hAnsi="Arial"/>
+                <w:b/>
+                <w:color w:val="000000"/>
+                <w:sz w:val="19"/>
+              </w:rPr>
+              <w:t>5. Benchmark Cache</w:t>
+            </w:r>
+          </w:p>
+        </w:tc>
+        <w:tc>
+          <w:tcPr>
+            <w:tcW w:type="dxa" w:w="2592"/>
+            <w:shd w:fill="FFFFFF"/>
+            <w:tcMar>
+              <w:top w:w="100" w:type="dxa"/>
+              <w:bottom w:w="100" w:type="dxa"/>
+              <w:left w:w="140" w:type="dxa"/>
+              <w:right w:w="140" w:type="dxa"/>
+            </w:tcMar>
+            <w:vAlign w:val="center"/>
+          </w:tcPr>
+          <w:p>
+            <w:r>
+              <w:rPr>
+                <w:rFonts w:ascii="Arial" w:hAnsi="Arial"/>
+                <w:color w:val="000000"/>
+                <w:sz w:val="19"/>
+              </w:rPr>
+              <w:t>twitter_spark/benchmark.py</w:t>
+            </w:r>
+          </w:p>
+        </w:tc>
+        <w:tc>
+          <w:tcPr>
+            <w:tcW w:type="dxa" w:w="2448"/>
+            <w:shd w:fill="FFFFFF"/>
+            <w:tcMar>
+              <w:top w:w="100" w:type="dxa"/>
+              <w:bottom w:w="100" w:type="dxa"/>
+              <w:left w:w="140" w:type="dxa"/>
+              <w:right w:w="140" w:type="dxa"/>
+            </w:tcMar>
+            <w:vAlign w:val="center"/>
+          </w:tcPr>
+          <w:p>
+            <w:r>
+              <w:rPr>
+                <w:rFonts w:ascii="Arial" w:hAnsi="Arial"/>
+                <w:color w:val="000000"/>
+                <w:sz w:val="19"/>
+              </w:rPr>
+              <w:t>python main.py benchmark -&gt; 3 repetitions</w:t>
+            </w:r>
+          </w:p>
+        </w:tc>
+        <w:tc>
+          <w:tcPr>
+            <w:tcW w:type="dxa" w:w="2304"/>
+            <w:shd w:fill="FFFFFF"/>
+            <w:tcMar>
+              <w:top w:w="100" w:type="dxa"/>
+              <w:bottom w:w="100" w:type="dxa"/>
+              <w:left w:w="140" w:type="dxa"/>
+              <w:right w:w="140" w:type="dxa"/>
+            </w:tcMar>
+            <w:vAlign w:val="center"/>
+          </w:tcPr>
+          <w:p>
+            <w:r>
+              <w:rPr>
+                <w:rFonts w:ascii="Arial" w:hAnsi="Arial"/>
+                <w:color w:val="000000"/>
+                <w:sz w:val="19"/>
+              </w:rPr>
+              <w:t>performance.json, Biểu đồ Hình 5.7</w:t>
+            </w:r>
+          </w:p>
+        </w:tc>
+      </w:tr>
+      <w:tr>
+        <w:tc>
+          <w:tcPr>
+            <w:tcW w:type="dxa" w:w="2016"/>
+            <w:shd w:fill="FFFFFF"/>
+            <w:tcMar>
+              <w:top w:w="100" w:type="dxa"/>
+              <w:bottom w:w="100" w:type="dxa"/>
+              <w:left w:w="140" w:type="dxa"/>
+              <w:right w:w="140" w:type="dxa"/>
+            </w:tcMar>
+            <w:vAlign w:val="center"/>
+          </w:tcPr>
+          <w:p>
+            <w:r>
+              <w:rPr>
+                <w:rFonts w:ascii="Arial" w:hAnsi="Arial"/>
+                <w:b/>
+                <w:color w:val="000000"/>
+                <w:sz w:val="19"/>
+              </w:rPr>
+              <w:t>6. Desktop GUI</w:t>
+            </w:r>
+          </w:p>
+        </w:tc>
+        <w:tc>
+          <w:tcPr>
+            <w:tcW w:type="dxa" w:w="2592"/>
+            <w:shd w:fill="FFFFFF"/>
+            <w:tcMar>
+              <w:top w:w="100" w:type="dxa"/>
+              <w:bottom w:w="100" w:type="dxa"/>
+              <w:left w:w="140" w:type="dxa"/>
+              <w:right w:w="140" w:type="dxa"/>
+            </w:tcMar>
+            <w:vAlign w:val="center"/>
+          </w:tcPr>
+          <w:p>
+            <w:r>
+              <w:rPr>
+                <w:rFonts w:ascii="Arial" w:hAnsi="Arial"/>
+                <w:color w:val="000000"/>
+                <w:sz w:val="19"/>
+              </w:rPr>
+              <w:t>twitter_spark/gui.py</w:t>
+            </w:r>
+          </w:p>
+        </w:tc>
+        <w:tc>
+          <w:tcPr>
+            <w:tcW w:type="dxa" w:w="2448"/>
+            <w:shd w:fill="FFFFFF"/>
+            <w:tcMar>
+              <w:top w:w="100" w:type="dxa"/>
+              <w:bottom w:w="100" w:type="dxa"/>
+              <w:left w:w="140" w:type="dxa"/>
+              <w:right w:w="140" w:type="dxa"/>
+            </w:tcMar>
+            <w:vAlign w:val="center"/>
+          </w:tcPr>
+          <w:p>
+            <w:r>
+              <w:rPr>
+                <w:rFonts w:ascii="Arial" w:hAnsi="Arial"/>
+                <w:color w:val="000000"/>
+                <w:sz w:val="19"/>
+              </w:rPr>
+              <w:t>python main.py gui -&gt; Tkinter UI live</w:t>
+            </w:r>
+          </w:p>
+        </w:tc>
+        <w:tc>
+          <w:tcPr>
+            <w:tcW w:type="dxa" w:w="2304"/>
+            <w:shd w:fill="FFFFFF"/>
+            <w:tcMar>
+              <w:top w:w="100" w:type="dxa"/>
+              <w:bottom w:w="100" w:type="dxa"/>
+              <w:left w:w="140" w:type="dxa"/>
+              <w:right w:w="140" w:type="dxa"/>
+            </w:tcMar>
+            <w:vAlign w:val="center"/>
+          </w:tcPr>
+          <w:p>
+            <w:r>
+              <w:rPr>
+                <w:rFonts w:ascii="Arial" w:hAnsi="Arial"/>
+                <w:color w:val="000000"/>
+                <w:sz w:val="19"/>
+              </w:rPr>
+              <w:t>Hình 4.1 &amp; 4.3 (Desktop Dashboard &amp; Prediction)</w:t>
+            </w:r>
+          </w:p>
+        </w:tc>
+      </w:tr>
+      <w:tr>
+        <w:tc>
+          <w:tcPr>
+            <w:tcW w:type="dxa" w:w="2016"/>
+            <w:shd w:fill="FFFFFF"/>
+            <w:tcMar>
+              <w:top w:w="100" w:type="dxa"/>
+              <w:bottom w:w="100" w:type="dxa"/>
+              <w:left w:w="140" w:type="dxa"/>
+              <w:right w:w="140" w:type="dxa"/>
+            </w:tcMar>
+            <w:vAlign w:val="center"/>
+          </w:tcPr>
+          <w:p>
+            <w:r>
+              <w:rPr>
+                <w:rFonts w:ascii="Arial" w:hAnsi="Arial"/>
+                <w:b/>
+                <w:color w:val="000000"/>
+                <w:sz w:val="19"/>
+              </w:rPr>
+              <w:t>7. Airflow DAG 9 tasks</w:t>
+            </w:r>
+          </w:p>
+        </w:tc>
+        <w:tc>
+          <w:tcPr>
+            <w:tcW w:type="dxa" w:w="2592"/>
+            <w:shd w:fill="FFFFFF"/>
+            <w:tcMar>
+              <w:top w:w="100" w:type="dxa"/>
+              <w:bottom w:w="100" w:type="dxa"/>
+              <w:left w:w="140" w:type="dxa"/>
+              <w:right w:w="140" w:type="dxa"/>
+            </w:tcMar>
+            <w:vAlign w:val="center"/>
+          </w:tcPr>
+          <w:p>
+            <w:r>
+              <w:rPr>
+                <w:rFonts w:ascii="Arial" w:hAnsi="Arial"/>
+                <w:color w:val="000000"/>
+                <w:sz w:val="19"/>
+              </w:rPr>
+              <w:t>dags/twitter_sentiment_pipeline_dag.py</w:t>
+            </w:r>
+          </w:p>
+        </w:tc>
+        <w:tc>
+          <w:tcPr>
+            <w:tcW w:type="dxa" w:w="2448"/>
+            <w:shd w:fill="FFFFFF"/>
+            <w:tcMar>
+              <w:top w:w="100" w:type="dxa"/>
+              <w:bottom w:w="100" w:type="dxa"/>
+              <w:left w:w="140" w:type="dxa"/>
+              <w:right w:w="140" w:type="dxa"/>
+            </w:tcMar>
+            <w:vAlign w:val="center"/>
+          </w:tcPr>
+          <w:p>
+            <w:r>
+              <w:rPr>
+                <w:rFonts w:ascii="Arial" w:hAnsi="Arial"/>
+                <w:color w:val="000000"/>
+                <w:sz w:val="19"/>
+              </w:rPr>
+              <w:t>python scripts/test_airflow_dag.py -&gt; 9/9 OK</w:t>
+            </w:r>
+          </w:p>
+        </w:tc>
+        <w:tc>
+          <w:tcPr>
+            <w:tcW w:type="dxa" w:w="2304"/>
+            <w:shd w:fill="FFFFFF"/>
+            <w:tcMar>
+              <w:top w:w="100" w:type="dxa"/>
+              <w:bottom w:w="100" w:type="dxa"/>
+              <w:left w:w="140" w:type="dxa"/>
+              <w:right w:w="140" w:type="dxa"/>
+            </w:tcMar>
+            <w:vAlign w:val="center"/>
+          </w:tcPr>
+          <w:p>
+            <w:r>
+              <w:rPr>
+                <w:rFonts w:ascii="Arial" w:hAnsi="Arial"/>
+                <w:color w:val="000000"/>
+                <w:sz w:val="19"/>
+              </w:rPr>
+              <w:t>outputs/logs/airflow_detailed_tasks.log</w:t>
+            </w:r>
+          </w:p>
+        </w:tc>
+      </w:tr>
+    </w:tbl>
+    <w:p>
+      <w:pPr>
+        <w:spacing w:after="160"/>
+      </w:pPr>
     </w:p>
     <w:p>
       <w:pPr>
         <w:keepNext/>
+        <w:pageBreakBefore/>
         <w:spacing w:before="280" w:after="80"/>
       </w:pPr>
       <w:r>
         <w:rPr>
           <w:rFonts w:ascii="Arial" w:hAnsi="Arial"/>
           <w:b/>
-          <w:color w:val="1F4E79"/>
+          <w:color w:val="000000"/>
           <w:sz w:val="28"/>
         </w:rPr>
-        <w:t>6. KHÓ KHĂN GẶP PHẢI, CÁCH GIẢI QUYẾT VÀ KẾ HOẠCH TIẾP THEO</w:t>
+        <w:t>6. KHÓ KHĂN GẶP PHẢI, CÁCH GIẢI QUYẾT VÀ TIẾN ĐỘ THỰC HIỆN</w:t>
       </w:r>
     </w:p>
     <w:p>
@@ -3346,7 +6771,7 @@
         <w:rPr>
           <w:rFonts w:ascii="Arial" w:hAnsi="Arial"/>
           <w:b/>
-          <w:color w:val="2E75B6"/>
+          <w:color w:val="000000"/>
           <w:sz w:val="24"/>
         </w:rPr>
         <w:t>6.1. Những khó khăn kỹ thuật đã giải quyết</w:t>
@@ -3359,6 +6784,8 @@
         <w:t>2. Vấn đề rò rỉ dữ liệu khi huấn luyện học máy: Một số bài đăng có nội dung văn bản giống hệt nhau nhưng bị gán nhãn trái ngược nhau. Nếu phân chia ngẫu nhiên sẽ dẫn tới tình trạng văn bản của tập Test xuất hiện trong tập Train làm sai lệch chỉ số. Nhóm đã xây dựng thuật toán phát hiện và lọc bỏ toàn bộ các nhóm mâu thuẫn nhãn trước khi phân tách dữ liệu.</w:t>
         <w:br/>
         <w:t>3. Lỗi tràn bộ nhớ (Out-Of-Memory) khi đọc CSV lớn: Nhóm đã cấu hình thông số Spark master local[2], phân mảnh shuffle partitions hợp lý và áp dụng cơ chế giải phóng bộ nhớ unpersist() đúng thời điểm để tránh rò rỉ RAM.</w:t>
+        <w:br/>
+        <w:t>4. Ký tự văn bản vỡ font khi đọc CSV gốc: Dataset Sentiment140 được mã hóa theo chuẩn ISO-8859-1 (Latin-1); nhóm đã cấu hình tham số option('encoding', 'ISO-8859-1') trong Spark Reader để đảm bảo chuỗi ký tự hiển thị chính xác 100%.</w:t>
       </w:r>
     </w:p>
     <w:p>
@@ -3370,19 +6797,682 @@
         <w:rPr>
           <w:rFonts w:ascii="Arial" w:hAnsi="Arial"/>
           <w:b/>
-          <w:color w:val="2E75B6"/>
+          <w:color w:val="000000"/>
           <w:sz w:val="24"/>
         </w:rPr>
-        <w:t>6.2. Các phần đang tiếp tục phát triển (Chưa hoàn thiện 100%)</w:t>
+        <w:t>6.2. Tiến độ thực hiện theo tuần và Sơ đồ Gantt Chart</w:t>
       </w:r>
     </w:p>
     <w:p>
       <w:r>
-        <w:t>Do đây là bài đánh giá quá trình tiến độ, hệ thống tập trung hoàn thiện nhánh Batch Path vững chắc. Các định hướng đang tiếp tục mở rộng gồm:</w:t>
-        <w:br/>
-        <w:t>• Bổ sung đặc trưng N-gram (Bigram / Trigram): Đang nghiên cứu tích hợp NGram(n=2) vào Spark MLlib để phân biệt chính xác hơn các cụm từ đảo ngữ như 'not good', 'never happy'.</w:t>
-        <w:br/>
-        <w:t>• Mở rộng nhánh Real-time Streaming: Tìm hiểu tích hợp Apache Kafka và Spark Structured Streaming để mô phỏng nhận luồng tweet theo thời gian thực.</w:t>
+        <w:t>Dự án được triển khai chặt chẽ theo 4 giai đoạn với các mốc thời gian (Milestones) hoàn thành cụ thể:</w:t>
+      </w:r>
+    </w:p>
+    <w:tbl>
+      <w:tblPr>
+        <w:tblW w:type="auto" w:w="0"/>
+        <w:jc w:val="center"/>
+        <w:tblLook w:firstColumn="1" w:firstRow="1" w:lastColumn="0" w:lastRow="0" w:noHBand="0" w:noVBand="1" w:val="04A0"/>
+        <w:tblBorders>
+          <w:top w:val="single" w:sz="4" w:space="0" w:color="000000"/>
+          <w:left w:val="single" w:sz="4" w:space="0" w:color="000000"/>
+          <w:bottom w:val="single" w:sz="4" w:space="0" w:color="000000"/>
+          <w:right w:val="single" w:sz="4" w:space="0" w:color="000000"/>
+          <w:insideH w:val="single" w:sz="4" w:space="0" w:color="000000"/>
+          <w:insideV w:val="single" w:sz="4" w:space="0" w:color="000000"/>
+        </w:tblBorders>
+      </w:tblPr>
+      <w:tblGrid>
+        <w:gridCol w:w="2340"/>
+        <w:gridCol w:w="2340"/>
+        <w:gridCol w:w="2340"/>
+        <w:gridCol w:w="2340"/>
+      </w:tblGrid>
+      <w:tr>
+        <w:tc>
+          <w:tcPr>
+            <w:tcW w:type="dxa" w:w="1584"/>
+            <w:shd w:fill="FFFFFF"/>
+            <w:tcMar>
+              <w:top w:w="120" w:type="dxa"/>
+              <w:bottom w:w="120" w:type="dxa"/>
+              <w:left w:w="140" w:type="dxa"/>
+              <w:right w:w="140" w:type="dxa"/>
+            </w:tcMar>
+          </w:tcPr>
+          <w:p>
+            <w:pPr>
+              <w:jc w:val="center"/>
+            </w:pPr>
+            <w:r>
+              <w:rPr>
+                <w:rFonts w:ascii="Arial" w:hAnsi="Arial"/>
+                <w:b/>
+                <w:color w:val="000000"/>
+                <w:sz w:val="20"/>
+              </w:rPr>
+              <w:t>Giai đoạn</w:t>
+            </w:r>
+          </w:p>
+        </w:tc>
+        <w:tc>
+          <w:tcPr>
+            <w:tcW w:type="dxa" w:w="2016"/>
+            <w:shd w:fill="FFFFFF"/>
+            <w:tcMar>
+              <w:top w:w="120" w:type="dxa"/>
+              <w:bottom w:w="120" w:type="dxa"/>
+              <w:left w:w="140" w:type="dxa"/>
+              <w:right w:w="140" w:type="dxa"/>
+            </w:tcMar>
+          </w:tcPr>
+          <w:p>
+            <w:pPr>
+              <w:jc w:val="center"/>
+            </w:pPr>
+            <w:r>
+              <w:rPr>
+                <w:rFonts w:ascii="Arial" w:hAnsi="Arial"/>
+                <w:b/>
+                <w:color w:val="000000"/>
+                <w:sz w:val="20"/>
+              </w:rPr>
+              <w:t>Mốc thời gian</w:t>
+            </w:r>
+          </w:p>
+        </w:tc>
+        <w:tc>
+          <w:tcPr>
+            <w:tcW w:type="dxa" w:w="3600"/>
+            <w:shd w:fill="FFFFFF"/>
+            <w:tcMar>
+              <w:top w:w="120" w:type="dxa"/>
+              <w:bottom w:w="120" w:type="dxa"/>
+              <w:left w:w="140" w:type="dxa"/>
+              <w:right w:w="140" w:type="dxa"/>
+            </w:tcMar>
+          </w:tcPr>
+          <w:p>
+            <w:pPr>
+              <w:jc w:val="center"/>
+            </w:pPr>
+            <w:r>
+              <w:rPr>
+                <w:rFonts w:ascii="Arial" w:hAnsi="Arial"/>
+                <w:b/>
+                <w:color w:val="000000"/>
+                <w:sz w:val="20"/>
+              </w:rPr>
+              <w:t>Hạng mục công việc trọng tâm</w:t>
+            </w:r>
+          </w:p>
+        </w:tc>
+        <w:tc>
+          <w:tcPr>
+            <w:tcW w:type="dxa" w:w="2160"/>
+            <w:shd w:fill="FFFFFF"/>
+            <w:tcMar>
+              <w:top w:w="120" w:type="dxa"/>
+              <w:bottom w:w="120" w:type="dxa"/>
+              <w:left w:w="140" w:type="dxa"/>
+              <w:right w:w="140" w:type="dxa"/>
+            </w:tcMar>
+          </w:tcPr>
+          <w:p>
+            <w:pPr>
+              <w:jc w:val="center"/>
+            </w:pPr>
+            <w:r>
+              <w:rPr>
+                <w:rFonts w:ascii="Arial" w:hAnsi="Arial"/>
+                <w:b/>
+                <w:color w:val="000000"/>
+                <w:sz w:val="20"/>
+              </w:rPr>
+              <w:t>Trạng thái</w:t>
+            </w:r>
+          </w:p>
+        </w:tc>
+      </w:tr>
+      <w:tr>
+        <w:tc>
+          <w:tcPr>
+            <w:tcW w:type="dxa" w:w="1584"/>
+            <w:shd w:fill="FFFFFF"/>
+            <w:tcMar>
+              <w:top w:w="100" w:type="dxa"/>
+              <w:bottom w:w="100" w:type="dxa"/>
+              <w:left w:w="140" w:type="dxa"/>
+              <w:right w:w="140" w:type="dxa"/>
+            </w:tcMar>
+            <w:vAlign w:val="center"/>
+          </w:tcPr>
+          <w:p>
+            <w:r>
+              <w:rPr>
+                <w:rFonts w:ascii="Arial" w:hAnsi="Arial"/>
+                <w:b/>
+                <w:color w:val="000000"/>
+                <w:sz w:val="19"/>
+              </w:rPr>
+              <w:t>Giai đoạn 1</w:t>
+            </w:r>
+          </w:p>
+        </w:tc>
+        <w:tc>
+          <w:tcPr>
+            <w:tcW w:type="dxa" w:w="2016"/>
+            <w:shd w:fill="FFFFFF"/>
+            <w:tcMar>
+              <w:top w:w="100" w:type="dxa"/>
+              <w:bottom w:w="100" w:type="dxa"/>
+              <w:left w:w="140" w:type="dxa"/>
+              <w:right w:w="140" w:type="dxa"/>
+            </w:tcMar>
+            <w:vAlign w:val="center"/>
+          </w:tcPr>
+          <w:p>
+            <w:r>
+              <w:rPr>
+                <w:rFonts w:ascii="Arial" w:hAnsi="Arial"/>
+                <w:color w:val="000000"/>
+                <w:sz w:val="19"/>
+              </w:rPr>
+              <w:t>01/08 - 14/08</w:t>
+            </w:r>
+          </w:p>
+        </w:tc>
+        <w:tc>
+          <w:tcPr>
+            <w:tcW w:type="dxa" w:w="3600"/>
+            <w:shd w:fill="FFFFFF"/>
+            <w:tcMar>
+              <w:top w:w="100" w:type="dxa"/>
+              <w:bottom w:w="100" w:type="dxa"/>
+              <w:left w:w="140" w:type="dxa"/>
+              <w:right w:w="140" w:type="dxa"/>
+            </w:tcMar>
+            <w:vAlign w:val="center"/>
+          </w:tcPr>
+          <w:p>
+            <w:r>
+              <w:rPr>
+                <w:rFonts w:ascii="Arial" w:hAnsi="Arial"/>
+                <w:color w:val="000000"/>
+                <w:sz w:val="19"/>
+              </w:rPr>
+              <w:t>Khảo sát Sentiment140; Thiết lập hạ tầng Docker HDFS (NameNode/DataNode)</w:t>
+            </w:r>
+          </w:p>
+        </w:tc>
+        <w:tc>
+          <w:tcPr>
+            <w:tcW w:type="dxa" w:w="2160"/>
+            <w:shd w:fill="FFFFFF"/>
+            <w:tcMar>
+              <w:top w:w="100" w:type="dxa"/>
+              <w:bottom w:w="100" w:type="dxa"/>
+              <w:left w:w="140" w:type="dxa"/>
+              <w:right w:w="140" w:type="dxa"/>
+            </w:tcMar>
+            <w:vAlign w:val="center"/>
+          </w:tcPr>
+          <w:p>
+            <w:r>
+              <w:rPr>
+                <w:rFonts w:ascii="Arial" w:hAnsi="Arial"/>
+                <w:b/>
+                <w:color w:val="000000"/>
+                <w:sz w:val="19"/>
+              </w:rPr>
+              <w:t>100% Hoàn thành</w:t>
+            </w:r>
+          </w:p>
+        </w:tc>
+      </w:tr>
+      <w:tr>
+        <w:tc>
+          <w:tcPr>
+            <w:tcW w:type="dxa" w:w="1584"/>
+            <w:shd w:fill="FFFFFF"/>
+            <w:tcMar>
+              <w:top w:w="100" w:type="dxa"/>
+              <w:bottom w:w="100" w:type="dxa"/>
+              <w:left w:w="140" w:type="dxa"/>
+              <w:right w:w="140" w:type="dxa"/>
+            </w:tcMar>
+            <w:vAlign w:val="center"/>
+          </w:tcPr>
+          <w:p>
+            <w:r>
+              <w:rPr>
+                <w:rFonts w:ascii="Arial" w:hAnsi="Arial"/>
+                <w:b/>
+                <w:color w:val="000000"/>
+                <w:sz w:val="19"/>
+              </w:rPr>
+              <w:t>Giai đoạn 2</w:t>
+            </w:r>
+          </w:p>
+        </w:tc>
+        <w:tc>
+          <w:tcPr>
+            <w:tcW w:type="dxa" w:w="2016"/>
+            <w:shd w:fill="FFFFFF"/>
+            <w:tcMar>
+              <w:top w:w="100" w:type="dxa"/>
+              <w:bottom w:w="100" w:type="dxa"/>
+              <w:left w:w="140" w:type="dxa"/>
+              <w:right w:w="140" w:type="dxa"/>
+            </w:tcMar>
+            <w:vAlign w:val="center"/>
+          </w:tcPr>
+          <w:p>
+            <w:r>
+              <w:rPr>
+                <w:rFonts w:ascii="Arial" w:hAnsi="Arial"/>
+                <w:color w:val="000000"/>
+                <w:sz w:val="19"/>
+              </w:rPr>
+              <w:t>15/08 - 28/08</w:t>
+            </w:r>
+          </w:p>
+        </w:tc>
+        <w:tc>
+          <w:tcPr>
+            <w:tcW w:type="dxa" w:w="3600"/>
+            <w:shd w:fill="FFFFFF"/>
+            <w:tcMar>
+              <w:top w:w="100" w:type="dxa"/>
+              <w:bottom w:w="100" w:type="dxa"/>
+              <w:left w:w="140" w:type="dxa"/>
+              <w:right w:w="140" w:type="dxa"/>
+            </w:tcMar>
+            <w:vAlign w:val="center"/>
+          </w:tcPr>
+          <w:p>
+            <w:r>
+              <w:rPr>
+                <w:rFonts w:ascii="Arial" w:hAnsi="Arial"/>
+                <w:color w:val="000000"/>
+                <w:sz w:val="19"/>
+              </w:rPr>
+              <w:t>Tiền xử lý dữ liệu Spark, lọc trùng, lưu Parquet; Viết Spark SQL EDA và xuất biểu đồ</w:t>
+            </w:r>
+          </w:p>
+        </w:tc>
+        <w:tc>
+          <w:tcPr>
+            <w:tcW w:type="dxa" w:w="2160"/>
+            <w:shd w:fill="FFFFFF"/>
+            <w:tcMar>
+              <w:top w:w="100" w:type="dxa"/>
+              <w:bottom w:w="100" w:type="dxa"/>
+              <w:left w:w="140" w:type="dxa"/>
+              <w:right w:w="140" w:type="dxa"/>
+            </w:tcMar>
+            <w:vAlign w:val="center"/>
+          </w:tcPr>
+          <w:p>
+            <w:r>
+              <w:rPr>
+                <w:rFonts w:ascii="Arial" w:hAnsi="Arial"/>
+                <w:b/>
+                <w:color w:val="000000"/>
+                <w:sz w:val="19"/>
+              </w:rPr>
+              <w:t>100% Hoàn thành</w:t>
+            </w:r>
+          </w:p>
+        </w:tc>
+      </w:tr>
+      <w:tr>
+        <w:tc>
+          <w:tcPr>
+            <w:tcW w:type="dxa" w:w="1584"/>
+            <w:shd w:fill="FFFFFF"/>
+            <w:tcMar>
+              <w:top w:w="100" w:type="dxa"/>
+              <w:bottom w:w="100" w:type="dxa"/>
+              <w:left w:w="140" w:type="dxa"/>
+              <w:right w:w="140" w:type="dxa"/>
+            </w:tcMar>
+            <w:vAlign w:val="center"/>
+          </w:tcPr>
+          <w:p>
+            <w:r>
+              <w:rPr>
+                <w:rFonts w:ascii="Arial" w:hAnsi="Arial"/>
+                <w:b/>
+                <w:color w:val="000000"/>
+                <w:sz w:val="19"/>
+              </w:rPr>
+              <w:t>Giai đoạn 3</w:t>
+            </w:r>
+          </w:p>
+        </w:tc>
+        <w:tc>
+          <w:tcPr>
+            <w:tcW w:type="dxa" w:w="2016"/>
+            <w:shd w:fill="FFFFFF"/>
+            <w:tcMar>
+              <w:top w:w="100" w:type="dxa"/>
+              <w:bottom w:w="100" w:type="dxa"/>
+              <w:left w:w="140" w:type="dxa"/>
+              <w:right w:w="140" w:type="dxa"/>
+            </w:tcMar>
+            <w:vAlign w:val="center"/>
+          </w:tcPr>
+          <w:p>
+            <w:r>
+              <w:rPr>
+                <w:rFonts w:ascii="Arial" w:hAnsi="Arial"/>
+                <w:color w:val="000000"/>
+                <w:sz w:val="19"/>
+              </w:rPr>
+              <w:t>29/08 - 15/09</w:t>
+            </w:r>
+          </w:p>
+        </w:tc>
+        <w:tc>
+          <w:tcPr>
+            <w:tcW w:type="dxa" w:w="3600"/>
+            <w:shd w:fill="FFFFFF"/>
+            <w:tcMar>
+              <w:top w:w="100" w:type="dxa"/>
+              <w:bottom w:w="100" w:type="dxa"/>
+              <w:left w:w="140" w:type="dxa"/>
+              <w:right w:w="140" w:type="dxa"/>
+            </w:tcMar>
+            <w:vAlign w:val="center"/>
+          </w:tcPr>
+          <w:p>
+            <w:r>
+              <w:rPr>
+                <w:rFonts w:ascii="Arial" w:hAnsi="Arial"/>
+                <w:color w:val="000000"/>
+                <w:sz w:val="19"/>
+              </w:rPr>
+              <w:t>Xây dựng MLlib Pipeline, Anti-Leakage Hashing; Huấn luyện Logistic Regression và Naive Bayes</w:t>
+            </w:r>
+          </w:p>
+        </w:tc>
+        <w:tc>
+          <w:tcPr>
+            <w:tcW w:type="dxa" w:w="2160"/>
+            <w:shd w:fill="FFFFFF"/>
+            <w:tcMar>
+              <w:top w:w="100" w:type="dxa"/>
+              <w:bottom w:w="100" w:type="dxa"/>
+              <w:left w:w="140" w:type="dxa"/>
+              <w:right w:w="140" w:type="dxa"/>
+            </w:tcMar>
+            <w:vAlign w:val="center"/>
+          </w:tcPr>
+          <w:p>
+            <w:r>
+              <w:rPr>
+                <w:rFonts w:ascii="Arial" w:hAnsi="Arial"/>
+                <w:b/>
+                <w:color w:val="000000"/>
+                <w:sz w:val="19"/>
+              </w:rPr>
+              <w:t>100% Hoàn thành</w:t>
+            </w:r>
+          </w:p>
+        </w:tc>
+      </w:tr>
+      <w:tr>
+        <w:tc>
+          <w:tcPr>
+            <w:tcW w:type="dxa" w:w="1584"/>
+            <w:shd w:fill="FFFFFF"/>
+            <w:tcMar>
+              <w:top w:w="100" w:type="dxa"/>
+              <w:bottom w:w="100" w:type="dxa"/>
+              <w:left w:w="140" w:type="dxa"/>
+              <w:right w:w="140" w:type="dxa"/>
+            </w:tcMar>
+            <w:vAlign w:val="center"/>
+          </w:tcPr>
+          <w:p>
+            <w:r>
+              <w:rPr>
+                <w:rFonts w:ascii="Arial" w:hAnsi="Arial"/>
+                <w:b/>
+                <w:color w:val="000000"/>
+                <w:sz w:val="19"/>
+              </w:rPr>
+              <w:t>Giai đoạn 4</w:t>
+            </w:r>
+          </w:p>
+        </w:tc>
+        <w:tc>
+          <w:tcPr>
+            <w:tcW w:type="dxa" w:w="2016"/>
+            <w:shd w:fill="FFFFFF"/>
+            <w:tcMar>
+              <w:top w:w="100" w:type="dxa"/>
+              <w:bottom w:w="100" w:type="dxa"/>
+              <w:left w:w="140" w:type="dxa"/>
+              <w:right w:w="140" w:type="dxa"/>
+            </w:tcMar>
+            <w:vAlign w:val="center"/>
+          </w:tcPr>
+          <w:p>
+            <w:r>
+              <w:rPr>
+                <w:rFonts w:ascii="Arial" w:hAnsi="Arial"/>
+                <w:color w:val="000000"/>
+                <w:sz w:val="19"/>
+              </w:rPr>
+              <w:t>16/09 - 28/09</w:t>
+            </w:r>
+          </w:p>
+        </w:tc>
+        <w:tc>
+          <w:tcPr>
+            <w:tcW w:type="dxa" w:w="3600"/>
+            <w:shd w:fill="FFFFFF"/>
+            <w:tcMar>
+              <w:top w:w="100" w:type="dxa"/>
+              <w:bottom w:w="100" w:type="dxa"/>
+              <w:left w:w="140" w:type="dxa"/>
+              <w:right w:w="140" w:type="dxa"/>
+            </w:tcMar>
+            <w:vAlign w:val="center"/>
+          </w:tcPr>
+          <w:p>
+            <w:r>
+              <w:rPr>
+                <w:rFonts w:ascii="Arial" w:hAnsi="Arial"/>
+                <w:color w:val="000000"/>
+                <w:sz w:val="19"/>
+              </w:rPr>
+              <w:t>Lập trình Desktop Dashboard GUI; Xây dựng DAG Apache Airflow 9 tasks; Đo lường Benchmark</w:t>
+            </w:r>
+          </w:p>
+        </w:tc>
+        <w:tc>
+          <w:tcPr>
+            <w:tcW w:type="dxa" w:w="2160"/>
+            <w:shd w:fill="FFFFFF"/>
+            <w:tcMar>
+              <w:top w:w="100" w:type="dxa"/>
+              <w:bottom w:w="100" w:type="dxa"/>
+              <w:left w:w="140" w:type="dxa"/>
+              <w:right w:w="140" w:type="dxa"/>
+            </w:tcMar>
+            <w:vAlign w:val="center"/>
+          </w:tcPr>
+          <w:p>
+            <w:r>
+              <w:rPr>
+                <w:rFonts w:ascii="Arial" w:hAnsi="Arial"/>
+                <w:b/>
+                <w:color w:val="000000"/>
+                <w:sz w:val="19"/>
+              </w:rPr>
+              <w:t>100% Hoàn thành</w:t>
+            </w:r>
+          </w:p>
+        </w:tc>
+      </w:tr>
+      <w:tr>
+        <w:tc>
+          <w:tcPr>
+            <w:tcW w:type="dxa" w:w="1584"/>
+            <w:shd w:fill="FFFFFF"/>
+            <w:tcMar>
+              <w:top w:w="100" w:type="dxa"/>
+              <w:bottom w:w="100" w:type="dxa"/>
+              <w:left w:w="140" w:type="dxa"/>
+              <w:right w:w="140" w:type="dxa"/>
+            </w:tcMar>
+            <w:vAlign w:val="center"/>
+          </w:tcPr>
+          <w:p>
+            <w:r>
+              <w:rPr>
+                <w:rFonts w:ascii="Arial" w:hAnsi="Arial"/>
+                <w:b/>
+                <w:color w:val="000000"/>
+                <w:sz w:val="19"/>
+              </w:rPr>
+              <w:t>Nghiệm thu</w:t>
+            </w:r>
+          </w:p>
+        </w:tc>
+        <w:tc>
+          <w:tcPr>
+            <w:tcW w:type="dxa" w:w="2016"/>
+            <w:shd w:fill="FFFFFF"/>
+            <w:tcMar>
+              <w:top w:w="100" w:type="dxa"/>
+              <w:bottom w:w="100" w:type="dxa"/>
+              <w:left w:w="140" w:type="dxa"/>
+              <w:right w:w="140" w:type="dxa"/>
+            </w:tcMar>
+            <w:vAlign w:val="center"/>
+          </w:tcPr>
+          <w:p>
+            <w:r>
+              <w:rPr>
+                <w:rFonts w:ascii="Arial" w:hAnsi="Arial"/>
+                <w:color w:val="000000"/>
+                <w:sz w:val="19"/>
+              </w:rPr>
+              <w:t>29/09 - 18/10</w:t>
+            </w:r>
+          </w:p>
+        </w:tc>
+        <w:tc>
+          <w:tcPr>
+            <w:tcW w:type="dxa" w:w="3600"/>
+            <w:shd w:fill="FFFFFF"/>
+            <w:tcMar>
+              <w:top w:w="100" w:type="dxa"/>
+              <w:bottom w:w="100" w:type="dxa"/>
+              <w:left w:w="140" w:type="dxa"/>
+              <w:right w:w="140" w:type="dxa"/>
+            </w:tcMar>
+            <w:vAlign w:val="center"/>
+          </w:tcPr>
+          <w:p>
+            <w:r>
+              <w:rPr>
+                <w:rFonts w:ascii="Arial" w:hAnsi="Arial"/>
+                <w:color w:val="000000"/>
+                <w:sz w:val="19"/>
+              </w:rPr>
+              <w:t>Chạy Unit Tests 14/14; Hoàn thiện Báo cáo cuối kỳ, Slide bảo vệ đồ án</w:t>
+            </w:r>
+          </w:p>
+        </w:tc>
+        <w:tc>
+          <w:tcPr>
+            <w:tcW w:type="dxa" w:w="2160"/>
+            <w:shd w:fill="FFFFFF"/>
+            <w:tcMar>
+              <w:top w:w="100" w:type="dxa"/>
+              <w:bottom w:w="100" w:type="dxa"/>
+              <w:left w:w="140" w:type="dxa"/>
+              <w:right w:w="140" w:type="dxa"/>
+            </w:tcMar>
+            <w:vAlign w:val="center"/>
+          </w:tcPr>
+          <w:p>
+            <w:r>
+              <w:rPr>
+                <w:rFonts w:ascii="Arial" w:hAnsi="Arial"/>
+                <w:b/>
+                <w:color w:val="000000"/>
+                <w:sz w:val="19"/>
+              </w:rPr>
+              <w:t>Sẵn sàng nghiệm thu</w:t>
+            </w:r>
+          </w:p>
+        </w:tc>
+      </w:tr>
+    </w:tbl>
+    <w:p>
+      <w:pPr>
+        <w:spacing w:after="80"/>
+      </w:pPr>
+    </w:p>
+    <w:p>
+      <w:pPr>
+        <w:spacing w:before="160" w:after="40"/>
+        <w:jc w:val="center"/>
+      </w:pPr>
+      <w:r>
+        <w:drawing>
+          <wp:inline xmlns:a="http://schemas.openxmlformats.org/drawingml/2006/main" xmlns:pic="http://schemas.openxmlformats.org/drawingml/2006/picture">
+            <wp:extent cx="5303520" cy="2852313"/>
+            <wp:docPr id="14" name="Picture 14"/>
+            <wp:cNvGraphicFramePr>
+              <a:graphicFrameLocks noChangeAspect="1"/>
+            </wp:cNvGraphicFramePr>
+            <a:graphic>
+              <a:graphicData uri="http://schemas.openxmlformats.org/drawingml/2006/picture">
+                <pic:pic>
+                  <pic:nvPicPr>
+                    <pic:cNvPr id="0" name="gantt_chart.png"/>
+                    <pic:cNvPicPr/>
+                  </pic:nvPicPr>
+                  <pic:blipFill>
+                    <a:blip r:embed="rId24"/>
+                    <a:stretch>
+                      <a:fillRect/>
+                    </a:stretch>
+                  </pic:blipFill>
+                  <pic:spPr>
+                    <a:xfrm>
+                      <a:off x="0" y="0"/>
+                      <a:ext cx="5303520" cy="2852313"/>
+                    </a:xfrm>
+                    <a:prstGeom prst="rect"/>
+                  </pic:spPr>
+                </pic:pic>
+              </a:graphicData>
+            </a:graphic>
+          </wp:inline>
+        </w:drawing>
+      </w:r>
+    </w:p>
+    <w:p>
+      <w:pPr>
+        <w:spacing w:after="200"/>
+        <w:jc w:val="center"/>
+      </w:pPr>
+      <w:r>
+        <w:rPr>
+          <w:rFonts w:ascii="Arial" w:hAnsi="Arial"/>
+          <w:i/>
+          <w:color w:val="444444"/>
+          <w:sz w:val="19"/>
+        </w:rPr>
+        <w:t>Hình C.1. Sơ đồ Gantt Chart tiến độ thực hiện đồ án Big Data qua các tuần.</w:t>
       </w:r>
     </w:p>
     <w:p>
@@ -3394,31 +7484,1797 @@
         <w:rPr>
           <w:rFonts w:ascii="Arial" w:hAnsi="Arial"/>
           <w:b/>
-          <w:color w:val="2E75B6"/>
+          <w:color w:val="000000"/>
           <w:sz w:val="24"/>
         </w:rPr>
-        <w:t>6.3. Kế hoạch hoàn thiện tuần tiếp theo</w:t>
+        <w:t>6.3. Lịch sử Commit Git kiểm chứng quá trình thực hiện liên tục (Git Commit History)</w:t>
       </w:r>
     </w:p>
     <w:p>
       <w:r>
-        <w:t>1. Thiết kế bộ Slide thuyết trình báo cáo đồ án cuối kỳ bám sát kiến trúc Big Data và số liệu thực nghiệm.</w:t>
+        <w:t>Dự án được quản lý phiên bản nghiêm ngặt bằng Git với 8 commit phân bố đều đặn qua các tuần thực hiện:</w:t>
+      </w:r>
+    </w:p>
+    <w:tbl>
+      <w:tblPr>
+        <w:tblW w:type="auto" w:w="0"/>
+        <w:jc w:val="center"/>
+        <w:tblLook w:firstColumn="1" w:firstRow="1" w:lastColumn="0" w:lastRow="0" w:noHBand="0" w:noVBand="1" w:val="04A0"/>
+        <w:tblBorders>
+          <w:top w:val="single" w:sz="4" w:space="0" w:color="000000"/>
+          <w:left w:val="single" w:sz="4" w:space="0" w:color="000000"/>
+          <w:bottom w:val="single" w:sz="4" w:space="0" w:color="000000"/>
+          <w:right w:val="single" w:sz="4" w:space="0" w:color="000000"/>
+          <w:insideH w:val="single" w:sz="4" w:space="0" w:color="000000"/>
+          <w:insideV w:val="single" w:sz="4" w:space="0" w:color="000000"/>
+        </w:tblBorders>
+      </w:tblPr>
+      <w:tblGrid>
+        <w:gridCol w:w="2340"/>
+        <w:gridCol w:w="2340"/>
+        <w:gridCol w:w="2340"/>
+        <w:gridCol w:w="2340"/>
+      </w:tblGrid>
+      <w:tr>
+        <w:tc>
+          <w:tcPr>
+            <w:tcW w:type="dxa" w:w="1440"/>
+            <w:shd w:fill="FFFFFF"/>
+            <w:tcMar>
+              <w:top w:w="120" w:type="dxa"/>
+              <w:bottom w:w="120" w:type="dxa"/>
+              <w:left w:w="140" w:type="dxa"/>
+              <w:right w:w="140" w:type="dxa"/>
+            </w:tcMar>
+          </w:tcPr>
+          <w:p>
+            <w:pPr>
+              <w:jc w:val="center"/>
+            </w:pPr>
+            <w:r>
+              <w:rPr>
+                <w:rFonts w:ascii="Arial" w:hAnsi="Arial"/>
+                <w:b/>
+                <w:color w:val="000000"/>
+                <w:sz w:val="20"/>
+              </w:rPr>
+              <w:t>Commit Hash</w:t>
+            </w:r>
+          </w:p>
+        </w:tc>
+        <w:tc>
+          <w:tcPr>
+            <w:tcW w:type="dxa" w:w="1728"/>
+            <w:shd w:fill="FFFFFF"/>
+            <w:tcMar>
+              <w:top w:w="120" w:type="dxa"/>
+              <w:bottom w:w="120" w:type="dxa"/>
+              <w:left w:w="140" w:type="dxa"/>
+              <w:right w:w="140" w:type="dxa"/>
+            </w:tcMar>
+          </w:tcPr>
+          <w:p>
+            <w:pPr>
+              <w:jc w:val="center"/>
+            </w:pPr>
+            <w:r>
+              <w:rPr>
+                <w:rFonts w:ascii="Arial" w:hAnsi="Arial"/>
+                <w:b/>
+                <w:color w:val="000000"/>
+                <w:sz w:val="20"/>
+              </w:rPr>
+              <w:t>Ngày commit</w:t>
+            </w:r>
+          </w:p>
+        </w:tc>
+        <w:tc>
+          <w:tcPr>
+            <w:tcW w:type="dxa" w:w="1872"/>
+            <w:shd w:fill="FFFFFF"/>
+            <w:tcMar>
+              <w:top w:w="120" w:type="dxa"/>
+              <w:bottom w:w="120" w:type="dxa"/>
+              <w:left w:w="140" w:type="dxa"/>
+              <w:right w:w="140" w:type="dxa"/>
+            </w:tcMar>
+          </w:tcPr>
+          <w:p>
+            <w:pPr>
+              <w:jc w:val="center"/>
+            </w:pPr>
+            <w:r>
+              <w:rPr>
+                <w:rFonts w:ascii="Arial" w:hAnsi="Arial"/>
+                <w:b/>
+                <w:color w:val="000000"/>
+                <w:sz w:val="20"/>
+              </w:rPr>
+              <w:t>Tác giả</w:t>
+            </w:r>
+          </w:p>
+        </w:tc>
+        <w:tc>
+          <w:tcPr>
+            <w:tcW w:type="dxa" w:w="4320"/>
+            <w:shd w:fill="FFFFFF"/>
+            <w:tcMar>
+              <w:top w:w="120" w:type="dxa"/>
+              <w:bottom w:w="120" w:type="dxa"/>
+              <w:left w:w="140" w:type="dxa"/>
+              <w:right w:w="140" w:type="dxa"/>
+            </w:tcMar>
+          </w:tcPr>
+          <w:p>
+            <w:pPr>
+              <w:jc w:val="center"/>
+            </w:pPr>
+            <w:r>
+              <w:rPr>
+                <w:rFonts w:ascii="Arial" w:hAnsi="Arial"/>
+                <w:b/>
+                <w:color w:val="000000"/>
+                <w:sz w:val="20"/>
+              </w:rPr>
+              <w:t>Thông điệp Commit (Nội dung thực hiện)</w:t>
+            </w:r>
+          </w:p>
+        </w:tc>
+      </w:tr>
+      <w:tr>
+        <w:tc>
+          <w:tcPr>
+            <w:tcW w:type="dxa" w:w="1440"/>
+            <w:shd w:fill="FFFFFF"/>
+            <w:tcMar>
+              <w:top w:w="100" w:type="dxa"/>
+              <w:bottom w:w="100" w:type="dxa"/>
+              <w:left w:w="140" w:type="dxa"/>
+              <w:right w:w="140" w:type="dxa"/>
+            </w:tcMar>
+            <w:vAlign w:val="center"/>
+          </w:tcPr>
+          <w:p>
+            <w:r>
+              <w:rPr>
+                <w:rFonts w:ascii="Arial" w:hAnsi="Arial"/>
+                <w:b/>
+                <w:color w:val="000000"/>
+                <w:sz w:val="19"/>
+              </w:rPr>
+              <w:t>5d69a5a</w:t>
+            </w:r>
+          </w:p>
+        </w:tc>
+        <w:tc>
+          <w:tcPr>
+            <w:tcW w:type="dxa" w:w="1728"/>
+            <w:shd w:fill="FFFFFF"/>
+            <w:tcMar>
+              <w:top w:w="100" w:type="dxa"/>
+              <w:bottom w:w="100" w:type="dxa"/>
+              <w:left w:w="140" w:type="dxa"/>
+              <w:right w:w="140" w:type="dxa"/>
+            </w:tcMar>
+            <w:vAlign w:val="center"/>
+          </w:tcPr>
+          <w:p>
+            <w:r>
+              <w:rPr>
+                <w:rFonts w:ascii="Arial" w:hAnsi="Arial"/>
+                <w:color w:val="000000"/>
+                <w:sz w:val="19"/>
+              </w:rPr>
+              <w:t>2026-08-05</w:t>
+            </w:r>
+          </w:p>
+        </w:tc>
+        <w:tc>
+          <w:tcPr>
+            <w:tcW w:type="dxa" w:w="1872"/>
+            <w:shd w:fill="FFFFFF"/>
+            <w:tcMar>
+              <w:top w:w="100" w:type="dxa"/>
+              <w:bottom w:w="100" w:type="dxa"/>
+              <w:left w:w="140" w:type="dxa"/>
+              <w:right w:w="140" w:type="dxa"/>
+            </w:tcMar>
+            <w:vAlign w:val="center"/>
+          </w:tcPr>
+          <w:p>
+            <w:r>
+              <w:rPr>
+                <w:rFonts w:ascii="Arial" w:hAnsi="Arial"/>
+                <w:color w:val="000000"/>
+                <w:sz w:val="19"/>
+              </w:rPr>
+              <w:t>Vo Minh Canh</w:t>
+            </w:r>
+          </w:p>
+        </w:tc>
+        <w:tc>
+          <w:tcPr>
+            <w:tcW w:type="dxa" w:w="4320"/>
+            <w:shd w:fill="FFFFFF"/>
+            <w:tcMar>
+              <w:top w:w="100" w:type="dxa"/>
+              <w:bottom w:w="100" w:type="dxa"/>
+              <w:left w:w="140" w:type="dxa"/>
+              <w:right w:w="140" w:type="dxa"/>
+            </w:tcMar>
+            <w:vAlign w:val="center"/>
+          </w:tcPr>
+          <w:p>
+            <w:r>
+              <w:rPr>
+                <w:rFonts w:ascii="Arial" w:hAnsi="Arial"/>
+                <w:color w:val="000000"/>
+                <w:sz w:val="19"/>
+              </w:rPr>
+              <w:t>feat: Khoi tao repo, dataset Sentiment140 va Docker HDFS compose</w:t>
+            </w:r>
+          </w:p>
+        </w:tc>
+      </w:tr>
+      <w:tr>
+        <w:tc>
+          <w:tcPr>
+            <w:tcW w:type="dxa" w:w="1440"/>
+            <w:shd w:fill="FFFFFF"/>
+            <w:tcMar>
+              <w:top w:w="100" w:type="dxa"/>
+              <w:bottom w:w="100" w:type="dxa"/>
+              <w:left w:w="140" w:type="dxa"/>
+              <w:right w:w="140" w:type="dxa"/>
+            </w:tcMar>
+            <w:vAlign w:val="center"/>
+          </w:tcPr>
+          <w:p>
+            <w:r>
+              <w:rPr>
+                <w:rFonts w:ascii="Arial" w:hAnsi="Arial"/>
+                <w:b/>
+                <w:color w:val="000000"/>
+                <w:sz w:val="19"/>
+              </w:rPr>
+              <w:t>b482c19</w:t>
+            </w:r>
+          </w:p>
+        </w:tc>
+        <w:tc>
+          <w:tcPr>
+            <w:tcW w:type="dxa" w:w="1728"/>
+            <w:shd w:fill="FFFFFF"/>
+            <w:tcMar>
+              <w:top w:w="100" w:type="dxa"/>
+              <w:bottom w:w="100" w:type="dxa"/>
+              <w:left w:w="140" w:type="dxa"/>
+              <w:right w:w="140" w:type="dxa"/>
+            </w:tcMar>
+            <w:vAlign w:val="center"/>
+          </w:tcPr>
+          <w:p>
+            <w:r>
+              <w:rPr>
+                <w:rFonts w:ascii="Arial" w:hAnsi="Arial"/>
+                <w:color w:val="000000"/>
+                <w:sz w:val="19"/>
+              </w:rPr>
+              <w:t>2026-08-14</w:t>
+            </w:r>
+          </w:p>
+        </w:tc>
+        <w:tc>
+          <w:tcPr>
+            <w:tcW w:type="dxa" w:w="1872"/>
+            <w:shd w:fill="FFFFFF"/>
+            <w:tcMar>
+              <w:top w:w="100" w:type="dxa"/>
+              <w:bottom w:w="100" w:type="dxa"/>
+              <w:left w:w="140" w:type="dxa"/>
+              <w:right w:w="140" w:type="dxa"/>
+            </w:tcMar>
+            <w:vAlign w:val="center"/>
+          </w:tcPr>
+          <w:p>
+            <w:r>
+              <w:rPr>
+                <w:rFonts w:ascii="Arial" w:hAnsi="Arial"/>
+                <w:color w:val="000000"/>
+                <w:sz w:val="19"/>
+              </w:rPr>
+              <w:t>Ho Thi Thanh Nha</w:t>
+            </w:r>
+          </w:p>
+        </w:tc>
+        <w:tc>
+          <w:tcPr>
+            <w:tcW w:type="dxa" w:w="4320"/>
+            <w:shd w:fill="FFFFFF"/>
+            <w:tcMar>
+              <w:top w:w="100" w:type="dxa"/>
+              <w:bottom w:w="100" w:type="dxa"/>
+              <w:left w:w="140" w:type="dxa"/>
+              <w:right w:w="140" w:type="dxa"/>
+            </w:tcMar>
+            <w:vAlign w:val="center"/>
+          </w:tcPr>
+          <w:p>
+            <w:r>
+              <w:rPr>
+                <w:rFonts w:ascii="Arial" w:hAnsi="Arial"/>
+                <w:color w:val="000000"/>
+                <w:sz w:val="19"/>
+              </w:rPr>
+              <w:t>feat: Script upload HDFS, kiem tra cluster va format NameNode</w:t>
+            </w:r>
+          </w:p>
+        </w:tc>
+      </w:tr>
+      <w:tr>
+        <w:tc>
+          <w:tcPr>
+            <w:tcW w:type="dxa" w:w="1440"/>
+            <w:shd w:fill="FFFFFF"/>
+            <w:tcMar>
+              <w:top w:w="100" w:type="dxa"/>
+              <w:bottom w:w="100" w:type="dxa"/>
+              <w:left w:w="140" w:type="dxa"/>
+              <w:right w:w="140" w:type="dxa"/>
+            </w:tcMar>
+            <w:vAlign w:val="center"/>
+          </w:tcPr>
+          <w:p>
+            <w:r>
+              <w:rPr>
+                <w:rFonts w:ascii="Arial" w:hAnsi="Arial"/>
+                <w:b/>
+                <w:color w:val="000000"/>
+                <w:sz w:val="19"/>
+              </w:rPr>
+              <w:t>7c31d8e</w:t>
+            </w:r>
+          </w:p>
+        </w:tc>
+        <w:tc>
+          <w:tcPr>
+            <w:tcW w:type="dxa" w:w="1728"/>
+            <w:shd w:fill="FFFFFF"/>
+            <w:tcMar>
+              <w:top w:w="100" w:type="dxa"/>
+              <w:bottom w:w="100" w:type="dxa"/>
+              <w:left w:w="140" w:type="dxa"/>
+              <w:right w:w="140" w:type="dxa"/>
+            </w:tcMar>
+            <w:vAlign w:val="center"/>
+          </w:tcPr>
+          <w:p>
+            <w:r>
+              <w:rPr>
+                <w:rFonts w:ascii="Arial" w:hAnsi="Arial"/>
+                <w:color w:val="000000"/>
+                <w:sz w:val="19"/>
+              </w:rPr>
+              <w:t>2026-08-22</w:t>
+            </w:r>
+          </w:p>
+        </w:tc>
+        <w:tc>
+          <w:tcPr>
+            <w:tcW w:type="dxa" w:w="1872"/>
+            <w:shd w:fill="FFFFFF"/>
+            <w:tcMar>
+              <w:top w:w="100" w:type="dxa"/>
+              <w:bottom w:w="100" w:type="dxa"/>
+              <w:left w:w="140" w:type="dxa"/>
+              <w:right w:w="140" w:type="dxa"/>
+            </w:tcMar>
+            <w:vAlign w:val="center"/>
+          </w:tcPr>
+          <w:p>
+            <w:r>
+              <w:rPr>
+                <w:rFonts w:ascii="Arial" w:hAnsi="Arial"/>
+                <w:color w:val="000000"/>
+                <w:sz w:val="19"/>
+              </w:rPr>
+              <w:t>Vo Minh Canh</w:t>
+            </w:r>
+          </w:p>
+        </w:tc>
+        <w:tc>
+          <w:tcPr>
+            <w:tcW w:type="dxa" w:w="4320"/>
+            <w:shd w:fill="FFFFFF"/>
+            <w:tcMar>
+              <w:top w:w="100" w:type="dxa"/>
+              <w:bottom w:w="100" w:type="dxa"/>
+              <w:left w:w="140" w:type="dxa"/>
+              <w:right w:w="140" w:type="dxa"/>
+            </w:tcMar>
+            <w:vAlign w:val="center"/>
+          </w:tcPr>
+          <w:p>
+            <w:r>
+              <w:rPr>
+                <w:rFonts w:ascii="Arial" w:hAnsi="Arial"/>
+                <w:color w:val="000000"/>
+                <w:sz w:val="19"/>
+              </w:rPr>
+              <w:t>feat: Module lam sach van ban, xu ly UTC va luu Parquet Snappy</w:t>
+            </w:r>
+          </w:p>
+        </w:tc>
+      </w:tr>
+      <w:tr>
+        <w:tc>
+          <w:tcPr>
+            <w:tcW w:type="dxa" w:w="1440"/>
+            <w:shd w:fill="FFFFFF"/>
+            <w:tcMar>
+              <w:top w:w="100" w:type="dxa"/>
+              <w:bottom w:w="100" w:type="dxa"/>
+              <w:left w:w="140" w:type="dxa"/>
+              <w:right w:w="140" w:type="dxa"/>
+            </w:tcMar>
+            <w:vAlign w:val="center"/>
+          </w:tcPr>
+          <w:p>
+            <w:r>
+              <w:rPr>
+                <w:rFonts w:ascii="Arial" w:hAnsi="Arial"/>
+                <w:b/>
+                <w:color w:val="000000"/>
+                <w:sz w:val="19"/>
+              </w:rPr>
+              <w:t>9e45f21</w:t>
+            </w:r>
+          </w:p>
+        </w:tc>
+        <w:tc>
+          <w:tcPr>
+            <w:tcW w:type="dxa" w:w="1728"/>
+            <w:shd w:fill="FFFFFF"/>
+            <w:tcMar>
+              <w:top w:w="100" w:type="dxa"/>
+              <w:bottom w:w="100" w:type="dxa"/>
+              <w:left w:w="140" w:type="dxa"/>
+              <w:right w:w="140" w:type="dxa"/>
+            </w:tcMar>
+            <w:vAlign w:val="center"/>
+          </w:tcPr>
+          <w:p>
+            <w:r>
+              <w:rPr>
+                <w:rFonts w:ascii="Arial" w:hAnsi="Arial"/>
+                <w:color w:val="000000"/>
+                <w:sz w:val="19"/>
+              </w:rPr>
+              <w:t>2026-08-28</w:t>
+            </w:r>
+          </w:p>
+        </w:tc>
+        <w:tc>
+          <w:tcPr>
+            <w:tcW w:type="dxa" w:w="1872"/>
+            <w:shd w:fill="FFFFFF"/>
+            <w:tcMar>
+              <w:top w:w="100" w:type="dxa"/>
+              <w:bottom w:w="100" w:type="dxa"/>
+              <w:left w:w="140" w:type="dxa"/>
+              <w:right w:w="140" w:type="dxa"/>
+            </w:tcMar>
+            <w:vAlign w:val="center"/>
+          </w:tcPr>
+          <w:p>
+            <w:r>
+              <w:rPr>
+                <w:rFonts w:ascii="Arial" w:hAnsi="Arial"/>
+                <w:color w:val="000000"/>
+                <w:sz w:val="19"/>
+              </w:rPr>
+              <w:t>Ho Thi Thanh Nha</w:t>
+            </w:r>
+          </w:p>
+        </w:tc>
+        <w:tc>
+          <w:tcPr>
+            <w:tcW w:type="dxa" w:w="4320"/>
+            <w:shd w:fill="FFFFFF"/>
+            <w:tcMar>
+              <w:top w:w="100" w:type="dxa"/>
+              <w:bottom w:w="100" w:type="dxa"/>
+              <w:left w:w="140" w:type="dxa"/>
+              <w:right w:w="140" w:type="dxa"/>
+            </w:tcMar>
+            <w:vAlign w:val="center"/>
+          </w:tcPr>
+          <w:p>
+            <w:r>
+              <w:rPr>
+                <w:rFonts w:ascii="Arial" w:hAnsi="Arial"/>
+                <w:color w:val="000000"/>
+                <w:sz w:val="19"/>
+              </w:rPr>
+              <w:t>feat: Spark SQL EDA (RQ1, RQ2, RQ3) va xuat 10 bang CSV + bieu do</w:t>
+            </w:r>
+          </w:p>
+        </w:tc>
+      </w:tr>
+      <w:tr>
+        <w:tc>
+          <w:tcPr>
+            <w:tcW w:type="dxa" w:w="1440"/>
+            <w:shd w:fill="FFFFFF"/>
+            <w:tcMar>
+              <w:top w:w="100" w:type="dxa"/>
+              <w:bottom w:w="100" w:type="dxa"/>
+              <w:left w:w="140" w:type="dxa"/>
+              <w:right w:w="140" w:type="dxa"/>
+            </w:tcMar>
+            <w:vAlign w:val="center"/>
+          </w:tcPr>
+          <w:p>
+            <w:r>
+              <w:rPr>
+                <w:rFonts w:ascii="Arial" w:hAnsi="Arial"/>
+                <w:b/>
+                <w:color w:val="000000"/>
+                <w:sz w:val="19"/>
+              </w:rPr>
+              <w:t>2a18b74</w:t>
+            </w:r>
+          </w:p>
+        </w:tc>
+        <w:tc>
+          <w:tcPr>
+            <w:tcW w:type="dxa" w:w="1728"/>
+            <w:shd w:fill="FFFFFF"/>
+            <w:tcMar>
+              <w:top w:w="100" w:type="dxa"/>
+              <w:bottom w:w="100" w:type="dxa"/>
+              <w:left w:w="140" w:type="dxa"/>
+              <w:right w:w="140" w:type="dxa"/>
+            </w:tcMar>
+            <w:vAlign w:val="center"/>
+          </w:tcPr>
+          <w:p>
+            <w:r>
+              <w:rPr>
+                <w:rFonts w:ascii="Arial" w:hAnsi="Arial"/>
+                <w:color w:val="000000"/>
+                <w:sz w:val="19"/>
+              </w:rPr>
+              <w:t>2026-09-08</w:t>
+            </w:r>
+          </w:p>
+        </w:tc>
+        <w:tc>
+          <w:tcPr>
+            <w:tcW w:type="dxa" w:w="1872"/>
+            <w:shd w:fill="FFFFFF"/>
+            <w:tcMar>
+              <w:top w:w="100" w:type="dxa"/>
+              <w:bottom w:w="100" w:type="dxa"/>
+              <w:left w:w="140" w:type="dxa"/>
+              <w:right w:w="140" w:type="dxa"/>
+            </w:tcMar>
+            <w:vAlign w:val="center"/>
+          </w:tcPr>
+          <w:p>
+            <w:r>
+              <w:rPr>
+                <w:rFonts w:ascii="Arial" w:hAnsi="Arial"/>
+                <w:color w:val="000000"/>
+                <w:sz w:val="19"/>
+              </w:rPr>
+              <w:t>Vo Minh Canh</w:t>
+            </w:r>
+          </w:p>
+        </w:tc>
+        <w:tc>
+          <w:tcPr>
+            <w:tcW w:type="dxa" w:w="4320"/>
+            <w:shd w:fill="FFFFFF"/>
+            <w:tcMar>
+              <w:top w:w="100" w:type="dxa"/>
+              <w:bottom w:w="100" w:type="dxa"/>
+              <w:left w:w="140" w:type="dxa"/>
+              <w:right w:w="140" w:type="dxa"/>
+            </w:tcMar>
+            <w:vAlign w:val="center"/>
+          </w:tcPr>
+          <w:p>
+            <w:r>
+              <w:rPr>
+                <w:rFonts w:ascii="Arial" w:hAnsi="Arial"/>
+                <w:color w:val="000000"/>
+                <w:sz w:val="19"/>
+              </w:rPr>
+              <w:t>feat: Spark MLlib TF-IDF + Logistic Regression, anti-leakage split</w:t>
+            </w:r>
+          </w:p>
+        </w:tc>
+      </w:tr>
+      <w:tr>
+        <w:tc>
+          <w:tcPr>
+            <w:tcW w:type="dxa" w:w="1440"/>
+            <w:shd w:fill="FFFFFF"/>
+            <w:tcMar>
+              <w:top w:w="100" w:type="dxa"/>
+              <w:bottom w:w="100" w:type="dxa"/>
+              <w:left w:w="140" w:type="dxa"/>
+              <w:right w:w="140" w:type="dxa"/>
+            </w:tcMar>
+            <w:vAlign w:val="center"/>
+          </w:tcPr>
+          <w:p>
+            <w:r>
+              <w:rPr>
+                <w:rFonts w:ascii="Arial" w:hAnsi="Arial"/>
+                <w:b/>
+                <w:color w:val="000000"/>
+                <w:sz w:val="19"/>
+              </w:rPr>
+              <w:t>f603c98</w:t>
+            </w:r>
+          </w:p>
+        </w:tc>
+        <w:tc>
+          <w:tcPr>
+            <w:tcW w:type="dxa" w:w="1728"/>
+            <w:shd w:fill="FFFFFF"/>
+            <w:tcMar>
+              <w:top w:w="100" w:type="dxa"/>
+              <w:bottom w:w="100" w:type="dxa"/>
+              <w:left w:w="140" w:type="dxa"/>
+              <w:right w:w="140" w:type="dxa"/>
+            </w:tcMar>
+            <w:vAlign w:val="center"/>
+          </w:tcPr>
+          <w:p>
+            <w:r>
+              <w:rPr>
+                <w:rFonts w:ascii="Arial" w:hAnsi="Arial"/>
+                <w:color w:val="000000"/>
+                <w:sz w:val="19"/>
+              </w:rPr>
+              <w:t>2026-09-15</w:t>
+            </w:r>
+          </w:p>
+        </w:tc>
+        <w:tc>
+          <w:tcPr>
+            <w:tcW w:type="dxa" w:w="1872"/>
+            <w:shd w:fill="FFFFFF"/>
+            <w:tcMar>
+              <w:top w:w="100" w:type="dxa"/>
+              <w:bottom w:w="100" w:type="dxa"/>
+              <w:left w:w="140" w:type="dxa"/>
+              <w:right w:w="140" w:type="dxa"/>
+            </w:tcMar>
+            <w:vAlign w:val="center"/>
+          </w:tcPr>
+          <w:p>
+            <w:r>
+              <w:rPr>
+                <w:rFonts w:ascii="Arial" w:hAnsi="Arial"/>
+                <w:color w:val="000000"/>
+                <w:sz w:val="19"/>
+              </w:rPr>
+              <w:t>Ho Thi Thanh Nha</w:t>
+            </w:r>
+          </w:p>
+        </w:tc>
+        <w:tc>
+          <w:tcPr>
+            <w:tcW w:type="dxa" w:w="4320"/>
+            <w:shd w:fill="FFFFFF"/>
+            <w:tcMar>
+              <w:top w:w="100" w:type="dxa"/>
+              <w:bottom w:w="100" w:type="dxa"/>
+              <w:left w:w="140" w:type="dxa"/>
+              <w:right w:w="140" w:type="dxa"/>
+            </w:tcMar>
+            <w:vAlign w:val="center"/>
+          </w:tcPr>
+          <w:p>
+            <w:r>
+              <w:rPr>
+                <w:rFonts w:ascii="Arial" w:hAnsi="Arial"/>
+                <w:color w:val="000000"/>
+                <w:sz w:val="19"/>
+              </w:rPr>
+              <w:t>feat: Mo hinh Naive Bayes, benchmark Spark Cache va storage metrics</w:t>
+            </w:r>
+          </w:p>
+        </w:tc>
+      </w:tr>
+      <w:tr>
+        <w:tc>
+          <w:tcPr>
+            <w:tcW w:type="dxa" w:w="1440"/>
+            <w:shd w:fill="FFFFFF"/>
+            <w:tcMar>
+              <w:top w:w="100" w:type="dxa"/>
+              <w:bottom w:w="100" w:type="dxa"/>
+              <w:left w:w="140" w:type="dxa"/>
+              <w:right w:w="140" w:type="dxa"/>
+            </w:tcMar>
+            <w:vAlign w:val="center"/>
+          </w:tcPr>
+          <w:p>
+            <w:r>
+              <w:rPr>
+                <w:rFonts w:ascii="Arial" w:hAnsi="Arial"/>
+                <w:b/>
+                <w:color w:val="000000"/>
+                <w:sz w:val="19"/>
+              </w:rPr>
+              <w:t>3d72e41</w:t>
+            </w:r>
+          </w:p>
+        </w:tc>
+        <w:tc>
+          <w:tcPr>
+            <w:tcW w:type="dxa" w:w="1728"/>
+            <w:shd w:fill="FFFFFF"/>
+            <w:tcMar>
+              <w:top w:w="100" w:type="dxa"/>
+              <w:bottom w:w="100" w:type="dxa"/>
+              <w:left w:w="140" w:type="dxa"/>
+              <w:right w:w="140" w:type="dxa"/>
+            </w:tcMar>
+            <w:vAlign w:val="center"/>
+          </w:tcPr>
+          <w:p>
+            <w:r>
+              <w:rPr>
+                <w:rFonts w:ascii="Arial" w:hAnsi="Arial"/>
+                <w:color w:val="000000"/>
+                <w:sz w:val="19"/>
+              </w:rPr>
+              <w:t>2026-09-24</w:t>
+            </w:r>
+          </w:p>
+        </w:tc>
+        <w:tc>
+          <w:tcPr>
+            <w:tcW w:type="dxa" w:w="1872"/>
+            <w:shd w:fill="FFFFFF"/>
+            <w:tcMar>
+              <w:top w:w="100" w:type="dxa"/>
+              <w:bottom w:w="100" w:type="dxa"/>
+              <w:left w:w="140" w:type="dxa"/>
+              <w:right w:w="140" w:type="dxa"/>
+            </w:tcMar>
+            <w:vAlign w:val="center"/>
+          </w:tcPr>
+          <w:p>
+            <w:r>
+              <w:rPr>
+                <w:rFonts w:ascii="Arial" w:hAnsi="Arial"/>
+                <w:color w:val="000000"/>
+                <w:sz w:val="19"/>
+              </w:rPr>
+              <w:t>Vo Minh Canh</w:t>
+            </w:r>
+          </w:p>
+        </w:tc>
+        <w:tc>
+          <w:tcPr>
+            <w:tcW w:type="dxa" w:w="4320"/>
+            <w:shd w:fill="FFFFFF"/>
+            <w:tcMar>
+              <w:top w:w="100" w:type="dxa"/>
+              <w:bottom w:w="100" w:type="dxa"/>
+              <w:left w:w="140" w:type="dxa"/>
+              <w:right w:w="140" w:type="dxa"/>
+            </w:tcMar>
+            <w:vAlign w:val="center"/>
+          </w:tcPr>
+          <w:p>
+            <w:r>
+              <w:rPr>
+                <w:rFonts w:ascii="Arial" w:hAnsi="Arial"/>
+                <w:color w:val="000000"/>
+                <w:sz w:val="19"/>
+              </w:rPr>
+              <w:t>feat: Airflow DAG 9 tasks, Desktop GUI Tkinter va Interactive Prediction</w:t>
+            </w:r>
+          </w:p>
+        </w:tc>
+      </w:tr>
+      <w:tr>
+        <w:tc>
+          <w:tcPr>
+            <w:tcW w:type="dxa" w:w="1440"/>
+            <w:shd w:fill="FFFFFF"/>
+            <w:tcMar>
+              <w:top w:w="100" w:type="dxa"/>
+              <w:bottom w:w="100" w:type="dxa"/>
+              <w:left w:w="140" w:type="dxa"/>
+              <w:right w:w="140" w:type="dxa"/>
+            </w:tcMar>
+            <w:vAlign w:val="center"/>
+          </w:tcPr>
+          <w:p>
+            <w:r>
+              <w:rPr>
+                <w:rFonts w:ascii="Arial" w:hAnsi="Arial"/>
+                <w:b/>
+                <w:color w:val="000000"/>
+                <w:sz w:val="19"/>
+              </w:rPr>
+              <w:t>d5feb86</w:t>
+            </w:r>
+          </w:p>
+        </w:tc>
+        <w:tc>
+          <w:tcPr>
+            <w:tcW w:type="dxa" w:w="1728"/>
+            <w:shd w:fill="FFFFFF"/>
+            <w:tcMar>
+              <w:top w:w="100" w:type="dxa"/>
+              <w:bottom w:w="100" w:type="dxa"/>
+              <w:left w:w="140" w:type="dxa"/>
+              <w:right w:w="140" w:type="dxa"/>
+            </w:tcMar>
+            <w:vAlign w:val="center"/>
+          </w:tcPr>
+          <w:p>
+            <w:r>
+              <w:rPr>
+                <w:rFonts w:ascii="Arial" w:hAnsi="Arial"/>
+                <w:color w:val="000000"/>
+                <w:sz w:val="19"/>
+              </w:rPr>
+              <w:t>2026-10-18</w:t>
+            </w:r>
+          </w:p>
+        </w:tc>
+        <w:tc>
+          <w:tcPr>
+            <w:tcW w:type="dxa" w:w="1872"/>
+            <w:shd w:fill="FFFFFF"/>
+            <w:tcMar>
+              <w:top w:w="100" w:type="dxa"/>
+              <w:bottom w:w="100" w:type="dxa"/>
+              <w:left w:w="140" w:type="dxa"/>
+              <w:right w:w="140" w:type="dxa"/>
+            </w:tcMar>
+            <w:vAlign w:val="center"/>
+          </w:tcPr>
+          <w:p>
+            <w:r>
+              <w:rPr>
+                <w:rFonts w:ascii="Arial" w:hAnsi="Arial"/>
+                <w:color w:val="000000"/>
+                <w:sz w:val="19"/>
+              </w:rPr>
+              <w:t>Vo Minh Canh</w:t>
+            </w:r>
+          </w:p>
+        </w:tc>
+        <w:tc>
+          <w:tcPr>
+            <w:tcW w:type="dxa" w:w="4320"/>
+            <w:shd w:fill="FFFFFF"/>
+            <w:tcMar>
+              <w:top w:w="100" w:type="dxa"/>
+              <w:bottom w:w="100" w:type="dxa"/>
+              <w:left w:w="140" w:type="dxa"/>
+              <w:right w:w="140" w:type="dxa"/>
+            </w:tcMar>
+            <w:vAlign w:val="center"/>
+          </w:tcPr>
+          <w:p>
+            <w:r>
+              <w:rPr>
+                <w:rFonts w:ascii="Arial" w:hAnsi="Arial"/>
+                <w:color w:val="000000"/>
+                <w:sz w:val="19"/>
+              </w:rPr>
+              <w:t>docs: Hoan thien bao cao cuoi ky, slide thuyet trinh va ho so nghiem thu</w:t>
+            </w:r>
+          </w:p>
+        </w:tc>
+      </w:tr>
+    </w:tbl>
+    <w:p>
+      <w:pPr>
+        <w:spacing w:after="160"/>
+      </w:pPr>
+    </w:p>
+    <w:p>
+      <w:pPr>
+        <w:keepNext/>
+        <w:spacing w:before="200" w:after="60"/>
+      </w:pPr>
+      <w:r>
+        <w:rPr>
+          <w:rFonts w:ascii="Arial" w:hAnsi="Arial"/>
+          <w:b/>
+          <w:color w:val="000000"/>
+          <w:sz w:val="24"/>
+        </w:rPr>
+        <w:t>6.4. Bảng theo dõi và xử lý lỗi kỹ thuật thực tế (Bug &amp; Incident Tracker)</w:t>
+      </w:r>
+    </w:p>
+    <w:p>
+      <w:r>
+        <w:t>Trong suốt 6 tuần triển khai hệ thống phân tích Big Data trên 1.6 triệu dòng dữ liệu Sentiment140, nhóm đã ghi nhận, phân tích nguyên nhân gốc rễ và giải quyết triệt để 7 sự cố kỹ thuật then chốt:</w:t>
+      </w:r>
+    </w:p>
+    <w:tbl>
+      <w:tblPr>
+        <w:tblW w:type="auto" w:w="0"/>
+        <w:jc w:val="center"/>
+        <w:tblLook w:firstColumn="1" w:firstRow="1" w:lastColumn="0" w:lastRow="0" w:noHBand="0" w:noVBand="1" w:val="04A0"/>
+        <w:tblBorders>
+          <w:top w:val="single" w:sz="4" w:space="0" w:color="000000"/>
+          <w:left w:val="single" w:sz="4" w:space="0" w:color="000000"/>
+          <w:bottom w:val="single" w:sz="4" w:space="0" w:color="000000"/>
+          <w:right w:val="single" w:sz="4" w:space="0" w:color="000000"/>
+          <w:insideH w:val="single" w:sz="4" w:space="0" w:color="000000"/>
+          <w:insideV w:val="single" w:sz="4" w:space="0" w:color="000000"/>
+        </w:tblBorders>
+      </w:tblPr>
+      <w:tblGrid>
+        <w:gridCol w:w="2340"/>
+        <w:gridCol w:w="2340"/>
+        <w:gridCol w:w="2340"/>
+        <w:gridCol w:w="2340"/>
+      </w:tblGrid>
+      <w:tr>
+        <w:tc>
+          <w:tcPr>
+            <w:tcW w:type="dxa" w:w="864"/>
+            <w:shd w:fill="FFFFFF"/>
+            <w:tcMar>
+              <w:top w:w="120" w:type="dxa"/>
+              <w:bottom w:w="120" w:type="dxa"/>
+              <w:left w:w="140" w:type="dxa"/>
+              <w:right w:w="140" w:type="dxa"/>
+            </w:tcMar>
+          </w:tcPr>
+          <w:p>
+            <w:pPr>
+              <w:jc w:val="center"/>
+            </w:pPr>
+            <w:r>
+              <w:rPr>
+                <w:rFonts w:ascii="Arial" w:hAnsi="Arial"/>
+                <w:b/>
+                <w:color w:val="000000"/>
+                <w:sz w:val="20"/>
+              </w:rPr>
+              <w:t>STT</w:t>
+            </w:r>
+          </w:p>
+        </w:tc>
+        <w:tc>
+          <w:tcPr>
+            <w:tcW w:type="dxa" w:w="2592"/>
+            <w:shd w:fill="FFFFFF"/>
+            <w:tcMar>
+              <w:top w:w="120" w:type="dxa"/>
+              <w:bottom w:w="120" w:type="dxa"/>
+              <w:left w:w="140" w:type="dxa"/>
+              <w:right w:w="140" w:type="dxa"/>
+            </w:tcMar>
+          </w:tcPr>
+          <w:p>
+            <w:pPr>
+              <w:jc w:val="center"/>
+            </w:pPr>
+            <w:r>
+              <w:rPr>
+                <w:rFonts w:ascii="Arial" w:hAnsi="Arial"/>
+                <w:b/>
+                <w:color w:val="000000"/>
+                <w:sz w:val="20"/>
+              </w:rPr>
+              <w:t>Hệ thống &amp; Mã lỗi</w:t>
+            </w:r>
+          </w:p>
+        </w:tc>
+        <w:tc>
+          <w:tcPr>
+            <w:tcW w:type="dxa" w:w="2880"/>
+            <w:shd w:fill="FFFFFF"/>
+            <w:tcMar>
+              <w:top w:w="120" w:type="dxa"/>
+              <w:bottom w:w="120" w:type="dxa"/>
+              <w:left w:w="140" w:type="dxa"/>
+              <w:right w:w="140" w:type="dxa"/>
+            </w:tcMar>
+          </w:tcPr>
+          <w:p>
+            <w:pPr>
+              <w:jc w:val="center"/>
+            </w:pPr>
+            <w:r>
+              <w:rPr>
+                <w:rFonts w:ascii="Arial" w:hAnsi="Arial"/>
+                <w:b/>
+                <w:color w:val="000000"/>
+                <w:sz w:val="20"/>
+              </w:rPr>
+              <w:t>Triệu chứng &amp; Nguyên nhân</w:t>
+            </w:r>
+          </w:p>
+        </w:tc>
+        <w:tc>
+          <w:tcPr>
+            <w:tcW w:type="dxa" w:w="3024"/>
+            <w:shd w:fill="FFFFFF"/>
+            <w:tcMar>
+              <w:top w:w="120" w:type="dxa"/>
+              <w:bottom w:w="120" w:type="dxa"/>
+              <w:left w:w="140" w:type="dxa"/>
+              <w:right w:w="140" w:type="dxa"/>
+            </w:tcMar>
+          </w:tcPr>
+          <w:p>
+            <w:pPr>
+              <w:jc w:val="center"/>
+            </w:pPr>
+            <w:r>
+              <w:rPr>
+                <w:rFonts w:ascii="Arial" w:hAnsi="Arial"/>
+                <w:b/>
+                <w:color w:val="000000"/>
+                <w:sz w:val="20"/>
+              </w:rPr>
+              <w:t>Giải pháp kỹ thuật đã áp dụng</w:t>
+            </w:r>
+          </w:p>
+        </w:tc>
+      </w:tr>
+      <w:tr>
+        <w:tc>
+          <w:tcPr>
+            <w:tcW w:type="dxa" w:w="864"/>
+            <w:shd w:fill="FFFFFF"/>
+            <w:tcMar>
+              <w:top w:w="100" w:type="dxa"/>
+              <w:bottom w:w="100" w:type="dxa"/>
+              <w:left w:w="140" w:type="dxa"/>
+              <w:right w:w="140" w:type="dxa"/>
+            </w:tcMar>
+            <w:vAlign w:val="center"/>
+          </w:tcPr>
+          <w:p>
+            <w:r>
+              <w:rPr>
+                <w:rFonts w:ascii="Arial" w:hAnsi="Arial"/>
+                <w:b/>
+                <w:color w:val="000000"/>
+                <w:sz w:val="19"/>
+              </w:rPr>
+              <w:t>1</w:t>
+            </w:r>
+          </w:p>
+        </w:tc>
+        <w:tc>
+          <w:tcPr>
+            <w:tcW w:type="dxa" w:w="2592"/>
+            <w:shd w:fill="FFFFFF"/>
+            <w:tcMar>
+              <w:top w:w="100" w:type="dxa"/>
+              <w:bottom w:w="100" w:type="dxa"/>
+              <w:left w:w="140" w:type="dxa"/>
+              <w:right w:w="140" w:type="dxa"/>
+            </w:tcMar>
+            <w:vAlign w:val="center"/>
+          </w:tcPr>
+          <w:p>
+            <w:r>
+              <w:rPr>
+                <w:rFonts w:ascii="Arial" w:hAnsi="Arial"/>
+                <w:b/>
+                <w:color w:val="000000"/>
+                <w:sz w:val="19"/>
+              </w:rPr>
+              <w:t>Spark Driver JVM</w:t>
+              <w:br/>
+              <w:t>ERR-01-OOM</w:t>
+            </w:r>
+          </w:p>
+        </w:tc>
+        <w:tc>
+          <w:tcPr>
+            <w:tcW w:type="dxa" w:w="2880"/>
+            <w:shd w:fill="FFFFFF"/>
+            <w:tcMar>
+              <w:top w:w="100" w:type="dxa"/>
+              <w:bottom w:w="100" w:type="dxa"/>
+              <w:left w:w="140" w:type="dxa"/>
+              <w:right w:w="140" w:type="dxa"/>
+            </w:tcMar>
+            <w:vAlign w:val="center"/>
+          </w:tcPr>
+          <w:p>
+            <w:r>
+              <w:rPr>
+                <w:rFonts w:ascii="Arial" w:hAnsi="Arial"/>
+                <w:color w:val="000000"/>
+                <w:sz w:val="19"/>
+              </w:rPr>
+              <w:t>java.lang.OutOfMemoryError khi thu thập 1.6M tweet. Bộ nhớ heap mặc định 1GB không đủ.</w:t>
+            </w:r>
+          </w:p>
+        </w:tc>
+        <w:tc>
+          <w:tcPr>
+            <w:tcW w:type="dxa" w:w="3024"/>
+            <w:shd w:fill="FFFFFF"/>
+            <w:tcMar>
+              <w:top w:w="100" w:type="dxa"/>
+              <w:bottom w:w="100" w:type="dxa"/>
+              <w:left w:w="140" w:type="dxa"/>
+              <w:right w:w="140" w:type="dxa"/>
+            </w:tcMar>
+            <w:vAlign w:val="center"/>
+          </w:tcPr>
+          <w:p>
+            <w:r>
+              <w:rPr>
+                <w:rFonts w:ascii="Arial" w:hAnsi="Arial"/>
+                <w:color w:val="000000"/>
+                <w:sz w:val="19"/>
+              </w:rPr>
+              <w:t>Cấu hình spark.driver.memory=4g, spark.executor.memory=4g. Chuyển toàn bộ collect() sang xử lý phân tán DataFrame.</w:t>
+            </w:r>
+          </w:p>
+        </w:tc>
+      </w:tr>
+      <w:tr>
+        <w:tc>
+          <w:tcPr>
+            <w:tcW w:type="dxa" w:w="864"/>
+            <w:shd w:fill="FFFFFF"/>
+            <w:tcMar>
+              <w:top w:w="100" w:type="dxa"/>
+              <w:bottom w:w="100" w:type="dxa"/>
+              <w:left w:w="140" w:type="dxa"/>
+              <w:right w:w="140" w:type="dxa"/>
+            </w:tcMar>
+            <w:vAlign w:val="center"/>
+          </w:tcPr>
+          <w:p>
+            <w:r>
+              <w:rPr>
+                <w:rFonts w:ascii="Arial" w:hAnsi="Arial"/>
+                <w:b/>
+                <w:color w:val="000000"/>
+                <w:sz w:val="19"/>
+              </w:rPr>
+              <w:t>2</w:t>
+            </w:r>
+          </w:p>
+        </w:tc>
+        <w:tc>
+          <w:tcPr>
+            <w:tcW w:type="dxa" w:w="2592"/>
+            <w:shd w:fill="FFFFFF"/>
+            <w:tcMar>
+              <w:top w:w="100" w:type="dxa"/>
+              <w:bottom w:w="100" w:type="dxa"/>
+              <w:left w:w="140" w:type="dxa"/>
+              <w:right w:w="140" w:type="dxa"/>
+            </w:tcMar>
+            <w:vAlign w:val="center"/>
+          </w:tcPr>
+          <w:p>
+            <w:r>
+              <w:rPr>
+                <w:rFonts w:ascii="Arial" w:hAnsi="Arial"/>
+                <w:b/>
+                <w:color w:val="000000"/>
+                <w:sz w:val="19"/>
+              </w:rPr>
+              <w:t>CSV Ingestion</w:t>
+              <w:br/>
+              <w:t>ERR-02-ENCODING</w:t>
+            </w:r>
+          </w:p>
+        </w:tc>
+        <w:tc>
+          <w:tcPr>
+            <w:tcW w:type="dxa" w:w="2880"/>
+            <w:shd w:fill="FFFFFF"/>
+            <w:tcMar>
+              <w:top w:w="100" w:type="dxa"/>
+              <w:bottom w:w="100" w:type="dxa"/>
+              <w:left w:w="140" w:type="dxa"/>
+              <w:right w:w="140" w:type="dxa"/>
+            </w:tcMar>
+            <w:vAlign w:val="center"/>
+          </w:tcPr>
+          <w:p>
+            <w:r>
+              <w:rPr>
+                <w:rFonts w:ascii="Arial" w:hAnsi="Arial"/>
+                <w:color w:val="000000"/>
+                <w:sz w:val="19"/>
+              </w:rPr>
+              <w:t>Lỗi font chữ, lệch cột do dataset Sentiment140 lưu theo Latin-1 ISO-8859-1 thay vì UTF-8.</w:t>
+            </w:r>
+          </w:p>
+        </w:tc>
+        <w:tc>
+          <w:tcPr>
+            <w:tcW w:type="dxa" w:w="3024"/>
+            <w:shd w:fill="FFFFFF"/>
+            <w:tcMar>
+              <w:top w:w="100" w:type="dxa"/>
+              <w:bottom w:w="100" w:type="dxa"/>
+              <w:left w:w="140" w:type="dxa"/>
+              <w:right w:w="140" w:type="dxa"/>
+            </w:tcMar>
+            <w:vAlign w:val="center"/>
+          </w:tcPr>
+          <w:p>
+            <w:r>
+              <w:rPr>
+                <w:rFonts w:ascii="Arial" w:hAnsi="Arial"/>
+                <w:color w:val="000000"/>
+                <w:sz w:val="19"/>
+              </w:rPr>
+              <w:t>Khai báo tường minh option('encoding', 'ISO-8859-1'). Dùng clean_text_expr giải mã HTML entities và làm sạch regex.</w:t>
+            </w:r>
+          </w:p>
+        </w:tc>
+      </w:tr>
+      <w:tr>
+        <w:tc>
+          <w:tcPr>
+            <w:tcW w:type="dxa" w:w="864"/>
+            <w:shd w:fill="FFFFFF"/>
+            <w:tcMar>
+              <w:top w:w="100" w:type="dxa"/>
+              <w:bottom w:w="100" w:type="dxa"/>
+              <w:left w:w="140" w:type="dxa"/>
+              <w:right w:w="140" w:type="dxa"/>
+            </w:tcMar>
+            <w:vAlign w:val="center"/>
+          </w:tcPr>
+          <w:p>
+            <w:r>
+              <w:rPr>
+                <w:rFonts w:ascii="Arial" w:hAnsi="Arial"/>
+                <w:b/>
+                <w:color w:val="000000"/>
+                <w:sz w:val="19"/>
+              </w:rPr>
+              <w:t>3</w:t>
+            </w:r>
+          </w:p>
+        </w:tc>
+        <w:tc>
+          <w:tcPr>
+            <w:tcW w:type="dxa" w:w="2592"/>
+            <w:shd w:fill="FFFFFF"/>
+            <w:tcMar>
+              <w:top w:w="100" w:type="dxa"/>
+              <w:bottom w:w="100" w:type="dxa"/>
+              <w:left w:w="140" w:type="dxa"/>
+              <w:right w:w="140" w:type="dxa"/>
+            </w:tcMar>
+            <w:vAlign w:val="center"/>
+          </w:tcPr>
+          <w:p>
+            <w:r>
+              <w:rPr>
+                <w:rFonts w:ascii="Arial" w:hAnsi="Arial"/>
+                <w:b/>
+                <w:color w:val="000000"/>
+                <w:sz w:val="19"/>
+              </w:rPr>
+              <w:t>ML Pipeline</w:t>
+              <w:br/>
+              <w:t>ERR-03-LEAKAGE</w:t>
+            </w:r>
+          </w:p>
+        </w:tc>
+        <w:tc>
+          <w:tcPr>
+            <w:tcW w:type="dxa" w:w="2880"/>
+            <w:shd w:fill="FFFFFF"/>
+            <w:tcMar>
+              <w:top w:w="100" w:type="dxa"/>
+              <w:bottom w:w="100" w:type="dxa"/>
+              <w:left w:w="140" w:type="dxa"/>
+              <w:right w:w="140" w:type="dxa"/>
+            </w:tcMar>
+            <w:vAlign w:val="center"/>
+          </w:tcPr>
+          <w:p>
+            <w:r>
+              <w:rPr>
+                <w:rFonts w:ascii="Arial" w:hAnsi="Arial"/>
+                <w:color w:val="000000"/>
+                <w:sz w:val="19"/>
+              </w:rPr>
+              <w:t>Rò rỉ thông tin tác giả giữa Train và Test khi chia ngẫu nhiên bằng randomSplit().</w:t>
+            </w:r>
+          </w:p>
+        </w:tc>
+        <w:tc>
+          <w:tcPr>
+            <w:tcW w:type="dxa" w:w="3024"/>
+            <w:shd w:fill="FFFFFF"/>
+            <w:tcMar>
+              <w:top w:w="100" w:type="dxa"/>
+              <w:bottom w:w="100" w:type="dxa"/>
+              <w:left w:w="140" w:type="dxa"/>
+              <w:right w:w="140" w:type="dxa"/>
+            </w:tcMar>
+            <w:vAlign w:val="center"/>
+          </w:tcPr>
+          <w:p>
+            <w:r>
+              <w:rPr>
+                <w:rFonts w:ascii="Arial" w:hAnsi="Arial"/>
+                <w:color w:val="000000"/>
+                <w:sz w:val="19"/>
+              </w:rPr>
+              <w:t>Cài đặt thuật toán băm xác định xxhash64(concat(id, date, user)) % 100 để chia 70/15/15 và cố định seed=42.</w:t>
+            </w:r>
+          </w:p>
+        </w:tc>
+      </w:tr>
+      <w:tr>
+        <w:tc>
+          <w:tcPr>
+            <w:tcW w:type="dxa" w:w="864"/>
+            <w:shd w:fill="FFFFFF"/>
+            <w:tcMar>
+              <w:top w:w="100" w:type="dxa"/>
+              <w:bottom w:w="100" w:type="dxa"/>
+              <w:left w:w="140" w:type="dxa"/>
+              <w:right w:w="140" w:type="dxa"/>
+            </w:tcMar>
+            <w:vAlign w:val="center"/>
+          </w:tcPr>
+          <w:p>
+            <w:r>
+              <w:rPr>
+                <w:rFonts w:ascii="Arial" w:hAnsi="Arial"/>
+                <w:b/>
+                <w:color w:val="000000"/>
+                <w:sz w:val="19"/>
+              </w:rPr>
+              <w:t>4</w:t>
+            </w:r>
+          </w:p>
+        </w:tc>
+        <w:tc>
+          <w:tcPr>
+            <w:tcW w:type="dxa" w:w="2592"/>
+            <w:shd w:fill="FFFFFF"/>
+            <w:tcMar>
+              <w:top w:w="100" w:type="dxa"/>
+              <w:bottom w:w="100" w:type="dxa"/>
+              <w:left w:w="140" w:type="dxa"/>
+              <w:right w:w="140" w:type="dxa"/>
+            </w:tcMar>
+            <w:vAlign w:val="center"/>
+          </w:tcPr>
+          <w:p>
+            <w:r>
+              <w:rPr>
+                <w:rFonts w:ascii="Arial" w:hAnsi="Arial"/>
+                <w:b/>
+                <w:color w:val="000000"/>
+                <w:sz w:val="19"/>
+              </w:rPr>
+              <w:t>Windows Native</w:t>
+              <w:br/>
+              <w:t>ERR-04-WINUTILS</w:t>
+            </w:r>
+          </w:p>
+        </w:tc>
+        <w:tc>
+          <w:tcPr>
+            <w:tcW w:type="dxa" w:w="2880"/>
+            <w:shd w:fill="FFFFFF"/>
+            <w:tcMar>
+              <w:top w:w="100" w:type="dxa"/>
+              <w:bottom w:w="100" w:type="dxa"/>
+              <w:left w:w="140" w:type="dxa"/>
+              <w:right w:w="140" w:type="dxa"/>
+            </w:tcMar>
+            <w:vAlign w:val="center"/>
+          </w:tcPr>
+          <w:p>
+            <w:r>
+              <w:rPr>
+                <w:rFonts w:ascii="Arial" w:hAnsi="Arial"/>
+                <w:color w:val="000000"/>
+                <w:sz w:val="19"/>
+              </w:rPr>
+              <w:t>Could not locate executable null\bin\winutils.exe khi ghi Parquet trên Windows.</w:t>
+            </w:r>
+          </w:p>
+        </w:tc>
+        <w:tc>
+          <w:tcPr>
+            <w:tcW w:type="dxa" w:w="3024"/>
+            <w:shd w:fill="FFFFFF"/>
+            <w:tcMar>
+              <w:top w:w="100" w:type="dxa"/>
+              <w:bottom w:w="100" w:type="dxa"/>
+              <w:left w:w="140" w:type="dxa"/>
+              <w:right w:w="140" w:type="dxa"/>
+            </w:tcMar>
+            <w:vAlign w:val="center"/>
+          </w:tcPr>
+          <w:p>
+            <w:r>
+              <w:rPr>
+                <w:rFonts w:ascii="Arial" w:hAnsi="Arial"/>
+                <w:color w:val="000000"/>
+                <w:sz w:val="19"/>
+              </w:rPr>
+              <w:t>Tích hợp bộ nhị phân Hadoop 3.3.6 winutils vào .spark-support/winutils/bin/ và gán tự động biến môi trường HADOOP_HOME.</w:t>
+            </w:r>
+          </w:p>
+        </w:tc>
+      </w:tr>
+      <w:tr>
+        <w:tc>
+          <w:tcPr>
+            <w:tcW w:type="dxa" w:w="864"/>
+            <w:shd w:fill="FFFFFF"/>
+            <w:tcMar>
+              <w:top w:w="100" w:type="dxa"/>
+              <w:bottom w:w="100" w:type="dxa"/>
+              <w:left w:w="140" w:type="dxa"/>
+              <w:right w:w="140" w:type="dxa"/>
+            </w:tcMar>
+            <w:vAlign w:val="center"/>
+          </w:tcPr>
+          <w:p>
+            <w:r>
+              <w:rPr>
+                <w:rFonts w:ascii="Arial" w:hAnsi="Arial"/>
+                <w:b/>
+                <w:color w:val="000000"/>
+                <w:sz w:val="19"/>
+              </w:rPr>
+              <w:t>5</w:t>
+            </w:r>
+          </w:p>
+        </w:tc>
+        <w:tc>
+          <w:tcPr>
+            <w:tcW w:type="dxa" w:w="2592"/>
+            <w:shd w:fill="FFFFFF"/>
+            <w:tcMar>
+              <w:top w:w="100" w:type="dxa"/>
+              <w:bottom w:w="100" w:type="dxa"/>
+              <w:left w:w="140" w:type="dxa"/>
+              <w:right w:w="140" w:type="dxa"/>
+            </w:tcMar>
+            <w:vAlign w:val="center"/>
+          </w:tcPr>
+          <w:p>
+            <w:r>
+              <w:rPr>
+                <w:rFonts w:ascii="Arial" w:hAnsi="Arial"/>
+                <w:b/>
+                <w:color w:val="000000"/>
+                <w:sz w:val="19"/>
+              </w:rPr>
+              <w:t>Docker HDFS</w:t>
+              <w:br/>
+              <w:t>ERR-05-SAFEMODE</w:t>
+            </w:r>
+          </w:p>
+        </w:tc>
+        <w:tc>
+          <w:tcPr>
+            <w:tcW w:type="dxa" w:w="2880"/>
+            <w:shd w:fill="FFFFFF"/>
+            <w:tcMar>
+              <w:top w:w="100" w:type="dxa"/>
+              <w:bottom w:w="100" w:type="dxa"/>
+              <w:left w:w="140" w:type="dxa"/>
+              <w:right w:w="140" w:type="dxa"/>
+            </w:tcMar>
+            <w:vAlign w:val="center"/>
+          </w:tcPr>
+          <w:p>
+            <w:r>
+              <w:rPr>
+                <w:rFonts w:ascii="Arial" w:hAnsi="Arial"/>
+                <w:color w:val="000000"/>
+                <w:sz w:val="19"/>
+              </w:rPr>
+              <w:t>NameNode is in safe mode khi nạp file hdfs dfs -put lúc vừa khởi động container.</w:t>
+            </w:r>
+          </w:p>
+        </w:tc>
+        <w:tc>
+          <w:tcPr>
+            <w:tcW w:type="dxa" w:w="3024"/>
+            <w:shd w:fill="FFFFFF"/>
+            <w:tcMar>
+              <w:top w:w="100" w:type="dxa"/>
+              <w:bottom w:w="100" w:type="dxa"/>
+              <w:left w:w="140" w:type="dxa"/>
+              <w:right w:w="140" w:type="dxa"/>
+            </w:tcMar>
+            <w:vAlign w:val="center"/>
+          </w:tcPr>
+          <w:p>
+            <w:r>
+              <w:rPr>
+                <w:rFonts w:ascii="Arial" w:hAnsi="Arial"/>
+                <w:color w:val="000000"/>
+                <w:sz w:val="19"/>
+              </w:rPr>
+              <w:t>Thêm logic kiểm tra hdfs dfsadmin -safemode get, tự động chạy safemode leave và retry 3 lần trong script hdfs_upload.ps1.</w:t>
+            </w:r>
+          </w:p>
+        </w:tc>
+      </w:tr>
+      <w:tr>
+        <w:tc>
+          <w:tcPr>
+            <w:tcW w:type="dxa" w:w="864"/>
+            <w:shd w:fill="FFFFFF"/>
+            <w:tcMar>
+              <w:top w:w="100" w:type="dxa"/>
+              <w:bottom w:w="100" w:type="dxa"/>
+              <w:left w:w="140" w:type="dxa"/>
+              <w:right w:w="140" w:type="dxa"/>
+            </w:tcMar>
+            <w:vAlign w:val="center"/>
+          </w:tcPr>
+          <w:p>
+            <w:r>
+              <w:rPr>
+                <w:rFonts w:ascii="Arial" w:hAnsi="Arial"/>
+                <w:b/>
+                <w:color w:val="000000"/>
+                <w:sz w:val="19"/>
+              </w:rPr>
+              <w:t>6</w:t>
+            </w:r>
+          </w:p>
+        </w:tc>
+        <w:tc>
+          <w:tcPr>
+            <w:tcW w:type="dxa" w:w="2592"/>
+            <w:shd w:fill="FFFFFF"/>
+            <w:tcMar>
+              <w:top w:w="100" w:type="dxa"/>
+              <w:bottom w:w="100" w:type="dxa"/>
+              <w:left w:w="140" w:type="dxa"/>
+              <w:right w:w="140" w:type="dxa"/>
+            </w:tcMar>
+            <w:vAlign w:val="center"/>
+          </w:tcPr>
+          <w:p>
+            <w:r>
+              <w:rPr>
+                <w:rFonts w:ascii="Arial" w:hAnsi="Arial"/>
+                <w:b/>
+                <w:color w:val="000000"/>
+                <w:sz w:val="19"/>
+              </w:rPr>
+              <w:t>Airflow Engine</w:t>
+              <w:br/>
+              <w:t>ERR-06-AIRFLOW-PATH</w:t>
+            </w:r>
+          </w:p>
+        </w:tc>
+        <w:tc>
+          <w:tcPr>
+            <w:tcW w:type="dxa" w:w="2880"/>
+            <w:shd w:fill="FFFFFF"/>
+            <w:tcMar>
+              <w:top w:w="100" w:type="dxa"/>
+              <w:bottom w:w="100" w:type="dxa"/>
+              <w:left w:w="140" w:type="dxa"/>
+              <w:right w:w="140" w:type="dxa"/>
+            </w:tcMar>
+            <w:vAlign w:val="center"/>
+          </w:tcPr>
+          <w:p>
+            <w:r>
+              <w:rPr>
+                <w:rFonts w:ascii="Arial" w:hAnsi="Arial"/>
+                <w:color w:val="000000"/>
+                <w:sz w:val="19"/>
+              </w:rPr>
+              <w:t>FileNotFoundError do không tương thích giữa đường dẫn Windows D:\ và Linux /opt/airflow.</w:t>
+            </w:r>
+          </w:p>
+        </w:tc>
+        <w:tc>
+          <w:tcPr>
+            <w:tcW w:type="dxa" w:w="3024"/>
+            <w:shd w:fill="FFFFFF"/>
+            <w:tcMar>
+              <w:top w:w="100" w:type="dxa"/>
+              <w:bottom w:w="100" w:type="dxa"/>
+              <w:left w:w="140" w:type="dxa"/>
+              <w:right w:w="140" w:type="dxa"/>
+            </w:tcMar>
+            <w:vAlign w:val="center"/>
+          </w:tcPr>
+          <w:p>
+            <w:r>
+              <w:rPr>
+                <w:rFonts w:ascii="Arial" w:hAnsi="Arial"/>
+                <w:color w:val="000000"/>
+                <w:sz w:val="19"/>
+              </w:rPr>
+              <w:t>Chuẩn hóa đường dẫn tương đối bằng pathlib.Path độc lập nền tảng và thiết lập volume mount đồng bộ giữa host và container.</w:t>
+            </w:r>
+          </w:p>
+        </w:tc>
+      </w:tr>
+      <w:tr>
+        <w:tc>
+          <w:tcPr>
+            <w:tcW w:type="dxa" w:w="864"/>
+            <w:shd w:fill="FFFFFF"/>
+            <w:tcMar>
+              <w:top w:w="100" w:type="dxa"/>
+              <w:bottom w:w="100" w:type="dxa"/>
+              <w:left w:w="140" w:type="dxa"/>
+              <w:right w:w="140" w:type="dxa"/>
+            </w:tcMar>
+            <w:vAlign w:val="center"/>
+          </w:tcPr>
+          <w:p>
+            <w:r>
+              <w:rPr>
+                <w:rFonts w:ascii="Arial" w:hAnsi="Arial"/>
+                <w:b/>
+                <w:color w:val="000000"/>
+                <w:sz w:val="19"/>
+              </w:rPr>
+              <w:t>7</w:t>
+            </w:r>
+          </w:p>
+        </w:tc>
+        <w:tc>
+          <w:tcPr>
+            <w:tcW w:type="dxa" w:w="2592"/>
+            <w:shd w:fill="FFFFFF"/>
+            <w:tcMar>
+              <w:top w:w="100" w:type="dxa"/>
+              <w:bottom w:w="100" w:type="dxa"/>
+              <w:left w:w="140" w:type="dxa"/>
+              <w:right w:w="140" w:type="dxa"/>
+            </w:tcMar>
+            <w:vAlign w:val="center"/>
+          </w:tcPr>
+          <w:p>
+            <w:r>
+              <w:rPr>
+                <w:rFonts w:ascii="Arial" w:hAnsi="Arial"/>
+                <w:b/>
+                <w:color w:val="000000"/>
+                <w:sz w:val="19"/>
+              </w:rPr>
+              <w:t>Desktop Tkinter</w:t>
+              <w:br/>
+              <w:t>ERR-07-GUI-FREEZE</w:t>
+            </w:r>
+          </w:p>
+        </w:tc>
+        <w:tc>
+          <w:tcPr>
+            <w:tcW w:type="dxa" w:w="2880"/>
+            <w:shd w:fill="FFFFFF"/>
+            <w:tcMar>
+              <w:top w:w="100" w:type="dxa"/>
+              <w:bottom w:w="100" w:type="dxa"/>
+              <w:left w:w="140" w:type="dxa"/>
+              <w:right w:w="140" w:type="dxa"/>
+            </w:tcMar>
+            <w:vAlign w:val="center"/>
+          </w:tcPr>
+          <w:p>
+            <w:r>
+              <w:rPr>
+                <w:rFonts w:ascii="Arial" w:hAnsi="Arial"/>
+                <w:color w:val="000000"/>
+                <w:sz w:val="19"/>
+              </w:rPr>
+              <w:t>Cửa sổ Desktop GUI bị treo (Not Responding) khi chạy Spark job trên Main Thread.</w:t>
+            </w:r>
+          </w:p>
+        </w:tc>
+        <w:tc>
+          <w:tcPr>
+            <w:tcW w:type="dxa" w:w="3024"/>
+            <w:shd w:fill="FFFFFF"/>
+            <w:tcMar>
+              <w:top w:w="100" w:type="dxa"/>
+              <w:bottom w:w="100" w:type="dxa"/>
+              <w:left w:w="140" w:type="dxa"/>
+              <w:right w:w="140" w:type="dxa"/>
+            </w:tcMar>
+            <w:vAlign w:val="center"/>
+          </w:tcPr>
+          <w:p>
+            <w:r>
+              <w:rPr>
+                <w:rFonts w:ascii="Arial" w:hAnsi="Arial"/>
+                <w:color w:val="000000"/>
+                <w:sz w:val="19"/>
+              </w:rPr>
+              <w:t>Tái cấu trúc theo mô hình đa luồng: Spark chạy trong threading.Thread(daemon=True), truyền log qua queue.Queue và root.after().</w:t>
+            </w:r>
+          </w:p>
+        </w:tc>
+      </w:tr>
+    </w:tbl>
+    <w:p>
+      <w:pPr>
+        <w:spacing w:after="120"/>
+      </w:pPr>
+    </w:p>
+    <w:p>
+      <w:pPr>
+        <w:keepNext/>
+        <w:spacing w:before="200" w:after="60"/>
+      </w:pPr>
+      <w:r>
+        <w:rPr>
+          <w:rFonts w:ascii="Arial" w:hAnsi="Arial"/>
+          <w:b/>
+          <w:color w:val="000000"/>
+          <w:sz w:val="24"/>
+        </w:rPr>
+        <w:t>6.5. Danh mục trọn bộ hồ sơ nghiệm thu đính kèm bàn giao</w:t>
+      </w:r>
+    </w:p>
+    <w:p>
+      <w:r>
+        <w:t>Toàn bộ hồ sơ nghiệm thu được đóng gói hoàn chỉnh trong tệp nén: report/Nhom09_BaoCaoCuoiKy_BigData_HoSoNghiemThu.zip, đồng thời phân rã thành các thư mục trực tiếp sẵn sàng kiểm chứng độc lập trên máy chấm thi:</w:t>
         <w:br/>
-        <w:t>2. Tinh chỉnh kịch bản demo trực tiếp trước giảng viên trên giao diện Desktop GUI và chuẩn bị video quay màn hình dự phòng.</w:t>
+        <w:t>1. source_code/: Toàn bộ mã nguồn chạy được (main.py, gui.py, twitter_spark/, dags/, docker/, scripts/, tests/).</w:t>
         <w:br/>
-        <w:t>3. Rà soát, căn chỉnh định dạng tài liệu báo cáo tổng kết cuối kỳ đầy đủ theo biểu mẫu của Nhà trường.</w:t>
+        <w:t>2. video_demo/: Tệp video MP4 (video_demo_gui_pipeline.mp4, 45s HD 1280x720) quay màn hình trực tiếp và README_VideoDemo.md.</w:t>
+        <w:br/>
+        <w:t>3. tables/: Trọn bộ 10 bảng dữ liệu định lượng CSV từ Spark SQL và MLlib.</w:t>
+        <w:br/>
+        <w:t>4. charts/: Trọn bộ 7 biểu đồ phân tích thực nghiệm PNG (Hình 5.1 đến Hình 5.7).</w:t>
+        <w:br/>
+        <w:t>5. figures/: Trọn bộ 14 hình ảnh gốc chất lượng cao (Sơ đồ kiến trúc Hình 3.1, Airflow UI, HDFS UI, Dashboard GUI, v.v.).</w:t>
+        <w:br/>
+        <w:t>6. logs/: Trọn bộ 8 tệp log thực tế (HDFS upload, Spark execution show(5), Airflow 9 tasks, 14 Unit tests, Git commit, Bảng lỗi).</w:t>
+        <w:br/>
+        <w:t>7. Tài liệu báo cáo: PDF (31 trang), DOCX (3.3MB), Slide PPTX và Báo cáo tiến độ &amp; Xử lý lỗi (BaoCaoTienDo_Va_BangXuLyLoi.md).</w:t>
       </w:r>
     </w:p>
     <w:p>
       <w:pPr>
+        <w:spacing w:after="160"/>
+      </w:pPr>
+    </w:p>
+    <w:p>
+      <w:pPr>
         <w:keepNext/>
+        <w:pageBreakBefore/>
         <w:spacing w:before="280" w:after="80"/>
       </w:pPr>
       <w:r>
         <w:rPr>
           <w:rFonts w:ascii="Arial" w:hAnsi="Arial"/>
           <w:b/>
-          <w:color w:val="1F4E79"/>
+          <w:color w:val="000000"/>
           <w:sz w:val="28"/>
         </w:rPr>
         <w:t>7. PHÂN CÔNG CÔNG VIỆC VÀ TIẾN ĐỘ THÀNH VIÊN</w:t>
@@ -3434,6 +9290,14 @@
         <w:tblW w:type="auto" w:w="0"/>
         <w:jc w:val="center"/>
         <w:tblLook w:firstColumn="1" w:firstRow="1" w:lastColumn="0" w:lastRow="0" w:noHBand="0" w:noVBand="1" w:val="04A0"/>
+        <w:tblBorders>
+          <w:top w:val="single" w:sz="4" w:space="0" w:color="000000"/>
+          <w:left w:val="single" w:sz="4" w:space="0" w:color="000000"/>
+          <w:bottom w:val="single" w:sz="4" w:space="0" w:color="000000"/>
+          <w:right w:val="single" w:sz="4" w:space="0" w:color="000000"/>
+          <w:insideH w:val="single" w:sz="4" w:space="0" w:color="000000"/>
+          <w:insideV w:val="single" w:sz="4" w:space="0" w:color="000000"/>
+        </w:tblBorders>
       </w:tblPr>
       <w:tblGrid>
         <w:gridCol w:w="2340"/>
@@ -3445,7 +9309,7 @@
         <w:tc>
           <w:tcPr>
             <w:tcW w:type="dxa" w:w="2160"/>
-            <w:shd w:fill="1F4E79"/>
+            <w:shd w:fill="FFFFFF"/>
             <w:tcMar>
               <w:top w:w="120" w:type="dxa"/>
               <w:bottom w:w="120" w:type="dxa"/>
@@ -3461,7 +9325,7 @@
               <w:rPr>
                 <w:rFonts w:ascii="Arial" w:hAnsi="Arial"/>
                 <w:b/>
-                <w:color w:val="FFFFFF"/>
+                <w:color w:val="000000"/>
                 <w:sz w:val="20"/>
               </w:rPr>
               <w:t>Họ và tên</w:t>
@@ -3471,7 +9335,7 @@
         <w:tc>
           <w:tcPr>
             <w:tcW w:type="dxa" w:w="1584"/>
-            <w:shd w:fill="1F4E79"/>
+            <w:shd w:fill="FFFFFF"/>
             <w:tcMar>
               <w:top w:w="120" w:type="dxa"/>
               <w:bottom w:w="120" w:type="dxa"/>
@@ -3487,7 +9351,7 @@
               <w:rPr>
                 <w:rFonts w:ascii="Arial" w:hAnsi="Arial"/>
                 <w:b/>
-                <w:color w:val="FFFFFF"/>
+                <w:color w:val="000000"/>
                 <w:sz w:val="20"/>
               </w:rPr>
               <w:t>MSSV</w:t>
@@ -3497,7 +9361,7 @@
         <w:tc>
           <w:tcPr>
             <w:tcW w:type="dxa" w:w="2448"/>
-            <w:shd w:fill="1F4E79"/>
+            <w:shd w:fill="FFFFFF"/>
             <w:tcMar>
               <w:top w:w="120" w:type="dxa"/>
               <w:bottom w:w="120" w:type="dxa"/>
@@ -3513,7 +9377,7 @@
               <w:rPr>
                 <w:rFonts w:ascii="Arial" w:hAnsi="Arial"/>
                 <w:b/>
-                <w:color w:val="FFFFFF"/>
+                <w:color w:val="000000"/>
                 <w:sz w:val="20"/>
               </w:rPr>
               <w:t>Vai trò chính</w:t>
@@ -3523,7 +9387,7 @@
         <w:tc>
           <w:tcPr>
             <w:tcW w:type="dxa" w:w="3168"/>
-            <w:shd w:fill="1F4E79"/>
+            <w:shd w:fill="FFFFFF"/>
             <w:tcMar>
               <w:top w:w="120" w:type="dxa"/>
               <w:bottom w:w="120" w:type="dxa"/>
@@ -3539,7 +9403,7 @@
               <w:rPr>
                 <w:rFonts w:ascii="Arial" w:hAnsi="Arial"/>
                 <w:b/>
-                <w:color w:val="FFFFFF"/>
+                <w:color w:val="000000"/>
                 <w:sz w:val="20"/>
               </w:rPr>
               <w:t>Nhiệm vụ trọng tâm đã hoàn thành</w:t>
@@ -3551,7 +9415,7 @@
         <w:tc>
           <w:tcPr>
             <w:tcW w:type="dxa" w:w="2160"/>
-            <w:shd w:fill="F9FBFD"/>
+            <w:shd w:fill="FFFFFF"/>
             <w:tcMar>
               <w:top w:w="100" w:type="dxa"/>
               <w:bottom w:w="100" w:type="dxa"/>
@@ -3565,6 +9429,7 @@
               <w:rPr>
                 <w:rFonts w:ascii="Arial" w:hAnsi="Arial"/>
                 <w:b/>
+                <w:color w:val="000000"/>
                 <w:sz w:val="19"/>
               </w:rPr>
               <w:t>Võ Minh Cảnh</w:t>
@@ -3574,7 +9439,7 @@
         <w:tc>
           <w:tcPr>
             <w:tcW w:type="dxa" w:w="1584"/>
-            <w:shd w:fill="F9FBFD"/>
+            <w:shd w:fill="FFFFFF"/>
             <w:tcMar>
               <w:top w:w="100" w:type="dxa"/>
               <w:bottom w:w="100" w:type="dxa"/>
@@ -3587,6 +9452,7 @@
             <w:r>
               <w:rPr>
                 <w:rFonts w:ascii="Arial" w:hAnsi="Arial"/>
+                <w:color w:val="000000"/>
                 <w:sz w:val="19"/>
               </w:rPr>
               <w:t>2001230065</w:t>
@@ -3596,7 +9462,7 @@
         <w:tc>
           <w:tcPr>
             <w:tcW w:type="dxa" w:w="2448"/>
-            <w:shd w:fill="F9FBFD"/>
+            <w:shd w:fill="FFFFFF"/>
             <w:tcMar>
               <w:top w:w="100" w:type="dxa"/>
               <w:bottom w:w="100" w:type="dxa"/>
@@ -3609,6 +9475,7 @@
             <w:r>
               <w:rPr>
                 <w:rFonts w:ascii="Arial" w:hAnsi="Arial"/>
+                <w:color w:val="000000"/>
                 <w:sz w:val="19"/>
               </w:rPr>
               <w:t>Nhóm trưởng</w:t>
@@ -3620,7 +9487,7 @@
         <w:tc>
           <w:tcPr>
             <w:tcW w:type="dxa" w:w="3168"/>
-            <w:shd w:fill="F9FBFD"/>
+            <w:shd w:fill="FFFFFF"/>
             <w:tcMar>
               <w:top w:w="100" w:type="dxa"/>
               <w:bottom w:w="100" w:type="dxa"/>
@@ -3633,6 +9500,7 @@
             <w:r>
               <w:rPr>
                 <w:rFonts w:ascii="Arial" w:hAnsi="Arial"/>
+                <w:color w:val="000000"/>
                 <w:sz w:val="19"/>
               </w:rPr>
               <w:t>• Thiết lập môi trường Python, PySpark.</w:t>
@@ -3664,6 +9532,7 @@
               <w:rPr>
                 <w:rFonts w:ascii="Arial" w:hAnsi="Arial"/>
                 <w:b/>
+                <w:color w:val="000000"/>
                 <w:sz w:val="19"/>
               </w:rPr>
               <w:t>Hồ Thị Thanh Nhã</w:t>
@@ -3686,6 +9555,7 @@
             <w:r>
               <w:rPr>
                 <w:rFonts w:ascii="Arial" w:hAnsi="Arial"/>
+                <w:color w:val="000000"/>
                 <w:sz w:val="19"/>
               </w:rPr>
               <w:t>2001230592</w:t>
@@ -3708,6 +9578,7 @@
             <w:r>
               <w:rPr>
                 <w:rFonts w:ascii="Arial" w:hAnsi="Arial"/>
+                <w:color w:val="000000"/>
                 <w:sz w:val="19"/>
               </w:rPr>
               <w:t>Thành viên</w:t>
@@ -3732,6 +9603,7 @@
             <w:r>
               <w:rPr>
                 <w:rFonts w:ascii="Arial" w:hAnsi="Arial"/>
+                <w:color w:val="000000"/>
                 <w:sz w:val="19"/>
               </w:rPr>
               <w:t>• Khảo sát và triển khai cụm Hadoop HDFS trên Docker.</w:t>
